--- a/downloads/teacher/ai-1-week-04.docx
+++ b/downloads/teacher/ai-1-week-04.docx
@@ -3062,6 +3062,396 @@
         <w:t>Document whether the sorter’s rules were teacher-written or chosen from examples, retaining candidate errors.</w:t>
       </w:r>
     </w:p>
+    <w:p>
+      <w:pPr>
+        <w:pStyle w:val="Heading1"/>
+      </w:pPr>
+      <w:r>
+        <w:t>07. Prepare, teach and assess</w:t>
+      </w:r>
+    </w:p>
+    <w:p>
+      <w:r>
+        <w:t>Teaching target: Execute a stated rule including its boundary</w:t>
+      </w:r>
+    </w:p>
+    <w:p>
+      <w:r>
+        <w:t>Prepare the labelled worked-case picture, the matching workbook, fictional input cards and a place for individual responses. No paid AI account is required for the paper reasoning activities.</w:t>
+      </w:r>
+    </w:p>
+    <w:tbl>
+      <w:tblPr>
+        <w:tblStyle w:val="LightShading-Accent1"/>
+        <w:tblW w:type="auto" w:w="0"/>
+        <w:tblLook w:firstColumn="1" w:firstRow="1" w:lastColumn="0" w:lastRow="0" w:noHBand="0" w:noVBand="1" w:val="04A0"/>
+      </w:tblPr>
+      <w:tblGrid>
+        <w:gridCol w:w="3408"/>
+        <w:gridCol w:w="3408"/>
+        <w:gridCol w:w="3408"/>
+      </w:tblGrid>
+      <w:tr>
+        <w:trPr>
+          <w:tblHeader/>
+        </w:trPr>
+        <w:tc>
+          <w:tcPr>
+            <w:tcW w:type="dxa" w:w="3408"/>
+          </w:tcPr>
+          <w:p>
+            <w:r>
+              <w:t>Session</w:t>
+            </w:r>
+          </w:p>
+        </w:tc>
+        <w:tc>
+          <w:tcPr>
+            <w:tcW w:type="dxa" w:w="3408"/>
+          </w:tcPr>
+          <w:p>
+            <w:r>
+              <w:t>Plan</w:t>
+            </w:r>
+          </w:p>
+        </w:tc>
+        <w:tc>
+          <w:tcPr>
+            <w:tcW w:type="dxa" w:w="3408"/>
+          </w:tcPr>
+          <w:p>
+            <w:r>
+              <w:t>Resources</w:t>
+            </w:r>
+          </w:p>
+        </w:tc>
+      </w:tr>
+      <w:tr>
+        <w:tc>
+          <w:tcPr>
+            <w:tcW w:type="dxa" w:w="3408"/>
+          </w:tcPr>
+          <w:p>
+            <w:r>
+              <w:t>Session 1 · Understand · 45 min</w:t>
+            </w:r>
+          </w:p>
+        </w:tc>
+        <w:tc>
+          <w:tcPr>
+            <w:tcW w:type="dxa" w:w="3408"/>
+          </w:tcPr>
+          <w:p>
+            <w:r>
+              <w:t>0–7: recall and prerequisite; 7–15: inspect the concrete case and predict; 15–30: teacher models the worked trace; 30–40: learners explain a step using the text and visual; 40–45: check the core idea.</w:t>
+            </w:r>
+          </w:p>
+        </w:tc>
+        <w:tc>
+          <w:tcPr>
+            <w:tcW w:type="dxa" w:w="3408"/>
+          </w:tcPr>
+          <w:p>
+            <w:r>
+              <w:t>Sections 1–6; record the brief recall in the workbook.</w:t>
+            </w:r>
+          </w:p>
+        </w:tc>
+      </w:tr>
+      <w:tr>
+        <w:tc>
+          <w:tcPr>
+            <w:tcW w:type="dxa" w:w="3408"/>
+          </w:tcPr>
+          <w:p>
+            <w:r>
+              <w:t>Session 2 · Practise · 45 min</w:t>
+            </w:r>
+          </w:p>
+        </w:tc>
+        <w:tc>
+          <w:tcPr>
+            <w:tcW w:type="dxa" w:w="3408"/>
+          </w:tcPr>
+          <w:p>
+            <w:r>
+              <w:t>0–5: retrieve the procedure; 5–15: W2 completion practice; 15–23: explain and check with a partner; 23–30: each learner answers the misconception check; 30–40: targeted reteaching or a harder variation; 40–45: prepare the investigation.</w:t>
+            </w:r>
+          </w:p>
+        </w:tc>
+        <w:tc>
+          <w:tcPr>
+            <w:tcW w:type="dxa" w:w="3408"/>
+          </w:tcPr>
+          <w:p>
+            <w:r>
+              <w:t>Sections 7–10; use the matching workbook W2 and misconception check.</w:t>
+            </w:r>
+          </w:p>
+        </w:tc>
+      </w:tr>
+      <w:tr>
+        <w:tc>
+          <w:tcPr>
+            <w:tcW w:type="dxa" w:w="3408"/>
+          </w:tcPr>
+          <w:p>
+            <w:r>
+              <w:t>Session 3 · Investigate and transfer · 45 min</w:t>
+            </w:r>
+          </w:p>
+        </w:tc>
+        <w:tc>
+          <w:tcPr>
+            <w:tcW w:type="dxa" w:w="3408"/>
+          </w:tcPr>
+          <w:p>
+            <w:r>
+              <w:t>0–5: retrieve the decision rule; 5–20: investigate or trace; 20–30: start the independent case; 30–38: connect the project; 38–43: act on feedback; 43–45: plan the return check.</w:t>
+            </w:r>
+          </w:p>
+        </w:tc>
+        <w:tc>
+          <w:tcPr>
+            <w:tcW w:type="dxa" w:w="3408"/>
+          </w:tcPr>
+          <w:p>
+            <w:r>
+              <w:t>Sections 9 and 11–14. Give extra time to finish the full task set; use Section 15 when the week includes a coding lab.</w:t>
+            </w:r>
+          </w:p>
+        </w:tc>
+      </w:tr>
+    </w:tbl>
+    <w:p>
+      <w:r>
+        <w:t>Before class, solve the supported practice: Widths 1, 3, 5, 7 have labels narrow, narrow, wide, wide. For candidates 3 and 5, list all predictions using wide when width is at least the candidate. Count disagreements and select the lower-error candidate.</w:t>
+      </w:r>
+    </w:p>
+    <w:p>
+      <w:r>
+        <w:t>Reasoned practice answer: Threshold 3: narrow, wide, wide, wide; one disagreement at 3. Threshold 5: narrow, narrow, wide, wide; zero disagreements. Select 5 among these candidates based on these examples only.</w:t>
+      </w:r>
+    </w:p>
+    <w:p>
+      <w:r>
+        <w:t>Check every learner before discussion: Use the worked case for Rules and learned patterns. Proposed explanation: “A learned rule cannot be written simply”. Decide whether this explanation is supported. Point to the step or supplied fact that decides; explain your repair if needed.</w:t>
+      </w:r>
+    </w:p>
+    <w:p>
+      <w:r>
+        <w:t>Misconception repair: The selection procedure can fit a single threshold. Complexity is not the definition of fitting.</w:t>
+      </w:r>
+    </w:p>
+    <w:p>
+      <w:r>
+        <w:t>Support: read the exact case aloud, enlarge the labelled picture, supply input cards and model only the first deciding step. Accept a spoken explanation or drawing; retain the reasoning goal.</w:t>
+      </w:r>
+    </w:p>
+    <w:p>
+      <w:r>
+        <w:t>Extension: Give a new pebble diameter 5 instead of 4. Require a prediction and a reason before comparing. Expected result: The selected rule predicts large. Reason: At least includes equality, so 5 meets the boundary.</w:t>
+      </w:r>
+    </w:p>
+    <w:p>
+      <w:r>
+        <w:t>Independent assessment: withhold the reserved answer until the learner has attempted the new case. Record support separately from correctness.</w:t>
+      </w:r>
+    </w:p>
+    <w:tbl>
+      <w:tblPr>
+        <w:tblStyle w:val="LightShading-Accent1"/>
+        <w:tblW w:type="auto" w:w="0"/>
+        <w:tblLook w:firstColumn="1" w:firstRow="1" w:lastColumn="0" w:lastRow="0" w:noHBand="0" w:noVBand="1" w:val="04A0"/>
+      </w:tblPr>
+      <w:tblGrid>
+        <w:gridCol w:w="2556"/>
+        <w:gridCol w:w="2556"/>
+        <w:gridCol w:w="2556"/>
+        <w:gridCol w:w="2556"/>
+      </w:tblGrid>
+      <w:tr>
+        <w:trPr>
+          <w:tblHeader/>
+        </w:trPr>
+        <w:tc>
+          <w:tcPr>
+            <w:tcW w:type="dxa" w:w="2556"/>
+          </w:tcPr>
+          <w:p>
+            <w:r>
+              <w:t>Criterion</w:t>
+            </w:r>
+          </w:p>
+        </w:tc>
+        <w:tc>
+          <w:tcPr>
+            <w:tcW w:type="dxa" w:w="2556"/>
+          </w:tcPr>
+          <w:p>
+            <w:r>
+              <w:t>Not yet</w:t>
+            </w:r>
+          </w:p>
+        </w:tc>
+        <w:tc>
+          <w:tcPr>
+            <w:tcW w:type="dxa" w:w="2556"/>
+          </w:tcPr>
+          <w:p>
+            <w:r>
+              <w:t>With support</w:t>
+            </w:r>
+          </w:p>
+        </w:tc>
+        <w:tc>
+          <w:tcPr>
+            <w:tcW w:type="dxa" w:w="2556"/>
+          </w:tcPr>
+          <w:p>
+            <w:r>
+              <w:t>Independent</w:t>
+            </w:r>
+          </w:p>
+        </w:tc>
+      </w:tr>
+      <w:tr>
+        <w:tc>
+          <w:tcPr>
+            <w:tcW w:type="dxa" w:w="2556"/>
+          </w:tcPr>
+          <w:p>
+            <w:r>
+              <w:t>Explanation</w:t>
+            </w:r>
+          </w:p>
+        </w:tc>
+        <w:tc>
+          <w:tcPr>
+            <w:tcW w:type="dxa" w:w="2556"/>
+          </w:tcPr>
+          <w:p>
+            <w:r>
+              <w:t>Names an answer without a deciding fact</w:t>
+            </w:r>
+          </w:p>
+        </w:tc>
+        <w:tc>
+          <w:tcPr>
+            <w:tcW w:type="dxa" w:w="2556"/>
+          </w:tcPr>
+          <w:p>
+            <w:r>
+              <w:t>Uses a hint to link fact and decision</w:t>
+            </w:r>
+          </w:p>
+        </w:tc>
+        <w:tc>
+          <w:tcPr>
+            <w:tcW w:type="dxa" w:w="2556"/>
+          </w:tcPr>
+          <w:p>
+            <w:r>
+              <w:t>Explains the deciding fact in own words</w:t>
+            </w:r>
+          </w:p>
+        </w:tc>
+      </w:tr>
+      <w:tr>
+        <w:tc>
+          <w:tcPr>
+            <w:tcW w:type="dxa" w:w="2556"/>
+          </w:tcPr>
+          <w:p>
+            <w:r>
+              <w:t>Trace or test</w:t>
+            </w:r>
+          </w:p>
+        </w:tc>
+        <w:tc>
+          <w:tcPr>
+            <w:tcW w:type="dxa" w:w="2556"/>
+          </w:tcPr>
+          <w:p>
+            <w:r>
+              <w:t>Cannot connect input and result</w:t>
+            </w:r>
+          </w:p>
+        </w:tc>
+        <w:tc>
+          <w:tcPr>
+            <w:tcW w:type="dxa" w:w="2556"/>
+          </w:tcPr>
+          <w:p>
+            <w:r>
+              <w:t>Completes steps with prompts</w:t>
+            </w:r>
+          </w:p>
+        </w:tc>
+        <w:tc>
+          <w:tcPr>
+            <w:tcW w:type="dxa" w:w="2556"/>
+          </w:tcPr>
+          <w:p>
+            <w:r>
+              <w:t>Traces or tests a changed case accurately</w:t>
+            </w:r>
+          </w:p>
+        </w:tc>
+      </w:tr>
+      <w:tr>
+        <w:tc>
+          <w:tcPr>
+            <w:tcW w:type="dxa" w:w="2556"/>
+          </w:tcPr>
+          <w:p>
+            <w:r>
+              <w:t>Limits and revision</w:t>
+            </w:r>
+          </w:p>
+        </w:tc>
+        <w:tc>
+          <w:tcPr>
+            <w:tcW w:type="dxa" w:w="2556"/>
+          </w:tcPr>
+          <w:p>
+            <w:r>
+              <w:t>Claims more than evidence supports</w:t>
+            </w:r>
+          </w:p>
+        </w:tc>
+        <w:tc>
+          <w:tcPr>
+            <w:tcW w:type="dxa" w:w="2556"/>
+          </w:tcPr>
+          <w:p>
+            <w:r>
+              <w:t>Names a limit after a prompt</w:t>
+            </w:r>
+          </w:p>
+        </w:tc>
+        <w:tc>
+          <w:tcPr>
+            <w:tcW w:type="dxa" w:w="2556"/>
+          </w:tcPr>
+          <w:p>
+            <w:r>
+              <w:t>States a defensible limit and useful next test</w:t>
+            </w:r>
+          </w:p>
+        </w:tc>
+      </w:tr>
+    </w:tbl>
+    <w:p>
+      <w:r>
+        <w:t>Project checkpoint: Frame the need. Name the user, the problem, allowed inputs and a safe simple starting method.</w:t>
+      </w:r>
+    </w:p>
+    <w:p>
+      <w:r>
+        <w:t>Use the weekly teacher answer for topic-specific reasoning. A saved progress tick is an activity record; judge mastery from the learner’s explanation and evidence.</w:t>
+      </w:r>
+    </w:p>
     <w:sectPr>
       <w:pgSz w:w="12240" w:h="15840"/>
       <w:pgMar w:top="936" w:right="1008" w:bottom="936" w:left="1008" w:header="720" w:footer="720" w:gutter="0"/>

--- a/downloads/teacher/ai-1-week-04.docx
+++ b/downloads/teacher/ai-1-week-04.docx
@@ -3452,6 +3452,39 @@
         <w:t>Use the weekly teacher answer for topic-specific reasoning. A saved progress tick is an activity record; judge mastery from the learner’s explanation and evidence.</w:t>
       </w:r>
     </w:p>
+    <w:p>
+      <w:pPr>
+        <w:pStyle w:val="Heading1"/>
+      </w:pPr>
+      <w:r>
+        <w:t>08. Use feedback, labs and repair paths</w:t>
+      </w:r>
+    </w:p>
+    <w:p>
+      <w:r>
+        <w:t>Use the two formative questions as supported practice, not as independent mastery scores. Discuss the deciding evidence rather than accepting a guessed selection.</w:t>
+      </w:r>
+    </w:p>
+    <w:p>
+      <w:r>
+        <w:t>The feedback comes from the reviewed public worked case. Do not reveal the separately reserved independent teacher answer until the learner has attempted that case.</w:t>
+      </w:r>
+    </w:p>
+    <w:p>
+      <w:r>
+        <w:t>Ask students to predict before running code. Preserve errors and actual outputs; collect a changed test and an explanation. The branch-boundary and indexing lessons deliberately include failure cases.</w:t>
+      </w:r>
+    </w:p>
+    <w:p>
+      <w:r>
+        <w:t>Use the earlier worked-explanation links to address a specific missing building block, then return to the current question. Adapt this suggestion after observing the learner; it is not an automatic diagnosis.</w:t>
+      </w:r>
+    </w:p>
+    <w:p>
+      <w:r>
+        <w:t>Collect the completed-work portfolio as evidence. Record support separately from correctness, and assess explanation, trace/test and limitations. Progress ticks and quiz selections alone do not establish mastery.</w:t>
+      </w:r>
+    </w:p>
     <w:sectPr>
       <w:pgSz w:w="12240" w:h="15840"/>
       <w:pgMar w:top="936" w:right="1008" w:bottom="936" w:left="1008" w:header="720" w:footer="720" w:gutter="0"/>

--- a/downloads/teacher/ai-1-week-04.docx
+++ b/downloads/teacher/ai-1-week-04.docx
@@ -29,6 +29,11 @@
       </w:r>
     </w:p>
     <w:p>
+      <w:r>
+        <w:t>Prepare Rules or Learned Patterns?: check the target, prerequisites, resources and adaptable teaching schedule.</w:t>
+      </w:r>
+    </w:p>
+    <w:p>
       <w:pPr>
         <w:pStyle w:val="Heading3"/>
       </w:pPr>
@@ -37,7 +42,13 @@
       </w:r>
     </w:p>
     <w:p>
-      <w:r>
+      <w:pPr>
+        <w:spacing w:line="336" w:lineRule="auto" w:after="180"/>
+      </w:pPr>
+      <w:r>
+        <w:rPr>
+          <w:b w:val="0"/>
+        </w:rPr>
         <w:t>Primary target: Execute a stated rule including its boundary</w:t>
       </w:r>
     </w:p>
@@ -185,8 +196,37 @@
       </w:tr>
     </w:tbl>
     <w:p>
-      <w:r>
-        <w:t>This is a starting allocation of 135 minutes, not a validated duration. Preserve all named topics. Schedule extra time for connected examples, the full investigation, independent cases and project building. Repeated copies of a case share one recorded attempt; they are not new evidence.</w:t>
+      <w:pPr>
+        <w:spacing w:line="336" w:lineRule="auto" w:after="180"/>
+      </w:pPr>
+      <w:r>
+        <w:rPr>
+          <w:b w:val="0"/>
+        </w:rPr>
+        <w:t>This is a starting allocation of 135 minutes, not a validated duration. Preserve all named topics. Schedule extra time for connected examples, the full investigation, independent cases and project building.</w:t>
+      </w:r>
+    </w:p>
+    <w:p>
+      <w:pPr>
+        <w:spacing w:line="336" w:lineRule="auto" w:after="180"/>
+      </w:pPr>
+      <w:r>
+        <w:rPr>
+          <w:b w:val="0"/>
+        </w:rPr>
+        <w:t xml:space="preserve">Repeated copies of a case share one recorded attempt; they are not new </w:t>
+      </w:r>
+      <w:r>
+        <w:rPr>
+          <w:b/>
+        </w:rPr>
+        <w:t>evidence</w:t>
+      </w:r>
+      <w:r>
+        <w:rPr>
+          <w:b w:val="0"/>
+        </w:rPr>
+        <w:t>.</w:t>
       </w:r>
     </w:p>
     <w:p>
@@ -206,18 +246,59 @@
       </w:r>
     </w:p>
     <w:p>
-      <w:r>
+      <w:pPr>
+        <w:spacing w:line="336" w:lineRule="auto" w:after="180"/>
+      </w:pPr>
+      <w:r>
+        <w:rPr>
+          <w:b w:val="0"/>
+        </w:rPr>
         <w:t>Without opening the old lesson, explain one key idea from Sensors Are Messengers. Give an example and a mistake that the idea helps you avoid.</w:t>
       </w:r>
     </w:p>
     <w:p>
-      <w:r>
+      <w:pPr>
+        <w:spacing w:line="336" w:lineRule="auto" w:after="180"/>
+      </w:pPr>
+      <w:r>
+        <w:rPr>
+          <w:b w:val="0"/>
+        </w:rPr>
         <w:t>Look for: Describe a measurement using its quantity, value, unit and conditions</w:t>
       </w:r>
     </w:p>
     <w:p>
-      <w:r>
-        <w:t>Reference example, not the only acceptable wording: Keep the observed value 24 and approximate time lunchtime; mark the unit, exact time if needed, location, exposure and device identity as unknown or to be checked. A suitable completed record needs air temperature, value, unit and relevant conditions. Invented degrees C or shade is not an observation.</w:t>
+      <w:pPr>
+        <w:spacing w:line="336" w:lineRule="auto" w:after="180"/>
+      </w:pPr>
+      <w:r>
+        <w:rPr>
+          <w:b w:val="0"/>
+        </w:rPr>
+        <w:t>Reference example, not the only acceptable wording: Keep the observed value 24 and approximate time lunchtime; mark the unit, exact time if needed, location, exposure and device identity as unknown or to be checked.</w:t>
+      </w:r>
+    </w:p>
+    <w:p>
+      <w:pPr>
+        <w:spacing w:line="336" w:lineRule="auto" w:after="180"/>
+      </w:pPr>
+      <w:r>
+        <w:rPr>
+          <w:b w:val="0"/>
+        </w:rPr>
+        <w:t xml:space="preserve">A suitable completed record needs air temperature, value, unit and relevant conditions. Invented degrees C or shade is not an </w:t>
+      </w:r>
+      <w:r>
+        <w:rPr>
+          <w:b/>
+        </w:rPr>
+        <w:t>observation</w:t>
+      </w:r>
+      <w:r>
+        <w:rPr>
+          <w:b w:val="0"/>
+        </w:rPr>
+        <w:t>.</w:t>
       </w:r>
     </w:p>
     <w:p>
@@ -229,22 +310,129 @@
       </w:r>
     </w:p>
     <w:p>
-      <w:r>
+      <w:pPr>
+        <w:spacing w:line="336" w:lineRule="auto" w:after="180"/>
+      </w:pPr>
+      <w:r>
+        <w:rPr>
+          <w:b w:val="0"/>
+        </w:rPr>
         <w:t>Without opening the old lesson, explain one key idea from AI or Not?. Give an example and a mistake that the idea helps you avoid.</w:t>
       </w:r>
     </w:p>
     <w:p>
-      <w:r>
+      <w:pPr>
+        <w:spacing w:line="336" w:lineRule="auto" w:after="180"/>
+      </w:pPr>
+      <w:r>
+        <w:rPr>
+          <w:b w:val="0"/>
+        </w:rPr>
         <w:t>Look for: Distinguish an observed result from an explanation of how it was produced</w:t>
       </w:r>
     </w:p>
     <w:p>
-      <w:r>
-        <w:t>Reference example, not the only acceptable wording: Observations include that the door opened when the visitor approached and that its label says intelligent entrance. A useful question asks whether a written sensor threshold, a model fitted on examples or a person controls opening. The label is an observed marketing claim, not mechanism evidence.</w:t>
-      </w:r>
-    </w:p>
-    <w:p>
-      <w:r>
+      <w:pPr>
+        <w:spacing w:line="336" w:lineRule="auto" w:after="180"/>
+      </w:pPr>
+      <w:r>
+        <w:rPr>
+          <w:b w:val="0"/>
+        </w:rPr>
+        <w:t xml:space="preserve">Reference example, not the only acceptable wording: </w:t>
+      </w:r>
+      <w:r>
+        <w:rPr>
+          <w:b/>
+        </w:rPr>
+        <w:t>Observation</w:t>
+      </w:r>
+      <w:r>
+        <w:rPr>
+          <w:b w:val="0"/>
+        </w:rPr>
+        <w:t xml:space="preserve">s include that the door opened when the visitor approached and that its </w:t>
+      </w:r>
+      <w:r>
+        <w:rPr>
+          <w:b/>
+        </w:rPr>
+        <w:t>label</w:t>
+      </w:r>
+      <w:r>
+        <w:rPr>
+          <w:b w:val="0"/>
+        </w:rPr>
+        <w:t xml:space="preserve"> says intelligent entrance.</w:t>
+      </w:r>
+    </w:p>
+    <w:p>
+      <w:pPr>
+        <w:spacing w:line="336" w:lineRule="auto" w:after="180"/>
+      </w:pPr>
+      <w:r>
+        <w:rPr>
+          <w:b w:val="0"/>
+        </w:rPr>
+        <w:t xml:space="preserve">A useful question asks whether a written sensor </w:t>
+      </w:r>
+      <w:r>
+        <w:rPr>
+          <w:b/>
+        </w:rPr>
+        <w:t>threshold</w:t>
+      </w:r>
+      <w:r>
+        <w:rPr>
+          <w:b w:val="0"/>
+        </w:rPr>
+        <w:t xml:space="preserve">, a model fitted on examples or a person controls opening. The </w:t>
+      </w:r>
+      <w:r>
+        <w:rPr>
+          <w:b/>
+        </w:rPr>
+        <w:t>label</w:t>
+      </w:r>
+      <w:r>
+        <w:rPr>
+          <w:b w:val="0"/>
+        </w:rPr>
+        <w:t xml:space="preserve"> is an observed marketing claim, not </w:t>
+      </w:r>
+      <w:r>
+        <w:rPr>
+          <w:b/>
+        </w:rPr>
+        <w:t>mechanism</w:t>
+      </w:r>
+      <w:r>
+        <w:rPr>
+          <w:b w:val="0"/>
+        </w:rPr>
+        <w:t xml:space="preserve"> </w:t>
+      </w:r>
+      <w:r>
+        <w:rPr>
+          <w:b/>
+        </w:rPr>
+        <w:t>evidence</w:t>
+      </w:r>
+      <w:r>
+        <w:rPr>
+          <w:b w:val="0"/>
+        </w:rPr>
+        <w:t>.</w:t>
+      </w:r>
+    </w:p>
+    <w:p>
+      <w:pPr>
+        <w:spacing w:line="336" w:lineRule="auto" w:after="180"/>
+      </w:pPr>
+      <w:r>
+        <w:rPr>
+          <w:b w:val="0"/>
+        </w:rPr>
         <w:t>Use the student module and workbook section with this exact week title. The worked case, independent question and answers below form one aligned lesson sequence.</w:t>
       </w:r>
     </w:p>
@@ -257,8 +445,63 @@
       </w:r>
     </w:p>
     <w:p>
-      <w:r>
-        <w:t>Sorter A follows 'red left, blue right'. Sorter B was trained using labelled red and blue cards. Both send a purple card left. Does their shared output show that they used the same process? What evidence is missing?</w:t>
+      <w:pPr>
+        <w:spacing w:line="336" w:lineRule="auto" w:after="180"/>
+        <w:shd w:fill="F5F1FB"/>
+      </w:pPr>
+      <w:r>
+        <w:rPr>
+          <w:b w:val="0"/>
+        </w:rPr>
+        <w:t xml:space="preserve">Sorter A follows 'red left, blue right'. Sorter B was trained using </w:t>
+      </w:r>
+      <w:r>
+        <w:rPr>
+          <w:b/>
+        </w:rPr>
+        <w:t>label</w:t>
+      </w:r>
+      <w:r>
+        <w:rPr>
+          <w:b w:val="0"/>
+        </w:rPr>
+        <w:t xml:space="preserve">led red and blue cards. Both send a purple card left. Does their shared </w:t>
+      </w:r>
+      <w:r>
+        <w:rPr>
+          <w:b/>
+        </w:rPr>
+        <w:t>output</w:t>
+      </w:r>
+      <w:r>
+        <w:rPr>
+          <w:b w:val="0"/>
+        </w:rPr>
+        <w:t xml:space="preserve"> show that they used the same </w:t>
+      </w:r>
+      <w:r>
+        <w:rPr>
+          <w:b/>
+        </w:rPr>
+        <w:t>process</w:t>
+      </w:r>
+      <w:r>
+        <w:rPr>
+          <w:b w:val="0"/>
+        </w:rPr>
+        <w:t xml:space="preserve">? What </w:t>
+      </w:r>
+      <w:r>
+        <w:rPr>
+          <w:b/>
+        </w:rPr>
+        <w:t>evidence</w:t>
+      </w:r>
+      <w:r>
+        <w:rPr>
+          <w:b w:val="0"/>
+        </w:rPr>
+        <w:t xml:space="preserve"> is missing?</w:t>
       </w:r>
     </w:p>
     <w:p>
@@ -270,7 +513,13 @@
       </w:r>
     </w:p>
     <w:p>
-      <w:r>
+      <w:pPr>
+        <w:spacing w:line="336" w:lineRule="auto" w:after="180"/>
+      </w:pPr>
+      <w:r>
+        <w:rPr>
+          <w:b w:val="0"/>
+        </w:rPr>
         <w:t>Fixed instructions and learned behavior can look similar but arise differently.</w:t>
       </w:r>
     </w:p>
@@ -407,12 +656,38 @@
       </w:r>
     </w:p>
     <w:p>
-      <w:r>
+      <w:pPr>
+        <w:spacing w:line="336" w:lineRule="auto" w:after="180"/>
+      </w:pPr>
+      <w:r>
+        <w:rPr>
+          <w:b w:val="0"/>
+        </w:rPr>
         <w:t>Use the supplied scenario, student illustrations and blank paper. For numeric work, offer counters or a calculator after learners show the setup. Fictional records are supplied; personal data and paid accounts are unnecessary.</w:t>
       </w:r>
     </w:p>
     <w:p>
-      <w:r>
+      <w:pPr>
+        <w:pStyle w:val="Heading3"/>
+      </w:pPr>
+      <w:r>
+        <w:t>Alternative compact allocation</w:t>
+      </w:r>
+    </w:p>
+    <w:p>
+      <w:r>
+        <w:t>This compact option is not the full-week schedule. Use the main teaching cycle and allow extra sessions for the investigation, independent work and project.</w:t>
+      </w:r>
+    </w:p>
+    <w:p>
+      <w:pPr>
+        <w:spacing w:line="336" w:lineRule="auto" w:after="180"/>
+        <w:shd w:fill="F1F6F8"/>
+      </w:pPr>
+      <w:r>
+        <w:rPr>
+          <w:b w:val="0"/>
+        </w:rPr>
         <w:t>Allow 80 minutes: recall 8; explanation 12; worked demonstration 15; guided practice 20; independent assessment 15; project and reflection 10. Extend the lab into a second session when needed.</w:t>
       </w:r>
     </w:p>
@@ -425,8 +700,96 @@
       </w:r>
     </w:p>
     <w:p>
-      <w:r>
-        <w:t>This is a genuine small fitting procedure: choose among candidate thresholds by empirical disagreement count. It is intentionally executable on paper. Do not equate all AI with machine learning or all handwritten rules with non-AI; the lesson isolates fitting versus execution. The fictional label convention avoids implying that size words have universal numerical definitions.</w:t>
+      <w:pPr>
+        <w:spacing w:line="336" w:lineRule="auto" w:after="180"/>
+      </w:pPr>
+      <w:r>
+        <w:rPr>
+          <w:b w:val="0"/>
+        </w:rPr>
+        <w:t xml:space="preserve">This is a genuine small </w:t>
+      </w:r>
+      <w:r>
+        <w:rPr>
+          <w:b/>
+        </w:rPr>
+        <w:t>fitting</w:t>
+      </w:r>
+      <w:r>
+        <w:rPr>
+          <w:b w:val="0"/>
+        </w:rPr>
+        <w:t xml:space="preserve"> procedure: choose among candidate </w:t>
+      </w:r>
+      <w:r>
+        <w:rPr>
+          <w:b/>
+        </w:rPr>
+        <w:t>threshold</w:t>
+      </w:r>
+      <w:r>
+        <w:rPr>
+          <w:b w:val="0"/>
+        </w:rPr>
+        <w:t>s by empirical disagreement count. It is intentionally executable on paper.</w:t>
+      </w:r>
+    </w:p>
+    <w:p>
+      <w:pPr>
+        <w:spacing w:line="336" w:lineRule="auto" w:after="180"/>
+      </w:pPr>
+      <w:r>
+        <w:rPr>
+          <w:b w:val="0"/>
+        </w:rPr>
+        <w:t>Do not equate all AI with machine learning or all hand</w:t>
+      </w:r>
+      <w:r>
+        <w:rPr>
+          <w:b/>
+        </w:rPr>
+        <w:t>written rule</w:t>
+      </w:r>
+      <w:r>
+        <w:rPr>
+          <w:b w:val="0"/>
+        </w:rPr>
+        <w:t xml:space="preserve">s with non-AI; the lesson isolates </w:t>
+      </w:r>
+      <w:r>
+        <w:rPr>
+          <w:b/>
+        </w:rPr>
+        <w:t>fitting</w:t>
+      </w:r>
+      <w:r>
+        <w:rPr>
+          <w:b w:val="0"/>
+        </w:rPr>
+        <w:t xml:space="preserve"> versus execution.</w:t>
+      </w:r>
+    </w:p>
+    <w:p>
+      <w:pPr>
+        <w:spacing w:line="336" w:lineRule="auto" w:after="180"/>
+      </w:pPr>
+      <w:r>
+        <w:rPr>
+          <w:b w:val="0"/>
+        </w:rPr>
+        <w:t xml:space="preserve">The fictional </w:t>
+      </w:r>
+      <w:r>
+        <w:rPr>
+          <w:b/>
+        </w:rPr>
+        <w:t>label</w:t>
+      </w:r>
+      <w:r>
+        <w:rPr>
+          <w:b w:val="0"/>
+        </w:rPr>
+        <w:t xml:space="preserve"> convention avoids implying that size words have universal numerical definitions.</w:t>
       </w:r>
     </w:p>
     <w:p>
@@ -438,23 +801,107 @@
       </w:r>
     </w:p>
     <w:p>
-      <w:r>
+      <w:pPr>
+        <w:spacing w:line="336" w:lineRule="auto" w:after="180"/>
+      </w:pPr>
+      <w:r>
+        <w:rPr>
+          <w:b w:val="0"/>
+        </w:rPr>
         <w:t>The warning stays off at exactly 28. Check that the reading is the intended quantity in degrees C and is relevant to the time and conditions.</w:t>
       </w:r>
     </w:p>
     <w:p>
-      <w:r>
-        <w:t>Width and length cards with labels on a separate sheet</w:t>
-      </w:r>
-    </w:p>
-    <w:p>
-      <w:r>
-        <w:t>Two candidate-threshold cards for each exercise</w:t>
-      </w:r>
-    </w:p>
-    <w:p>
-      <w:r>
-        <w:t>A trace-table frame with input, prediction, supplied label and disagreement columns</w:t>
+      <w:pPr>
+        <w:spacing w:line="336" w:lineRule="auto" w:after="180"/>
+      </w:pPr>
+      <w:r>
+        <w:rPr>
+          <w:b w:val="0"/>
+        </w:rPr>
+        <w:t xml:space="preserve">Width and length cards with </w:t>
+      </w:r>
+      <w:r>
+        <w:rPr>
+          <w:b/>
+        </w:rPr>
+        <w:t>label</w:t>
+      </w:r>
+      <w:r>
+        <w:rPr>
+          <w:b w:val="0"/>
+        </w:rPr>
+        <w:t>s on a separate sheet</w:t>
+      </w:r>
+    </w:p>
+    <w:p>
+      <w:pPr>
+        <w:spacing w:line="336" w:lineRule="auto" w:after="180"/>
+      </w:pPr>
+      <w:r>
+        <w:rPr>
+          <w:b w:val="0"/>
+        </w:rPr>
+        <w:t>Two candidate-</w:t>
+      </w:r>
+      <w:r>
+        <w:rPr>
+          <w:b/>
+        </w:rPr>
+        <w:t>threshold</w:t>
+      </w:r>
+      <w:r>
+        <w:rPr>
+          <w:b w:val="0"/>
+        </w:rPr>
+        <w:t xml:space="preserve"> cards for each exercise</w:t>
+      </w:r>
+    </w:p>
+    <w:p>
+      <w:pPr>
+        <w:spacing w:line="336" w:lineRule="auto" w:after="180"/>
+      </w:pPr>
+      <w:r>
+        <w:rPr>
+          <w:b w:val="0"/>
+        </w:rPr>
+        <w:t xml:space="preserve">A trace-table frame with </w:t>
+      </w:r>
+      <w:r>
+        <w:rPr>
+          <w:b/>
+        </w:rPr>
+        <w:t>input</w:t>
+      </w:r>
+      <w:r>
+        <w:rPr>
+          <w:b w:val="0"/>
+        </w:rPr>
+        <w:t xml:space="preserve">, </w:t>
+      </w:r>
+      <w:r>
+        <w:rPr>
+          <w:b/>
+        </w:rPr>
+        <w:t>prediction</w:t>
+      </w:r>
+      <w:r>
+        <w:rPr>
+          <w:b w:val="0"/>
+        </w:rPr>
+        <w:t xml:space="preserve">, supplied </w:t>
+      </w:r>
+      <w:r>
+        <w:rPr>
+          <w:b/>
+        </w:rPr>
+        <w:t>label</w:t>
+      </w:r>
+      <w:r>
+        <w:rPr>
+          <w:b w:val="0"/>
+        </w:rPr>
+        <w:t xml:space="preserve"> and disagreement columns</w:t>
       </w:r>
     </w:p>
     <w:p>
@@ -466,12 +913,24 @@
       </w:r>
     </w:p>
     <w:p>
-      <w:r>
+      <w:pPr>
+        <w:spacing w:line="336" w:lineRule="auto" w:after="180"/>
+      </w:pPr>
+      <w:r>
+        <w:rPr>
+          <w:b w:val="0"/>
+        </w:rPr>
         <w:t>By the end, I can distinguish choosing a rule from applying an already chosen rule.</w:t>
       </w:r>
     </w:p>
     <w:p>
-      <w:r>
+      <w:pPr>
+        <w:spacing w:line="336" w:lineRule="auto" w:after="180"/>
+      </w:pPr>
+      <w:r>
+        <w:rPr>
+          <w:b w:val="0"/>
+        </w:rPr>
         <w:t>This added worked case illustrates the week’s main idea. Retain all original and connected topics; schedule its practice within the teaching cycle.</w:t>
       </w:r>
     </w:p>
@@ -484,86 +943,399 @@
       </w:r>
     </w:p>
     <w:p>
+      <w:r>
+        <w:t>Model Rules or Learned Patterns? using the supplied case, labelled mechanism and reasoning. Make the scope of each conclusion explicit.</w:t>
+      </w:r>
+    </w:p>
+    <w:p>
+      <w:pPr>
+        <w:spacing w:line="336" w:lineRule="auto" w:after="180"/>
+      </w:pPr>
+      <w:r>
+        <w:rPr>
+          <w:b w:val="0"/>
+        </w:rPr>
+        <w:t>Follow the information instead of imagining magic inside the machine.</w:t>
+      </w:r>
+    </w:p>
+    <w:p>
       <w:pPr>
         <w:pStyle w:val="Heading3"/>
       </w:pPr>
       <w:r>
-        <w:t>Explain the mechanism</w:t>
-      </w:r>
-    </w:p>
-    <w:p>
-      <w:r>
-        <w:t>Follow the information instead of imagining magic inside the machine.</w:t>
-      </w:r>
-    </w:p>
-    <w:p>
-      <w:r>
-        <w:t>INPUT a motion value or image values</w:t>
-      </w:r>
-    </w:p>
-    <w:p>
-      <w:r>
-        <w:t>PROCESS run an explicit if/then rule or a learned classifier</w:t>
-      </w:r>
-    </w:p>
-    <w:p>
-      <w:r>
-        <w:t>OUTPUT turn on a light or predict an animal label</w:t>
-      </w:r>
-    </w:p>
-    <w:p>
-      <w:r>
+        <w:t>1. Input — information entering</w:t>
+      </w:r>
+    </w:p>
+    <w:p>
+      <w:pPr>
+        <w:spacing w:line="336" w:lineRule="auto" w:after="180"/>
+        <w:shd w:fill="F4F9FC"/>
+      </w:pPr>
+      <w:r>
+        <w:rPr>
+          <w:b/>
+        </w:rPr>
+        <w:t>INPUT</w:t>
+      </w:r>
+      <w:r>
+        <w:rPr>
+          <w:b w:val="0"/>
+        </w:rPr>
+        <w:t xml:space="preserve"> a motion value or image values</w:t>
+      </w:r>
+    </w:p>
+    <w:p>
+      <w:pPr>
+        <w:pStyle w:val="Heading3"/>
+      </w:pPr>
+      <w:r>
+        <w:t>2. Process — the deciding step</w:t>
+      </w:r>
+    </w:p>
+    <w:p>
+      <w:pPr>
+        <w:spacing w:line="336" w:lineRule="auto" w:after="180"/>
+        <w:shd w:fill="F4F9FC"/>
+      </w:pPr>
+      <w:r>
+        <w:rPr>
+          <w:b/>
+        </w:rPr>
+        <w:t>PROCESS</w:t>
+      </w:r>
+      <w:r>
+        <w:rPr>
+          <w:b w:val="0"/>
+        </w:rPr>
+        <w:t xml:space="preserve"> run an explicit if/then rule or a learned classifier</w:t>
+      </w:r>
+    </w:p>
+    <w:p>
+      <w:pPr>
+        <w:pStyle w:val="Heading3"/>
+      </w:pPr>
+      <w:r>
+        <w:t>3. Output — the result</w:t>
+      </w:r>
+    </w:p>
+    <w:p>
+      <w:pPr>
+        <w:spacing w:line="336" w:lineRule="auto" w:after="180"/>
+        <w:shd w:fill="F4F9FC"/>
+      </w:pPr>
+      <w:r>
+        <w:rPr>
+          <w:b/>
+        </w:rPr>
+        <w:t>OUTPUT</w:t>
+      </w:r>
+      <w:r>
+        <w:rPr>
+          <w:b w:val="0"/>
+        </w:rPr>
+        <w:t xml:space="preserve"> turn on a light or predict an animal </w:t>
+      </w:r>
+      <w:r>
+        <w:rPr>
+          <w:b/>
+        </w:rPr>
+        <w:t>label</w:t>
+      </w:r>
+    </w:p>
+    <w:p>
+      <w:pPr>
+        <w:pStyle w:val="Heading3"/>
+      </w:pPr>
+      <w:r>
+        <w:t>Key idea</w:t>
+      </w:r>
+    </w:p>
+    <w:p>
+      <w:pPr>
+        <w:spacing w:line="336" w:lineRule="auto" w:after="180"/>
+        <w:shd w:fill="EDF7F3"/>
+      </w:pPr>
+      <w:r>
+        <w:rPr>
+          <w:b w:val="0"/>
+        </w:rPr>
         <w:t>CORE IDEA Fixed instructions and learned behavior can look similar but arise differently.</w:t>
       </w:r>
     </w:p>
     <w:p>
-      <w:r>
-        <w:t>UNDER THE HOOD A fixed program's decision logic is specified directly by people. A learned model's parameters are fitted from examples. Both are software, both may be complex, and both can fail; the distinction is how the decision behavior was produced.</w:t>
-      </w:r>
-    </w:p>
-    <w:p>
-      <w:r>
+      <w:pPr>
+        <w:pStyle w:val="Heading3"/>
+      </w:pPr>
+      <w:r>
+        <w:t>How the mechanism works</w:t>
+      </w:r>
+    </w:p>
+    <w:p>
+      <w:pPr>
+        <w:spacing w:line="336" w:lineRule="auto" w:after="180"/>
+        <w:shd w:fill="F1F6F8"/>
+      </w:pPr>
+      <w:r>
+        <w:rPr>
+          <w:b w:val="0"/>
+        </w:rPr>
+        <w:t xml:space="preserve">UNDER THE HOOD A fixed program's decision logic is specified directly by people. A </w:t>
+      </w:r>
+      <w:r>
+        <w:rPr>
+          <w:b/>
+        </w:rPr>
+        <w:t>learned model</w:t>
+      </w:r>
+      <w:r>
+        <w:rPr>
+          <w:b w:val="0"/>
+        </w:rPr>
+        <w:t>'s parameters are fitted from examples.</w:t>
+      </w:r>
+    </w:p>
+    <w:p>
+      <w:pPr>
+        <w:spacing w:line="336" w:lineRule="auto" w:after="180"/>
+        <w:shd w:fill="F1F6F8"/>
+      </w:pPr>
+      <w:r>
+        <w:rPr>
+          <w:b w:val="0"/>
+        </w:rPr>
+        <w:t>Both are software, both may be complex, and both can fail; the distinction is how the decision behavior was produced.</w:t>
+      </w:r>
+    </w:p>
+    <w:p>
+      <w:pPr>
+        <w:spacing w:line="336" w:lineRule="auto" w:after="180"/>
+      </w:pPr>
+      <w:r>
+        <w:rPr>
+          <w:b w:val="0"/>
+        </w:rPr>
         <w:t>Draw a fresh example with all three stages:</w:t>
       </w:r>
     </w:p>
     <w:p>
-      <w:r>
-        <w:t>Every step connects a claim to observable evidence.</w:t>
-      </w:r>
-    </w:p>
-    <w:p>
-      <w:r>
-        <w:t>CASE A motion light and an animal recognizer both react to input, but one checks a written condition while the other uses patterns learned from examples.</w:t>
-      </w:r>
-    </w:p>
-    <w:p>
-      <w:r>
+      <w:pPr>
+        <w:spacing w:line="336" w:lineRule="auto" w:after="180"/>
+      </w:pPr>
+      <w:r>
+        <w:rPr>
+          <w:b w:val="0"/>
+        </w:rPr>
+        <w:t xml:space="preserve">Every step connects a claim to observable </w:t>
+      </w:r>
+      <w:r>
+        <w:rPr>
+          <w:b/>
+        </w:rPr>
+        <w:t>evidence</w:t>
+      </w:r>
+      <w:r>
+        <w:rPr>
+          <w:b w:val="0"/>
+        </w:rPr>
+        <w:t>.</w:t>
+      </w:r>
+    </w:p>
+    <w:p>
+      <w:pPr>
+        <w:pStyle w:val="Heading3"/>
+      </w:pPr>
+      <w:r>
+        <w:t>The case to investigate</w:t>
+      </w:r>
+    </w:p>
+    <w:p>
+      <w:pPr>
+        <w:spacing w:line="336" w:lineRule="auto" w:after="180"/>
+        <w:shd w:fill="F1F6FC"/>
+      </w:pPr>
+      <w:r>
+        <w:rPr>
+          <w:b w:val="0"/>
+        </w:rPr>
+        <w:t xml:space="preserve">CASE A motion light and an animal recognizer both react to </w:t>
+      </w:r>
+      <w:r>
+        <w:rPr>
+          <w:b/>
+        </w:rPr>
+        <w:t>input</w:t>
+      </w:r>
+      <w:r>
+        <w:rPr>
+          <w:b w:val="0"/>
+        </w:rPr>
+        <w:t>, but one checks a written condition while the other uses patterns learned from examples.</w:t>
+      </w:r>
+    </w:p>
+    <w:p>
+      <w:pPr>
+        <w:pStyle w:val="Heading3"/>
+      </w:pPr>
+      <w:r>
+        <w:t>Step 1</w:t>
+      </w:r>
+    </w:p>
+    <w:p>
+      <w:pPr>
+        <w:spacing w:line="336" w:lineRule="auto" w:after="180"/>
+        <w:shd w:fill="F4F9FC"/>
+      </w:pPr>
+      <w:r>
+        <w:rPr>
+          <w:b w:val="0"/>
+        </w:rPr>
         <w:t>STEP 1 — OBSERVE a motion value or image values</w:t>
       </w:r>
     </w:p>
     <w:p>
-      <w:r>
+      <w:pPr>
+        <w:pStyle w:val="Heading3"/>
+      </w:pPr>
+      <w:r>
+        <w:t>Step 2</w:t>
+      </w:r>
+    </w:p>
+    <w:p>
+      <w:pPr>
+        <w:spacing w:line="336" w:lineRule="auto" w:after="180"/>
+        <w:shd w:fill="F4F9FC"/>
+      </w:pPr>
+      <w:r>
+        <w:rPr>
+          <w:b w:val="0"/>
+        </w:rPr>
         <w:t>STEP 2 — TRACE run an explicit if/then rule or a learned classifier</w:t>
       </w:r>
     </w:p>
     <w:p>
-      <w:r>
-        <w:t>STEP 3 — CONCLUDE turn on a light or predict an animal label</w:t>
-      </w:r>
-    </w:p>
-    <w:p>
-      <w:r>
-        <w:t>MODEL REASONING The motion light follows a directly written sensor condition. The animal recogniser uses a model fitted on labelled examples. Observing that both react to input does not tell us how their decisions were produced.</w:t>
-      </w:r>
-    </w:p>
-    <w:p>
-      <w:r>
+      <w:pPr>
+        <w:pStyle w:val="Heading3"/>
+      </w:pPr>
+      <w:r>
+        <w:t>Step 3</w:t>
+      </w:r>
+    </w:p>
+    <w:p>
+      <w:pPr>
+        <w:spacing w:line="336" w:lineRule="auto" w:after="180"/>
+        <w:shd w:fill="F4F9FC"/>
+      </w:pPr>
+      <w:r>
+        <w:rPr>
+          <w:b w:val="0"/>
+        </w:rPr>
+        <w:t xml:space="preserve">STEP 3 — CONCLUDE turn on a light or predict an animal </w:t>
+      </w:r>
+      <w:r>
+        <w:rPr>
+          <w:b/>
+        </w:rPr>
+        <w:t>label</w:t>
+      </w:r>
+    </w:p>
+    <w:p>
+      <w:pPr>
+        <w:pStyle w:val="Heading3"/>
+      </w:pPr>
+      <w:r>
+        <w:t>Model answer</w:t>
+      </w:r>
+    </w:p>
+    <w:p>
+      <w:pPr>
+        <w:spacing w:line="336" w:lineRule="auto" w:after="180"/>
+        <w:shd w:fill="F1F6FC"/>
+      </w:pPr>
+      <w:r>
+        <w:rPr>
+          <w:b w:val="0"/>
+        </w:rPr>
+        <w:t xml:space="preserve">MODEL REASONING The motion light follows a directly written sensor condition. The animal recogniser uses a model fitted on </w:t>
+      </w:r>
+      <w:r>
+        <w:rPr>
+          <w:b/>
+        </w:rPr>
+        <w:t>label</w:t>
+      </w:r>
+      <w:r>
+        <w:rPr>
+          <w:b w:val="0"/>
+        </w:rPr>
+        <w:t>led examples.</w:t>
+      </w:r>
+    </w:p>
+    <w:p>
+      <w:pPr>
+        <w:spacing w:line="336" w:lineRule="auto" w:after="180"/>
+        <w:shd w:fill="F1F6FC"/>
+      </w:pPr>
+      <w:r>
+        <w:rPr>
+          <w:b w:val="0"/>
+        </w:rPr>
+        <w:t xml:space="preserve">Observing that both react to </w:t>
+      </w:r>
+      <w:r>
+        <w:rPr>
+          <w:b/>
+        </w:rPr>
+        <w:t>input</w:t>
+      </w:r>
+      <w:r>
+        <w:rPr>
+          <w:b w:val="0"/>
+        </w:rPr>
+        <w:t xml:space="preserve"> does not tell us how their decisions were produced.</w:t>
+      </w:r>
+    </w:p>
+    <w:p>
+      <w:pPr>
+        <w:pStyle w:val="Heading3"/>
+      </w:pPr>
+      <w:r>
+        <w:t>A claim to avoid</w:t>
+      </w:r>
+    </w:p>
+    <w:p>
+      <w:pPr>
+        <w:spacing w:line="336" w:lineRule="auto" w:after="180"/>
+        <w:shd w:fill="FFF5E6"/>
+      </w:pPr>
+      <w:r>
+        <w:rPr>
+          <w:b w:val="0"/>
+        </w:rPr>
         <w:t>DO NOT OVERCLAIM Do not use complicated versus simple as a substitute for fixed versus learned.</w:t>
       </w:r>
     </w:p>
     <w:p>
-      <w:r>
-        <w:t>What new evidence could change this answer?</w:t>
+      <w:pPr>
+        <w:spacing w:line="336" w:lineRule="auto" w:after="180"/>
+        <w:shd w:fill="F5F1FB"/>
+      </w:pPr>
+      <w:r>
+        <w:rPr>
+          <w:b w:val="0"/>
+        </w:rPr>
+        <w:t xml:space="preserve">What new </w:t>
+      </w:r>
+      <w:r>
+        <w:rPr>
+          <w:b/>
+        </w:rPr>
+        <w:t>evidence</w:t>
+      </w:r>
+      <w:r>
+        <w:rPr>
+          <w:b w:val="0"/>
+        </w:rPr>
+        <w:t xml:space="preserve"> could change this answer?</w:t>
       </w:r>
     </w:p>
     <w:p>
@@ -575,8 +1347,37 @@
       </w:r>
     </w:p>
     <w:p>
-      <w:r>
-        <w:t>This course concentrates on modern machine learning. AI also includes symbolic and rule-based approaches. A simple automatic switch or robot body is not, by itself, evidence of AI. Discuss how the system reasons or learns, rather than judging appearance.</w:t>
+      <w:pPr>
+        <w:spacing w:line="336" w:lineRule="auto" w:after="180"/>
+      </w:pPr>
+      <w:r>
+        <w:rPr>
+          <w:b w:val="0"/>
+        </w:rPr>
+        <w:t xml:space="preserve">This course concentrates on modern machine learning. AI also includes symbolic and rule-based approaches. A simple automatic switch or robot body is not, by itself, </w:t>
+      </w:r>
+      <w:r>
+        <w:rPr>
+          <w:b/>
+        </w:rPr>
+        <w:t>evidence</w:t>
+      </w:r>
+      <w:r>
+        <w:rPr>
+          <w:b w:val="0"/>
+        </w:rPr>
+        <w:t xml:space="preserve"> of AI.</w:t>
+      </w:r>
+    </w:p>
+    <w:p>
+      <w:pPr>
+        <w:spacing w:line="336" w:lineRule="auto" w:after="180"/>
+      </w:pPr>
+      <w:r>
+        <w:rPr>
+          <w:b w:val="0"/>
+        </w:rPr>
+        <w:t>Discuss how the system reasons or learns, rather than judging appearance.</w:t>
       </w:r>
     </w:p>
     <w:p>
@@ -588,25 +1389,86 @@
       </w:r>
     </w:p>
     <w:p>
-      <w:r>
-        <w:t>Sorter A follows a written red-card-left rule. Sorter B is fitted using labelled leaves.</w:t>
-      </w:r>
-    </w:p>
-    <w:p>
-      <w:r>
-        <w:t>How were their decision processes obtained? Where should A send blue cards?</w:t>
-      </w:r>
-    </w:p>
-    <w:p>
       <w:pPr>
         <w:pStyle w:val="Heading3"/>
       </w:pPr>
       <w:r>
+        <w:t>The teaching case</w:t>
+      </w:r>
+    </w:p>
+    <w:p>
+      <w:pPr>
+        <w:spacing w:line="336" w:lineRule="auto" w:after="180"/>
+        <w:shd w:fill="F1F6FC"/>
+      </w:pPr>
+      <w:r>
+        <w:rPr>
+          <w:b w:val="0"/>
+        </w:rPr>
+        <w:t xml:space="preserve">Sorter A follows a written red-card-left rule. Sorter B is fitted using </w:t>
+      </w:r>
+      <w:r>
+        <w:rPr>
+          <w:b/>
+        </w:rPr>
+        <w:t>label</w:t>
+      </w:r>
+      <w:r>
+        <w:rPr>
+          <w:b w:val="0"/>
+        </w:rPr>
+        <w:t>led leaves.</w:t>
+      </w:r>
+    </w:p>
+    <w:p>
+      <w:pPr>
+        <w:spacing w:line="336" w:lineRule="auto" w:after="180"/>
+        <w:shd w:fill="F5F1FB"/>
+      </w:pPr>
+      <w:r>
+        <w:rPr>
+          <w:b w:val="0"/>
+        </w:rPr>
+        <w:t xml:space="preserve">How were their decision </w:t>
+      </w:r>
+      <w:r>
+        <w:rPr>
+          <w:b/>
+        </w:rPr>
+        <w:t>process</w:t>
+      </w:r>
+      <w:r>
+        <w:rPr>
+          <w:b w:val="0"/>
+        </w:rPr>
+        <w:t>es obtained? Where should A send blue cards?</w:t>
+      </w:r>
+    </w:p>
+    <w:p>
+      <w:pPr>
+        <w:pStyle w:val="Heading3"/>
+      </w:pPr>
+      <w:r>
         <w:t>Exact explanation to model</w:t>
       </w:r>
     </w:p>
     <w:p>
-      <w:r>
+      <w:pPr>
+        <w:pStyle w:val="Heading3"/>
+      </w:pPr>
+      <w:r>
+        <w:t>Why the result follows</w:t>
+      </w:r>
+    </w:p>
+    <w:p>
+      <w:pPr>
+        <w:spacing w:line="336" w:lineRule="auto" w:after="180"/>
+        <w:shd w:fill="F1F6FC"/>
+      </w:pPr>
+      <w:r>
+        <w:rPr>
+          <w:b w:val="0"/>
+        </w:rPr>
         <w:t>A was explicitly programmed; B learned parameters from examples. Blue-card handling is unspecified, so request a rule. Both systems can fail.</w:t>
       </w:r>
     </w:p>
@@ -619,28 +1481,291 @@
       </w:r>
     </w:p>
     <w:p>
-      <w:r>
-        <w:t>A paper sorting task describes imaginary cards. Each card has a width in centimetres and a recorded label, narrow or wide. One person writes a rule from a design requirement: label a card wide when its width is at least 5 cm. Another person compares several candidate thresholds with labelled examples and chooses the one with fewest disagreements. Both may end up using the same threshold, but they selected it in different ways.</w:t>
-      </w:r>
-    </w:p>
-    <w:p>
-      <w:r>
-        <w:t>Executing a rule means applying it to an input. Fitting means using examples to select or adjust the rule or model. A fitted model can be very simple. We do not need a brain-like picture or a complicated computer to study the difference between selecting a rule and using it.</w:t>
-      </w:r>
-    </w:p>
-    <w:p>
-      <w:r>
-        <w:t>In this exercise the labels are supplied by the task designer. They are not a universal definition of wide, and a centimetre value alone would not determine every possible meaning of that word. State what the recorded labels mean in the task before counting disagreements.</w:t>
-      </w:r>
-    </w:p>
-    <w:p>
-      <w:r>
-        <w:t>For threshold t, our rule predicts wide when width is at least t and narrow otherwise. At least includes equality: with t=5, width 5 is wide. Changing at least to greater than changes the rule and may change the error count.</w:t>
-      </w:r>
-    </w:p>
-    <w:p>
-      <w:r>
-        <w:t>A fitting procedure also contains choices people made: the feature, candidate thresholds, label definition and way of counting errors. Calling a threshold learned does not remove human responsibility for those choices.</w:t>
+      <w:pPr>
+        <w:pStyle w:val="Heading3"/>
+      </w:pPr>
+      <w:r>
+        <w:t>Explain the added worked example · 1</w:t>
+      </w:r>
+    </w:p>
+    <w:p>
+      <w:pPr>
+        <w:spacing w:line="336" w:lineRule="auto" w:after="180"/>
+      </w:pPr>
+      <w:r>
+        <w:rPr>
+          <w:b w:val="0"/>
+        </w:rPr>
+        <w:t xml:space="preserve">A paper sorting task describes imaginary cards. Each card has a width in centimetres and a recorded </w:t>
+      </w:r>
+      <w:r>
+        <w:rPr>
+          <w:b/>
+        </w:rPr>
+        <w:t>label</w:t>
+      </w:r>
+      <w:r>
+        <w:rPr>
+          <w:b w:val="0"/>
+        </w:rPr>
+        <w:t xml:space="preserve">, narrow or wide. One person writes a rule from a design requirement: </w:t>
+      </w:r>
+      <w:r>
+        <w:rPr>
+          <w:b/>
+        </w:rPr>
+        <w:t>label</w:t>
+      </w:r>
+      <w:r>
+        <w:rPr>
+          <w:b w:val="0"/>
+        </w:rPr>
+        <w:t xml:space="preserve"> a card wide when its width is at least 5 cm.</w:t>
+      </w:r>
+    </w:p>
+    <w:p>
+      <w:pPr>
+        <w:spacing w:line="336" w:lineRule="auto" w:after="180"/>
+      </w:pPr>
+      <w:r>
+        <w:rPr>
+          <w:b w:val="0"/>
+        </w:rPr>
+        <w:t xml:space="preserve">Another person compares several candidate </w:t>
+      </w:r>
+      <w:r>
+        <w:rPr>
+          <w:b/>
+        </w:rPr>
+        <w:t>threshold</w:t>
+      </w:r>
+      <w:r>
+        <w:rPr>
+          <w:b w:val="0"/>
+        </w:rPr>
+        <w:t xml:space="preserve">s with </w:t>
+      </w:r>
+      <w:r>
+        <w:rPr>
+          <w:b/>
+        </w:rPr>
+        <w:t>label</w:t>
+      </w:r>
+      <w:r>
+        <w:rPr>
+          <w:b w:val="0"/>
+        </w:rPr>
+        <w:t xml:space="preserve">led examples and chooses the one with fewest disagreements. Both may end up using the same </w:t>
+      </w:r>
+      <w:r>
+        <w:rPr>
+          <w:b/>
+        </w:rPr>
+        <w:t>threshold</w:t>
+      </w:r>
+      <w:r>
+        <w:rPr>
+          <w:b w:val="0"/>
+        </w:rPr>
+        <w:t>, but they selected it in different ways.</w:t>
+      </w:r>
+    </w:p>
+    <w:p>
+      <w:pPr>
+        <w:spacing w:line="336" w:lineRule="auto" w:after="180"/>
+      </w:pPr>
+      <w:r>
+        <w:rPr>
+          <w:b w:val="0"/>
+        </w:rPr>
+        <w:t xml:space="preserve">Executing a rule means applying it to an </w:t>
+      </w:r>
+      <w:r>
+        <w:rPr>
+          <w:b/>
+        </w:rPr>
+        <w:t>input</w:t>
+      </w:r>
+      <w:r>
+        <w:rPr>
+          <w:b w:val="0"/>
+        </w:rPr>
+        <w:t xml:space="preserve">. </w:t>
+      </w:r>
+      <w:r>
+        <w:rPr>
+          <w:b/>
+        </w:rPr>
+        <w:t>Fitting</w:t>
+      </w:r>
+      <w:r>
+        <w:rPr>
+          <w:b w:val="0"/>
+        </w:rPr>
+        <w:t xml:space="preserve"> means using examples to select or adjust the rule or model. A fitted model can be very simple.</w:t>
+      </w:r>
+    </w:p>
+    <w:p>
+      <w:pPr>
+        <w:spacing w:line="336" w:lineRule="auto" w:after="180"/>
+      </w:pPr>
+      <w:r>
+        <w:rPr>
+          <w:b w:val="0"/>
+        </w:rPr>
+        <w:t>We do not need a brain-like picture or a complicated computer to study the difference between selecting a rule and using it.</w:t>
+      </w:r>
+    </w:p>
+    <w:p>
+      <w:pPr>
+        <w:spacing w:line="336" w:lineRule="auto" w:after="180"/>
+      </w:pPr>
+      <w:r>
+        <w:rPr>
+          <w:b w:val="0"/>
+        </w:rPr>
+        <w:t xml:space="preserve">In this exercise the </w:t>
+      </w:r>
+      <w:r>
+        <w:rPr>
+          <w:b/>
+        </w:rPr>
+        <w:t>label</w:t>
+      </w:r>
+      <w:r>
+        <w:rPr>
+          <w:b w:val="0"/>
+        </w:rPr>
+        <w:t>s are supplied by the task designer. They are not a universal definition of wide, and a centimetre value alone would not determine every possible meaning of that word.</w:t>
+      </w:r>
+    </w:p>
+    <w:p>
+      <w:pPr>
+        <w:spacing w:line="336" w:lineRule="auto" w:after="180"/>
+      </w:pPr>
+      <w:r>
+        <w:rPr>
+          <w:b w:val="0"/>
+        </w:rPr>
+        <w:t xml:space="preserve">State what the recorded </w:t>
+      </w:r>
+      <w:r>
+        <w:rPr>
+          <w:b/>
+        </w:rPr>
+        <w:t>label</w:t>
+      </w:r>
+      <w:r>
+        <w:rPr>
+          <w:b w:val="0"/>
+        </w:rPr>
+        <w:t>s mean in the task before counting disagreements.</w:t>
+      </w:r>
+    </w:p>
+    <w:p>
+      <w:pPr>
+        <w:spacing w:line="336" w:lineRule="auto" w:after="180"/>
+      </w:pPr>
+      <w:r>
+        <w:rPr>
+          <w:b w:val="0"/>
+        </w:rPr>
+        <w:t xml:space="preserve">For </w:t>
+      </w:r>
+      <w:r>
+        <w:rPr>
+          <w:b/>
+        </w:rPr>
+        <w:t>threshold</w:t>
+      </w:r>
+      <w:r>
+        <w:rPr>
+          <w:b w:val="0"/>
+        </w:rPr>
+        <w:t xml:space="preserve"> t, our rule predicts wide when width is at least t and narrow otherwise. At least includes equality: with t=5, width 5 is wide. Changing at least to greater than changes the rule and may change the </w:t>
+      </w:r>
+      <w:r>
+        <w:rPr>
+          <w:b/>
+        </w:rPr>
+        <w:t>error count</w:t>
+      </w:r>
+      <w:r>
+        <w:rPr>
+          <w:b w:val="0"/>
+        </w:rPr>
+        <w:t>.</w:t>
+      </w:r>
+    </w:p>
+    <w:p>
+      <w:pPr>
+        <w:spacing w:line="336" w:lineRule="auto" w:after="180"/>
+      </w:pPr>
+      <w:r>
+        <w:rPr>
+          <w:b w:val="0"/>
+        </w:rPr>
+        <w:t xml:space="preserve">A </w:t>
+      </w:r>
+      <w:r>
+        <w:rPr>
+          <w:b/>
+        </w:rPr>
+        <w:t>fitting</w:t>
+      </w:r>
+      <w:r>
+        <w:rPr>
+          <w:b w:val="0"/>
+        </w:rPr>
+        <w:t xml:space="preserve"> procedure also contains choices people made: the </w:t>
+      </w:r>
+      <w:r>
+        <w:rPr>
+          <w:b/>
+        </w:rPr>
+        <w:t>feature</w:t>
+      </w:r>
+      <w:r>
+        <w:rPr>
+          <w:b w:val="0"/>
+        </w:rPr>
+        <w:t xml:space="preserve">, candidate </w:t>
+      </w:r>
+      <w:r>
+        <w:rPr>
+          <w:b/>
+        </w:rPr>
+        <w:t>threshold</w:t>
+      </w:r>
+      <w:r>
+        <w:rPr>
+          <w:b w:val="0"/>
+        </w:rPr>
+        <w:t xml:space="preserve">s, </w:t>
+      </w:r>
+      <w:r>
+        <w:rPr>
+          <w:b/>
+        </w:rPr>
+        <w:t>label</w:t>
+      </w:r>
+      <w:r>
+        <w:rPr>
+          <w:b w:val="0"/>
+        </w:rPr>
+        <w:t xml:space="preserve"> definition and way of counting errors. Calling a </w:t>
+      </w:r>
+      <w:r>
+        <w:rPr>
+          <w:b/>
+        </w:rPr>
+        <w:t>threshold</w:t>
+      </w:r>
+      <w:r>
+        <w:rPr>
+          <w:b w:val="0"/>
+        </w:rPr>
+        <w:t xml:space="preserve"> learned does not remove human responsibility for those choices.</w:t>
       </w:r>
     </w:p>
     <w:p>
@@ -806,8 +1931,37 @@
       </w:r>
     </w:p>
     <w:p>
-      <w:r>
-        <w:t>Use the complete worked example below before asking learners to complete W2. Reveal a small part, invite a prediction, then explain the deciding step. These teacher notes contain solutions; do not reveal the independent case answer during modelling.</w:t>
+      <w:pPr>
+        <w:spacing w:line="336" w:lineRule="auto" w:after="180"/>
+      </w:pPr>
+      <w:r>
+        <w:rPr>
+          <w:b w:val="0"/>
+        </w:rPr>
+        <w:t xml:space="preserve">Use the complete worked example below before asking learners to complete W2. Reveal a small part, invite a </w:t>
+      </w:r>
+      <w:r>
+        <w:rPr>
+          <w:b/>
+        </w:rPr>
+        <w:t>prediction</w:t>
+      </w:r>
+      <w:r>
+        <w:rPr>
+          <w:b w:val="0"/>
+        </w:rPr>
+        <w:t>, then explain the deciding step.</w:t>
+      </w:r>
+    </w:p>
+    <w:p>
+      <w:pPr>
+        <w:spacing w:line="336" w:lineRule="auto" w:after="180"/>
+      </w:pPr>
+      <w:r>
+        <w:rPr>
+          <w:b w:val="0"/>
+        </w:rPr>
+        <w:t>These teacher notes contain solutions; do not reveal the independent case answer during modelling.</w:t>
       </w:r>
     </w:p>
     <w:tbl>
@@ -826,6 +1980,48 @@
         <w:trPr>
           <w:tblHeader/>
         </w:trPr>
+        <w:tc>
+          <w:tcPr>
+            <w:tcW w:type="dxa" w:w="2556"/>
+          </w:tcPr>
+          <w:p>
+            <w:r>
+              <w:t>Width in cm</w:t>
+            </w:r>
+          </w:p>
+        </w:tc>
+        <w:tc>
+          <w:tcPr>
+            <w:tcW w:type="dxa" w:w="2556"/>
+          </w:tcPr>
+          <w:p>
+            <w:r>
+              <w:t>Supplied label</w:t>
+            </w:r>
+          </w:p>
+        </w:tc>
+        <w:tc>
+          <w:tcPr>
+            <w:tcW w:type="dxa" w:w="2556"/>
+          </w:tcPr>
+          <w:p>
+            <w:r>
+              <w:t>Threshold 3 prediction</w:t>
+            </w:r>
+          </w:p>
+        </w:tc>
+        <w:tc>
+          <w:tcPr>
+            <w:tcW w:type="dxa" w:w="2556"/>
+          </w:tcPr>
+          <w:p>
+            <w:r>
+              <w:t>Threshold 5 prediction</w:t>
+            </w:r>
+          </w:p>
+        </w:tc>
+      </w:tr>
+      <w:tr>
         <w:tc>
           <w:tcPr>
             <w:tcW w:type="dxa" w:w="2556"/>
@@ -995,13 +2191,183 @@
       </w:tr>
     </w:tbl>
     <w:p>
-      <w:r>
-        <w:t>Apply threshold 3 to each width before checking the label. Only width 4 disagrees, so its error count is 1. Threshold 5 agrees on all four examples, so its error count is 0. Of these two candidates, this procedure selects 5. Zero disagreements here means it fits these four labels; it is not a guarantee about all future cards.</w:t>
-      </w:r>
-    </w:p>
-    <w:p>
-      <w:r>
-        <w:t>There can be ties. Threshold 6 also agrees on these four examples because 6 is included by at least. Thresholds 5 and 6 predict differently for width 5, which is absent from the fitting set. The available examples therefore do not uniquely determine how that width should be labelled. A procedure needs an explicit tie rule, and we should record the unresolved case.</w:t>
+      <w:pPr>
+        <w:pStyle w:val="Heading3"/>
+      </w:pPr>
+      <w:r>
+        <w:t>Model the reasoning aloud · 2</w:t>
+      </w:r>
+    </w:p>
+    <w:p>
+      <w:pPr>
+        <w:spacing w:line="336" w:lineRule="auto" w:after="180"/>
+      </w:pPr>
+      <w:r>
+        <w:rPr>
+          <w:b w:val="0"/>
+        </w:rPr>
+        <w:t xml:space="preserve">Apply </w:t>
+      </w:r>
+      <w:r>
+        <w:rPr>
+          <w:b/>
+        </w:rPr>
+        <w:t>threshold</w:t>
+      </w:r>
+      <w:r>
+        <w:rPr>
+          <w:b w:val="0"/>
+        </w:rPr>
+        <w:t xml:space="preserve"> 3 to each width before checking the </w:t>
+      </w:r>
+      <w:r>
+        <w:rPr>
+          <w:b/>
+        </w:rPr>
+        <w:t>label</w:t>
+      </w:r>
+      <w:r>
+        <w:rPr>
+          <w:b w:val="0"/>
+        </w:rPr>
+        <w:t xml:space="preserve">. Only width 4 disagrees, so its </w:t>
+      </w:r>
+      <w:r>
+        <w:rPr>
+          <w:b/>
+        </w:rPr>
+        <w:t>error count</w:t>
+      </w:r>
+      <w:r>
+        <w:rPr>
+          <w:b w:val="0"/>
+        </w:rPr>
+        <w:t xml:space="preserve"> is 1. </w:t>
+      </w:r>
+      <w:r>
+        <w:rPr>
+          <w:b/>
+        </w:rPr>
+        <w:t>Threshold</w:t>
+      </w:r>
+      <w:r>
+        <w:rPr>
+          <w:b w:val="0"/>
+        </w:rPr>
+        <w:t xml:space="preserve"> 5 agrees on all four examples, so its </w:t>
+      </w:r>
+      <w:r>
+        <w:rPr>
+          <w:b/>
+        </w:rPr>
+        <w:t>error count</w:t>
+      </w:r>
+      <w:r>
+        <w:rPr>
+          <w:b w:val="0"/>
+        </w:rPr>
+        <w:t xml:space="preserve"> is 0. Of these two candidates, this procedure selects 5.</w:t>
+      </w:r>
+    </w:p>
+    <w:p>
+      <w:pPr>
+        <w:spacing w:line="336" w:lineRule="auto" w:after="180"/>
+      </w:pPr>
+      <w:r>
+        <w:rPr>
+          <w:b w:val="0"/>
+        </w:rPr>
+        <w:t xml:space="preserve">Zero disagreements here means it fits these four </w:t>
+      </w:r>
+      <w:r>
+        <w:rPr>
+          <w:b/>
+        </w:rPr>
+        <w:t>label</w:t>
+      </w:r>
+      <w:r>
+        <w:rPr>
+          <w:b w:val="0"/>
+        </w:rPr>
+        <w:t>s; it is not a guarantee about all future cards.</w:t>
+      </w:r>
+    </w:p>
+    <w:p>
+      <w:pPr>
+        <w:pStyle w:val="Heading3"/>
+      </w:pPr>
+      <w:r>
+        <w:t>Model the reasoning aloud · 3</w:t>
+      </w:r>
+    </w:p>
+    <w:p>
+      <w:pPr>
+        <w:spacing w:line="336" w:lineRule="auto" w:after="180"/>
+      </w:pPr>
+      <w:r>
+        <w:rPr>
+          <w:b w:val="0"/>
+        </w:rPr>
+        <w:t xml:space="preserve">There can be ties. </w:t>
+      </w:r>
+      <w:r>
+        <w:rPr>
+          <w:b/>
+        </w:rPr>
+        <w:t>Threshold</w:t>
+      </w:r>
+      <w:r>
+        <w:rPr>
+          <w:b w:val="0"/>
+        </w:rPr>
+        <w:t xml:space="preserve"> 6 also agrees on these four examples because 6 is included by at least. </w:t>
+      </w:r>
+      <w:r>
+        <w:rPr>
+          <w:b/>
+        </w:rPr>
+        <w:t>Threshold</w:t>
+      </w:r>
+      <w:r>
+        <w:rPr>
+          <w:b w:val="0"/>
+        </w:rPr>
+        <w:t xml:space="preserve">s 5 and 6 predict differently for width 5, which is absent from the </w:t>
+      </w:r>
+      <w:r>
+        <w:rPr>
+          <w:b/>
+        </w:rPr>
+        <w:t>fitting</w:t>
+      </w:r>
+      <w:r>
+        <w:rPr>
+          <w:b w:val="0"/>
+        </w:rPr>
+        <w:t xml:space="preserve"> set.</w:t>
+      </w:r>
+    </w:p>
+    <w:p>
+      <w:pPr>
+        <w:spacing w:line="336" w:lineRule="auto" w:after="180"/>
+      </w:pPr>
+      <w:r>
+        <w:rPr>
+          <w:b w:val="0"/>
+        </w:rPr>
+        <w:t xml:space="preserve">The available examples therefore do not uniquely determine how that width should be </w:t>
+      </w:r>
+      <w:r>
+        <w:rPr>
+          <w:b/>
+        </w:rPr>
+        <w:t>label</w:t>
+      </w:r>
+      <w:r>
+        <w:rPr>
+          <w:b w:val="0"/>
+        </w:rPr>
+        <w:t>led. A procedure needs an explicit tie rule, and we should record the unresolved case.</w:t>
       </w:r>
     </w:p>
     <w:tbl>
@@ -1107,7 +2473,13 @@
       </w:tr>
     </w:tbl>
     <w:p>
-      <w:r>
+      <w:pPr>
+        <w:spacing w:line="336" w:lineRule="auto" w:after="180"/>
+      </w:pPr>
+      <w:r>
+        <w:rPr>
+          <w:b w:val="0"/>
+        </w:rPr>
         <w:t>Use the diagram and verbal explanation together. Ask learners to match a sentence to a specific visual step; do not assign learners fixed visual or auditory learning styles.</w:t>
       </w:r>
     </w:p>
@@ -1120,7 +2492,13 @@
       </w:r>
     </w:p>
     <w:p>
-      <w:r>
+      <w:pPr>
+        <w:spacing w:line="336" w:lineRule="auto" w:after="180"/>
+      </w:pPr>
+      <w:r>
+        <w:rPr>
+          <w:b w:val="0"/>
+        </w:rPr>
         <w:t>A fictional paper sorter learns a size boundary for toy pebbles.</w:t>
       </w:r>
     </w:p>
@@ -1133,12 +2511,60 @@
       </w:r>
     </w:p>
     <w:p>
-      <w:r>
-        <w:t>Training diameters are 1,3,5,7 cm with labels small,small,large,large.</w:t>
-      </w:r>
-    </w:p>
-    <w:p>
-      <w:r>
+      <w:pPr>
+        <w:pStyle w:val="Heading3"/>
+      </w:pPr>
+      <w:r>
+        <w:t>Supplied facts</w:t>
+      </w:r>
+    </w:p>
+    <w:p>
+      <w:pPr>
+        <w:spacing w:line="336" w:lineRule="auto" w:after="180"/>
+        <w:shd w:fill="F1F6FC"/>
+      </w:pPr>
+      <w:r>
+        <w:rPr>
+          <w:b/>
+        </w:rPr>
+        <w:t>Training</w:t>
+      </w:r>
+      <w:r>
+        <w:rPr>
+          <w:b w:val="0"/>
+        </w:rPr>
+        <w:t xml:space="preserve"> diameters are 1,3,5,7 cm with </w:t>
+      </w:r>
+      <w:r>
+        <w:rPr>
+          <w:b/>
+        </w:rPr>
+        <w:t>label</w:t>
+      </w:r>
+      <w:r>
+        <w:rPr>
+          <w:b w:val="0"/>
+        </w:rPr>
+        <w:t>s small,small,large,large.</w:t>
+      </w:r>
+    </w:p>
+    <w:p>
+      <w:pPr>
+        <w:pStyle w:val="Heading3"/>
+      </w:pPr>
+      <w:r>
+        <w:t>Supplied facts</w:t>
+      </w:r>
+    </w:p>
+    <w:p>
+      <w:pPr>
+        <w:spacing w:line="336" w:lineRule="auto" w:after="180"/>
+        <w:shd w:fill="F1F6FC"/>
+      </w:pPr>
+      <w:r>
+        <w:rPr>
+          <w:b w:val="0"/>
+        </w:rPr>
         <w:t>Compare large-at-least-3 with large-at-least-5; choose fewer errors.</w:t>
       </w:r>
     </w:p>
@@ -1360,43 +2786,184 @@
       </w:r>
     </w:p>
     <w:p>
-      <w:r>
-        <w:t>The learning procedure compares candidate rules against supplied examples and selects boundary 5. Applying that boundary to diameter 4 is a later prediction step. An explicit threshold can be selected from data; being easy to write does not make its origin unknowable.</w:t>
-      </w:r>
-    </w:p>
-    <w:p>
       <w:pPr>
         <w:pStyle w:val="Heading3"/>
       </w:pPr>
       <w:r>
+        <w:t>Why the result follows</w:t>
+      </w:r>
+    </w:p>
+    <w:p>
+      <w:pPr>
+        <w:spacing w:line="336" w:lineRule="auto" w:after="180"/>
+        <w:shd w:fill="F1F6FC"/>
+      </w:pPr>
+      <w:r>
+        <w:rPr>
+          <w:b w:val="0"/>
+        </w:rPr>
+        <w:t xml:space="preserve">The learning procedure compares candidate rules against supplied examples and selects boundary 5. Applying that boundary to diameter 4 is a later </w:t>
+      </w:r>
+      <w:r>
+        <w:rPr>
+          <w:b/>
+        </w:rPr>
+        <w:t>prediction</w:t>
+      </w:r>
+      <w:r>
+        <w:rPr>
+          <w:b w:val="0"/>
+        </w:rPr>
+        <w:t xml:space="preserve"> step.</w:t>
+      </w:r>
+    </w:p>
+    <w:p>
+      <w:pPr>
+        <w:spacing w:line="336" w:lineRule="auto" w:after="180"/>
+        <w:shd w:fill="F1F6FC"/>
+      </w:pPr>
+      <w:r>
+        <w:rPr>
+          <w:b w:val="0"/>
+        </w:rPr>
+        <w:t xml:space="preserve">An explicit </w:t>
+      </w:r>
+      <w:r>
+        <w:rPr>
+          <w:b/>
+        </w:rPr>
+        <w:t>threshold</w:t>
+      </w:r>
+      <w:r>
+        <w:rPr>
+          <w:b w:val="0"/>
+        </w:rPr>
+        <w:t xml:space="preserve"> can be selected from data; being easy to write does not make its origin unknowable.</w:t>
+      </w:r>
+    </w:p>
+    <w:p>
+      <w:pPr>
+        <w:pStyle w:val="Heading3"/>
+      </w:pPr>
+      <w:r>
         <w:t>What this example does not establish</w:t>
       </w:r>
     </w:p>
     <w:p>
-      <w:r>
-        <w:t>Zero training disagreements do not prove every future pebble receives the correct label.</w:t>
-      </w:r>
-    </w:p>
-    <w:p>
       <w:pPr>
         <w:pStyle w:val="Heading3"/>
       </w:pPr>
       <w:r>
+        <w:t>Keep the stated limit</w:t>
+      </w:r>
+    </w:p>
+    <w:p>
+      <w:pPr>
+        <w:spacing w:line="336" w:lineRule="auto" w:after="180"/>
+        <w:shd w:fill="FFF5E6"/>
+      </w:pPr>
+      <w:r>
+        <w:rPr>
+          <w:b w:val="0"/>
+        </w:rPr>
+        <w:t xml:space="preserve">Zero </w:t>
+      </w:r>
+      <w:r>
+        <w:rPr>
+          <w:b/>
+        </w:rPr>
+        <w:t>training</w:t>
+      </w:r>
+      <w:r>
+        <w:rPr>
+          <w:b w:val="0"/>
+        </w:rPr>
+        <w:t xml:space="preserve"> disagreements do not prove every future pebble receives the correct </w:t>
+      </w:r>
+      <w:r>
+        <w:rPr>
+          <w:b/>
+        </w:rPr>
+        <w:t>label</w:t>
+      </w:r>
+      <w:r>
+        <w:rPr>
+          <w:b w:val="0"/>
+        </w:rPr>
+        <w:t>.</w:t>
+      </w:r>
+    </w:p>
+    <w:p>
+      <w:pPr>
+        <w:pStyle w:val="Heading3"/>
+      </w:pPr>
+      <w:r>
         <w:t>Change one thing in the pictured case</w:t>
       </w:r>
     </w:p>
     <w:p>
-      <w:r>
+      <w:pPr>
+        <w:pStyle w:val="Heading3"/>
+      </w:pPr>
+      <w:r>
+        <w:t>Change one thing</w:t>
+      </w:r>
+    </w:p>
+    <w:p>
+      <w:pPr>
+        <w:spacing w:line="336" w:lineRule="auto" w:after="180"/>
+        <w:shd w:fill="F5F1FB"/>
+      </w:pPr>
+      <w:r>
+        <w:rPr>
+          <w:b w:val="0"/>
+        </w:rPr>
         <w:t>Change: Give a new pebble diameter 5 instead of 4.</w:t>
       </w:r>
     </w:p>
     <w:p>
-      <w:r>
-        <w:t>Prediction: The selected rule predicts large.</w:t>
-      </w:r>
-    </w:p>
-    <w:p>
-      <w:r>
+      <w:pPr>
+        <w:pStyle w:val="Heading3"/>
+      </w:pPr>
+      <w:r>
+        <w:t>Predicted result</w:t>
+      </w:r>
+    </w:p>
+    <w:p>
+      <w:pPr>
+        <w:spacing w:line="336" w:lineRule="auto" w:after="180"/>
+        <w:shd w:fill="F1F6FC"/>
+      </w:pPr>
+      <w:r>
+        <w:rPr>
+          <w:b/>
+        </w:rPr>
+        <w:t>Prediction</w:t>
+      </w:r>
+      <w:r>
+        <w:rPr>
+          <w:b w:val="0"/>
+        </w:rPr>
+        <w:t>: The selected rule predicts large.</w:t>
+      </w:r>
+    </w:p>
+    <w:p>
+      <w:pPr>
+        <w:pStyle w:val="Heading3"/>
+      </w:pPr>
+      <w:r>
+        <w:t>Why the result follows</w:t>
+      </w:r>
+    </w:p>
+    <w:p>
+      <w:pPr>
+        <w:spacing w:line="336" w:lineRule="auto" w:after="180"/>
+        <w:shd w:fill="F1F6FC"/>
+      </w:pPr>
+      <w:r>
+        <w:rPr>
+          <w:b w:val="0"/>
+        </w:rPr>
         <w:t>Reason: At least includes equality, so 5 meets the boundary.</w:t>
       </w:r>
     </w:p>
@@ -1409,8 +2976,57 @@
       </w:r>
     </w:p>
     <w:p>
-      <w:r>
-        <w:t>Cover the result. Ask learners to name the inputs and predict the next step. Uncover one step, connect the icon to the actual procedure, and explain its evidence. Then change the supplied condition and compare. The picture is a representation; it does not document execution of a real AI model.</w:t>
+      <w:pPr>
+        <w:pStyle w:val="Heading3"/>
+      </w:pPr>
+      <w:r>
+        <w:t>Ask while showing the picture · 4</w:t>
+      </w:r>
+    </w:p>
+    <w:p>
+      <w:pPr>
+        <w:spacing w:line="336" w:lineRule="auto" w:after="180"/>
+      </w:pPr>
+      <w:r>
+        <w:rPr>
+          <w:b w:val="0"/>
+        </w:rPr>
+        <w:t xml:space="preserve">Cover the result. Ask learners to name the </w:t>
+      </w:r>
+      <w:r>
+        <w:rPr>
+          <w:b/>
+        </w:rPr>
+        <w:t>input</w:t>
+      </w:r>
+      <w:r>
+        <w:rPr>
+          <w:b w:val="0"/>
+        </w:rPr>
+        <w:t xml:space="preserve">s and predict the next step. Uncover one step, connect the icon to the actual procedure, and explain its </w:t>
+      </w:r>
+      <w:r>
+        <w:rPr>
+          <w:b/>
+        </w:rPr>
+        <w:t>evidence</w:t>
+      </w:r>
+      <w:r>
+        <w:rPr>
+          <w:b w:val="0"/>
+        </w:rPr>
+        <w:t>. Then change the supplied condition and compare.</w:t>
+      </w:r>
+    </w:p>
+    <w:p>
+      <w:pPr>
+        <w:spacing w:line="336" w:lineRule="auto" w:after="180"/>
+      </w:pPr>
+      <w:r>
+        <w:rPr>
+          <w:b w:val="0"/>
+        </w:rPr>
+        <w:t>The picture is a representation; it does not document execution of a real AI model.</w:t>
       </w:r>
     </w:p>
     <w:p>
@@ -1422,11 +3038,16 @@
       </w:r>
     </w:p>
     <w:p>
+      <w:r>
+        <w:t>Demonstrate Rules or Learned Patterns?, reduce support deliberately and check individual reasoning before discussing answers.</w:t>
+      </w:r>
+    </w:p>
+    <w:p>
       <w:pPr>
         <w:pStyle w:val="Heading3"/>
       </w:pPr>
       <w:r>
-        <w:t>Demonstrate and guide practice</w:t>
+        <w:t>Board sequence</w:t>
       </w:r>
     </w:p>
     <w:p>
@@ -1434,27 +3055,31 @@
         <w:pStyle w:val="Heading3"/>
       </w:pPr>
       <w:r>
-        <w:t>Board sequence</w:t>
-      </w:r>
-    </w:p>
-    <w:p>
-      <w:r>
-        <w:t>Write the given facts: Sorter A follows a written red-card-left rule. Sorter B is fitted using labelled leaves.</w:t>
-      </w:r>
-    </w:p>
-    <w:p>
-      <w:r>
-        <w:t>Write the question to explain: How were their decision processes obtained? Where should A send blue cards?</w:t>
-      </w:r>
-    </w:p>
-    <w:p>
-      <w:r>
-        <w:t>Reveal after predictions: A was explicitly programmed; B learned parameters from examples. Blue-card handling is unspecified, so request a rule. Both systems can fail.</w:t>
-      </w:r>
-    </w:p>
-    <w:p>
-      <w:r>
-        <w:t>Keep for an independent attempt: System A uses the written rule green means go. System B learns fruit labels from example photographs. Who supplies A's rule? What changes when B is trained on different examples?</w:t>
+        <w:t>1. Put the facts on the board</w:t>
+      </w:r>
+    </w:p>
+    <w:p>
+      <w:pPr>
+        <w:spacing w:line="336" w:lineRule="auto" w:after="180"/>
+        <w:shd w:fill="F4F9FC"/>
+      </w:pPr>
+      <w:r>
+        <w:rPr>
+          <w:b w:val="0"/>
+        </w:rPr>
+        <w:t xml:space="preserve">Write the given facts: Sorter A follows a written red-card-left rule. Sorter B is fitted using </w:t>
+      </w:r>
+      <w:r>
+        <w:rPr>
+          <w:b/>
+        </w:rPr>
+        <w:t>label</w:t>
+      </w:r>
+      <w:r>
+        <w:rPr>
+          <w:b w:val="0"/>
+        </w:rPr>
+        <w:t>led leaves.</w:t>
       </w:r>
     </w:p>
     <w:p>
@@ -1462,27 +3087,189 @@
         <w:pStyle w:val="Heading3"/>
       </w:pPr>
       <w:r>
+        <w:t>2. State the decision to explain</w:t>
+      </w:r>
+    </w:p>
+    <w:p>
+      <w:pPr>
+        <w:spacing w:line="336" w:lineRule="auto" w:after="180"/>
+        <w:shd w:fill="F5F1FB"/>
+      </w:pPr>
+      <w:r>
+        <w:rPr>
+          <w:b w:val="0"/>
+        </w:rPr>
+        <w:t xml:space="preserve">Write the question to explain: How were their decision </w:t>
+      </w:r>
+      <w:r>
+        <w:rPr>
+          <w:b/>
+        </w:rPr>
+        <w:t>process</w:t>
+      </w:r>
+      <w:r>
+        <w:rPr>
+          <w:b w:val="0"/>
+        </w:rPr>
+        <w:t>es obtained? Where should A send blue cards?</w:t>
+      </w:r>
+    </w:p>
+    <w:p>
+      <w:pPr>
+        <w:pStyle w:val="Heading3"/>
+      </w:pPr>
+      <w:r>
+        <w:t>3. Reveal the worked reasoning</w:t>
+      </w:r>
+    </w:p>
+    <w:p>
+      <w:pPr>
+        <w:spacing w:line="336" w:lineRule="auto" w:after="180"/>
+        <w:shd w:fill="F1F6FC"/>
+      </w:pPr>
+      <w:r>
+        <w:rPr>
+          <w:b w:val="0"/>
+        </w:rPr>
+        <w:t xml:space="preserve">Reveal after </w:t>
+      </w:r>
+      <w:r>
+        <w:rPr>
+          <w:b/>
+        </w:rPr>
+        <w:t>prediction</w:t>
+      </w:r>
+      <w:r>
+        <w:rPr>
+          <w:b w:val="0"/>
+        </w:rPr>
+        <w:t>s: A was explicitly programmed; B learned parameters from examples. Blue-card handling is unspecified, so request a rule. Both systems can fail.</w:t>
+      </w:r>
+    </w:p>
+    <w:p>
+      <w:pPr>
+        <w:pStyle w:val="Heading3"/>
+      </w:pPr>
+      <w:r>
+        <w:t>Hold back the independent task</w:t>
+      </w:r>
+    </w:p>
+    <w:p>
+      <w:pPr>
+        <w:spacing w:line="336" w:lineRule="auto" w:after="180"/>
+        <w:shd w:fill="F5F1FB"/>
+      </w:pPr>
+      <w:r>
+        <w:rPr>
+          <w:b w:val="0"/>
+        </w:rPr>
+        <w:t xml:space="preserve">Keep for an independent attempt: System A uses the </w:t>
+      </w:r>
+      <w:r>
+        <w:rPr>
+          <w:b/>
+        </w:rPr>
+        <w:t>written rule</w:t>
+      </w:r>
+      <w:r>
+        <w:rPr>
+          <w:b w:val="0"/>
+        </w:rPr>
+        <w:t xml:space="preserve"> green means go. System B learns fruit </w:t>
+      </w:r>
+      <w:r>
+        <w:rPr>
+          <w:b/>
+        </w:rPr>
+        <w:t>label</w:t>
+      </w:r>
+      <w:r>
+        <w:rPr>
+          <w:b w:val="0"/>
+        </w:rPr>
+        <w:t>s from example photographs. Who supplies A's rule? What changes when B is trained on different examples?</w:t>
+      </w:r>
+    </w:p>
+    <w:p>
+      <w:pPr>
+        <w:pStyle w:val="Heading3"/>
+      </w:pPr>
+      <w:r>
         <w:t>Classroom dialogue</w:t>
       </w:r>
     </w:p>
     <w:p>
-      <w:r>
+      <w:pPr>
+        <w:pStyle w:val="Heading3"/>
+      </w:pPr>
+      <w:r>
+        <w:t>Ask the class</w:t>
+      </w:r>
+    </w:p>
+    <w:p>
+      <w:pPr>
+        <w:spacing w:line="336" w:lineRule="auto" w:after="180"/>
+        <w:shd w:fill="F5F1FB"/>
+      </w:pPr>
+      <w:r>
+        <w:rPr>
+          <w:b w:val="0"/>
+        </w:rPr>
         <w:t>Ask: Which facts are given, and which would we have to assume? Learners mark relevant details before discussing answers.</w:t>
       </w:r>
     </w:p>
     <w:p>
-      <w:r>
+      <w:pPr>
+        <w:pStyle w:val="Heading3"/>
+      </w:pPr>
+      <w:r>
+        <w:t>Language to model</w:t>
+      </w:r>
+    </w:p>
+    <w:p>
+      <w:pPr>
+        <w:spacing w:line="336" w:lineRule="auto" w:after="180"/>
+        <w:shd w:fill="F1F6F8"/>
+      </w:pPr>
+      <w:r>
+        <w:rPr>
+          <w:b w:val="0"/>
+        </w:rPr>
         <w:t>Say: Predict first. Show the rule, information path or calculation that would produce the result. A correct guess is not yet an explanation.</w:t>
       </w:r>
     </w:p>
     <w:p>
-      <w:r>
+      <w:pPr>
+        <w:spacing w:line="336" w:lineRule="auto" w:after="180"/>
+      </w:pPr>
+      <w:r>
+        <w:rPr>
+          <w:b w:val="0"/>
+        </w:rPr>
         <w:t>Reveal reasoning one step at a time. Explain why a tempting alternative fails. Write units and denominators for arithmetic, trace conditions for decisions, and identify supporting sources for claims.</w:t>
       </w:r>
     </w:p>
     <w:p>
-      <w:r>
-        <w:t>In pairs, one learner solves while the other checks evidence; exchange roles. Remove the worked answer before independent assessment.</w:t>
+      <w:pPr>
+        <w:spacing w:line="336" w:lineRule="auto" w:after="180"/>
+      </w:pPr>
+      <w:r>
+        <w:rPr>
+          <w:b w:val="0"/>
+        </w:rPr>
+        <w:t xml:space="preserve">In pairs, one learner solves while the other checks </w:t>
+      </w:r>
+      <w:r>
+        <w:rPr>
+          <w:b/>
+        </w:rPr>
+        <w:t>evidence</w:t>
+      </w:r>
+      <w:r>
+        <w:rPr>
+          <w:b w:val="0"/>
+        </w:rPr>
+        <w:t>; exchange roles. Remove the worked answer before independent assessment.</w:t>
       </w:r>
     </w:p>
     <w:p>
@@ -1494,8 +3281,108 @@
       </w:r>
     </w:p>
     <w:p>
-      <w:r>
-        <w:t>For widths 1,3,5,7, threshold 3 predicts narrow,wide,wide,wide and has one error; threshold 5 predicts narrow,narrow,wide,wide and has zero. The choice establishes a lower fitting error among these candidates on these examples. The exit distinction is selecting a parameter using labelled examples versus keeping the parameter fixed while making a prediction on a new input.</w:t>
+      <w:pPr>
+        <w:spacing w:line="336" w:lineRule="auto" w:after="180"/>
+      </w:pPr>
+      <w:r>
+        <w:rPr>
+          <w:b w:val="0"/>
+        </w:rPr>
+        <w:t xml:space="preserve">For widths 1,3,5,7, </w:t>
+      </w:r>
+      <w:r>
+        <w:rPr>
+          <w:b/>
+        </w:rPr>
+        <w:t>threshold</w:t>
+      </w:r>
+      <w:r>
+        <w:rPr>
+          <w:b w:val="0"/>
+        </w:rPr>
+        <w:t xml:space="preserve"> 3 predicts narrow,wide,wide,wide and has one error; </w:t>
+      </w:r>
+      <w:r>
+        <w:rPr>
+          <w:b/>
+        </w:rPr>
+        <w:t>threshold</w:t>
+      </w:r>
+      <w:r>
+        <w:rPr>
+          <w:b w:val="0"/>
+        </w:rPr>
+        <w:t xml:space="preserve"> 5 predicts narrow,narrow,wide,wide and has zero.</w:t>
+      </w:r>
+    </w:p>
+    <w:p>
+      <w:pPr>
+        <w:spacing w:line="336" w:lineRule="auto" w:after="180"/>
+      </w:pPr>
+      <w:r>
+        <w:rPr>
+          <w:b w:val="0"/>
+        </w:rPr>
+        <w:t xml:space="preserve">The choice establishes a lower </w:t>
+      </w:r>
+      <w:r>
+        <w:rPr>
+          <w:b/>
+        </w:rPr>
+        <w:t>fitting</w:t>
+      </w:r>
+      <w:r>
+        <w:rPr>
+          <w:b w:val="0"/>
+        </w:rPr>
+        <w:t xml:space="preserve"> error among these candidates on these examples.</w:t>
+      </w:r>
+    </w:p>
+    <w:p>
+      <w:pPr>
+        <w:spacing w:line="336" w:lineRule="auto" w:after="180"/>
+      </w:pPr>
+      <w:r>
+        <w:rPr>
+          <w:b w:val="0"/>
+        </w:rPr>
+        <w:t xml:space="preserve">The exit distinction is selecting a parameter using </w:t>
+      </w:r>
+      <w:r>
+        <w:rPr>
+          <w:b/>
+        </w:rPr>
+        <w:t>label</w:t>
+      </w:r>
+      <w:r>
+        <w:rPr>
+          <w:b w:val="0"/>
+        </w:rPr>
+        <w:t xml:space="preserve">led examples versus keeping the parameter fixed while making a </w:t>
+      </w:r>
+      <w:r>
+        <w:rPr>
+          <w:b/>
+        </w:rPr>
+        <w:t>prediction</w:t>
+      </w:r>
+      <w:r>
+        <w:rPr>
+          <w:b w:val="0"/>
+        </w:rPr>
+        <w:t xml:space="preserve"> on a new </w:t>
+      </w:r>
+      <w:r>
+        <w:rPr>
+          <w:b/>
+        </w:rPr>
+        <w:t>input</w:t>
+      </w:r>
+      <w:r>
+        <w:rPr>
+          <w:b w:val="0"/>
+        </w:rPr>
+        <w:t>.</w:t>
       </w:r>
     </w:p>
     <w:p>
@@ -1727,41 +3614,167 @@
       </w:r>
     </w:p>
     <w:p>
-      <w:r>
-        <w:t>Completion task: Widths 1, 3, 5, 7 have labels narrow, narrow, wide, wide. For candidates 3 and 5, list all predictions using wide when width is at least the candidate. Count disagreements and select the lower-error candidate.</w:t>
-      </w:r>
-    </w:p>
-    <w:p>
-      <w:r>
-        <w:t>Teacher check: Threshold 3: narrow, wide, wide, wide; one disagreement at 3. Threshold 5: narrow, narrow, wide, wide; zero disagreements. Select 5 among these candidates based on these examples only.</w:t>
-      </w:r>
-    </w:p>
-    <w:p>
-      <w:r>
-        <w:t>Start by identifying the given inputs together. Leave the intermediate steps blank. If needed, model one step, then withdraw that help on the next step. Move to a full trace only when the partial trace is understood. For partners, alternate explainer and checker; collect a response from every learner before discussion.</w:t>
-      </w:r>
-    </w:p>
-    <w:p>
       <w:pPr>
         <w:pStyle w:val="Heading3"/>
       </w:pPr>
       <w:r>
+        <w:t>Completion practice</w:t>
+      </w:r>
+    </w:p>
+    <w:p>
+      <w:pPr>
+        <w:spacing w:line="336" w:lineRule="auto" w:after="180"/>
+        <w:shd w:fill="F5F1FB"/>
+      </w:pPr>
+      <w:r>
+        <w:rPr>
+          <w:b w:val="0"/>
+        </w:rPr>
+        <w:t xml:space="preserve">Completion task: Widths 1, 3, 5, 7 have </w:t>
+      </w:r>
+      <w:r>
+        <w:rPr>
+          <w:b/>
+        </w:rPr>
+        <w:t>label</w:t>
+      </w:r>
+      <w:r>
+        <w:rPr>
+          <w:b w:val="0"/>
+        </w:rPr>
+        <w:t xml:space="preserve">s narrow, narrow, wide, wide. For candidates 3 and 5, list all </w:t>
+      </w:r>
+      <w:r>
+        <w:rPr>
+          <w:b/>
+        </w:rPr>
+        <w:t>prediction</w:t>
+      </w:r>
+      <w:r>
+        <w:rPr>
+          <w:b w:val="0"/>
+        </w:rPr>
+        <w:t>s using wide when width is at least the candidate. Count disagreements and select the lower-error candidate.</w:t>
+      </w:r>
+    </w:p>
+    <w:p>
+      <w:pPr>
+        <w:pStyle w:val="Heading3"/>
+      </w:pPr>
+      <w:r>
+        <w:t>Reasoning to listen for</w:t>
+      </w:r>
+    </w:p>
+    <w:p>
+      <w:pPr>
+        <w:spacing w:line="336" w:lineRule="auto" w:after="180"/>
+        <w:shd w:fill="F1F6FC"/>
+      </w:pPr>
+      <w:r>
+        <w:rPr>
+          <w:b w:val="0"/>
+        </w:rPr>
+        <w:t xml:space="preserve">Teacher check: </w:t>
+      </w:r>
+      <w:r>
+        <w:rPr>
+          <w:b/>
+        </w:rPr>
+        <w:t>Threshold</w:t>
+      </w:r>
+      <w:r>
+        <w:rPr>
+          <w:b w:val="0"/>
+        </w:rPr>
+        <w:t xml:space="preserve"> 3: narrow, wide, wide, wide; one disagreement at 3. </w:t>
+      </w:r>
+      <w:r>
+        <w:rPr>
+          <w:b/>
+        </w:rPr>
+        <w:t>Threshold</w:t>
+      </w:r>
+      <w:r>
+        <w:rPr>
+          <w:b w:val="0"/>
+        </w:rPr>
+        <w:t xml:space="preserve"> 5: narrow, narrow, wide, wide; zero disagreements. Select 5 among these candidates based on these examples only.</w:t>
+      </w:r>
+    </w:p>
+    <w:p>
+      <w:pPr>
+        <w:spacing w:line="336" w:lineRule="auto" w:after="180"/>
+      </w:pPr>
+      <w:r>
+        <w:rPr>
+          <w:b w:val="0"/>
+        </w:rPr>
+        <w:t xml:space="preserve">Start by identifying the given </w:t>
+      </w:r>
+      <w:r>
+        <w:rPr>
+          <w:b/>
+        </w:rPr>
+        <w:t>input</w:t>
+      </w:r>
+      <w:r>
+        <w:rPr>
+          <w:b w:val="0"/>
+        </w:rPr>
+        <w:t>s together. Leave the intermediate steps blank. If needed, model one step, then withdraw that help on the next step. Move to a full trace only when the partial trace is understood.</w:t>
+      </w:r>
+    </w:p>
+    <w:p>
+      <w:pPr>
+        <w:spacing w:line="336" w:lineRule="auto" w:after="180"/>
+      </w:pPr>
+      <w:r>
+        <w:rPr>
+          <w:b w:val="0"/>
+        </w:rPr>
+        <w:t>For partners, alternate explainer and checker; collect a response from every learner before discussion.</w:t>
+      </w:r>
+    </w:p>
+    <w:p>
+      <w:pPr>
+        <w:pStyle w:val="Heading3"/>
+      </w:pPr>
+      <w:r>
         <w:t>Individual reasoning check</w:t>
       </w:r>
     </w:p>
     <w:p>
-      <w:r>
-        <w:t>Use the worked case for Rules and learned patterns. Proposed explanation: “A learned rule cannot be written simply”. Decide whether this explanation is supported. Point to the step or supplied fact that decides; explain your repair if needed.</w:t>
-      </w:r>
-    </w:p>
-    <w:p>
-      <w:r>
-        <w:t>Expected correction: The selection procedure can fit a single threshold. Complexity is not the definition of fitting.</w:t>
-      </w:r>
-    </w:p>
-    <w:p>
-      <w:r>
-        <w:t>Collect explanations, not only yes/no votes. If a misunderstanding is common, re-model the relevant step for the class. If it affects a few learners, give a short targeted group explanation while others solve a more demanding variation.</w:t>
+      <w:pPr>
+        <w:spacing w:line="336" w:lineRule="auto" w:after="180"/>
+      </w:pPr>
+      <w:r>
+        <w:rPr>
+          <w:b w:val="0"/>
+        </w:rPr>
+        <w:t xml:space="preserve">Use the worked case for Rules and </w:t>
+      </w:r>
+      <w:r>
+        <w:rPr>
+          <w:b/>
+        </w:rPr>
+        <w:t>learned pattern</w:t>
+      </w:r>
+      <w:r>
+        <w:rPr>
+          <w:b w:val="0"/>
+        </w:rPr>
+        <w:t>s. Proposed explanation: “A learned rule cannot be written simply”. Decide whether this explanation is supported.</w:t>
+      </w:r>
+    </w:p>
+    <w:p>
+      <w:pPr>
+        <w:spacing w:line="336" w:lineRule="auto" w:after="180"/>
+      </w:pPr>
+      <w:r>
+        <w:rPr>
+          <w:b w:val="0"/>
+        </w:rPr>
+        <w:t>Point to the step or supplied fact that decides; explain your repair if needed.</w:t>
       </w:r>
     </w:p>
     <w:p>
@@ -1769,12 +3782,96 @@
         <w:pStyle w:val="Heading3"/>
       </w:pPr>
       <w:r>
+        <w:t>Expected repair</w:t>
+      </w:r>
+    </w:p>
+    <w:p>
+      <w:pPr>
+        <w:spacing w:line="336" w:lineRule="auto" w:after="180"/>
+        <w:shd w:fill="F1F6FC"/>
+      </w:pPr>
+      <w:r>
+        <w:rPr>
+          <w:b w:val="0"/>
+        </w:rPr>
+        <w:t xml:space="preserve">Expected correction: The selection procedure can fit a single </w:t>
+      </w:r>
+      <w:r>
+        <w:rPr>
+          <w:b/>
+        </w:rPr>
+        <w:t>threshold</w:t>
+      </w:r>
+      <w:r>
+        <w:rPr>
+          <w:b w:val="0"/>
+        </w:rPr>
+        <w:t xml:space="preserve">. Complexity is not the definition of </w:t>
+      </w:r>
+      <w:r>
+        <w:rPr>
+          <w:b/>
+        </w:rPr>
+        <w:t>fitting</w:t>
+      </w:r>
+      <w:r>
+        <w:rPr>
+          <w:b w:val="0"/>
+        </w:rPr>
+        <w:t>.</w:t>
+      </w:r>
+    </w:p>
+    <w:p>
+      <w:pPr>
+        <w:spacing w:line="336" w:lineRule="auto" w:after="180"/>
+      </w:pPr>
+      <w:r>
+        <w:rPr>
+          <w:b w:val="0"/>
+        </w:rPr>
+        <w:t>Collect explanations, not only yes/no votes. If a misunderstanding is common, re-model the relevant step for the class.</w:t>
+      </w:r>
+    </w:p>
+    <w:p>
+      <w:pPr>
+        <w:spacing w:line="336" w:lineRule="auto" w:after="180"/>
+      </w:pPr>
+      <w:r>
+        <w:rPr>
+          <w:b w:val="0"/>
+        </w:rPr>
+        <w:t>If it affects a few learners, give a short targeted group explanation while others solve a more demanding variation.</w:t>
+      </w:r>
+    </w:p>
+    <w:p>
+      <w:pPr>
+        <w:pStyle w:val="Heading3"/>
+      </w:pPr>
+      <w:r>
         <w:t>Pictorial practice question</w:t>
       </w:r>
     </w:p>
     <w:p>
-      <w:r>
-        <w:t>Show which stage used labels and which stage used only the new measurement.</w:t>
+      <w:pPr>
+        <w:spacing w:line="336" w:lineRule="auto" w:after="180"/>
+      </w:pPr>
+      <w:r>
+        <w:rPr>
+          <w:b w:val="0"/>
+        </w:rPr>
+        <w:t xml:space="preserve">Show which stage used </w:t>
+      </w:r>
+      <w:r>
+        <w:rPr>
+          <w:b/>
+        </w:rPr>
+        <w:t>label</w:t>
+      </w:r>
+      <w:r>
+        <w:rPr>
+          <w:b w:val="0"/>
+        </w:rPr>
+        <w:t>s and which stage used only the new measurement.</w:t>
       </w:r>
     </w:p>
     <w:p>
@@ -1786,18 +3883,108 @@
       </w:r>
     </w:p>
     <w:p>
-      <w:r>
-        <w:t>Selection used all four training labels. The new prediction compares diameter with 5 without seeing its reference label.</w:t>
-      </w:r>
-    </w:p>
-    <w:p>
-      <w:r>
+      <w:pPr>
+        <w:spacing w:line="336" w:lineRule="auto" w:after="180"/>
+      </w:pPr>
+      <w:r>
+        <w:rPr>
+          <w:b w:val="0"/>
+        </w:rPr>
+        <w:t xml:space="preserve">Selection used all four </w:t>
+      </w:r>
+      <w:r>
+        <w:rPr>
+          <w:b/>
+        </w:rPr>
+        <w:t>training</w:t>
+      </w:r>
+      <w:r>
+        <w:rPr>
+          <w:b w:val="0"/>
+        </w:rPr>
+        <w:t xml:space="preserve"> </w:t>
+      </w:r>
+      <w:r>
+        <w:rPr>
+          <w:b/>
+        </w:rPr>
+        <w:t>label</w:t>
+      </w:r>
+      <w:r>
+        <w:rPr>
+          <w:b w:val="0"/>
+        </w:rPr>
+        <w:t xml:space="preserve">s. The new </w:t>
+      </w:r>
+      <w:r>
+        <w:rPr>
+          <w:b/>
+        </w:rPr>
+        <w:t>prediction</w:t>
+      </w:r>
+      <w:r>
+        <w:rPr>
+          <w:b w:val="0"/>
+        </w:rPr>
+        <w:t xml:space="preserve"> compares diameter with 5 without seeing its reference </w:t>
+      </w:r>
+      <w:r>
+        <w:rPr>
+          <w:b/>
+        </w:rPr>
+        <w:t>label</w:t>
+      </w:r>
+      <w:r>
+        <w:rPr>
+          <w:b w:val="0"/>
+        </w:rPr>
+        <w:t>.</w:t>
+      </w:r>
+    </w:p>
+    <w:p>
+      <w:pPr>
+        <w:spacing w:line="336" w:lineRule="auto" w:after="180"/>
+      </w:pPr>
+      <w:r>
+        <w:rPr>
+          <w:b w:val="0"/>
+        </w:rPr>
         <w:t>Changed-case reasoning: The selected rule predicts large. At least includes equality, so 5 meets the boundary.</w:t>
       </w:r>
     </w:p>
     <w:p>
-      <w:r>
-        <w:t>Collect each learner’s explanation before discussion. Use the first missing connection between input, deciding step and result to choose support. This question is worked-case practice, not fresh mastery evidence.</w:t>
+      <w:pPr>
+        <w:spacing w:line="336" w:lineRule="auto" w:after="180"/>
+      </w:pPr>
+      <w:r>
+        <w:rPr>
+          <w:b w:val="0"/>
+        </w:rPr>
+        <w:t xml:space="preserve">Collect each learner’s explanation before discussion. Use the first missing connection between </w:t>
+      </w:r>
+      <w:r>
+        <w:rPr>
+          <w:b/>
+        </w:rPr>
+        <w:t>input</w:t>
+      </w:r>
+      <w:r>
+        <w:rPr>
+          <w:b w:val="0"/>
+        </w:rPr>
+        <w:t xml:space="preserve">, deciding step and result to choose support. This question is worked-case practice, not fresh mastery </w:t>
+      </w:r>
+      <w:r>
+        <w:rPr>
+          <w:b/>
+        </w:rPr>
+        <w:t>evidence</w:t>
+      </w:r>
+      <w:r>
+        <w:rPr>
+          <w:b w:val="0"/>
+        </w:rPr>
+        <w:t>.</w:t>
       </w:r>
     </w:p>
     <w:p>
@@ -1809,45 +3996,174 @@
       </w:r>
     </w:p>
     <w:p>
+      <w:r>
+        <w:t>Run the Rules or Learned Patterns? investigation and use the first unsupported step to choose a teaching response.</w:t>
+      </w:r>
+    </w:p>
+    <w:p>
+      <w:pPr>
+        <w:spacing w:line="336" w:lineRule="auto" w:after="180"/>
+      </w:pPr>
+      <w:r>
+        <w:rPr>
+          <w:b w:val="0"/>
+        </w:rPr>
+        <w:t xml:space="preserve">Predict first, test honestly, and explain what the </w:t>
+      </w:r>
+      <w:r>
+        <w:rPr>
+          <w:b/>
+        </w:rPr>
+        <w:t>evidence</w:t>
+      </w:r>
+      <w:r>
+        <w:rPr>
+          <w:b w:val="0"/>
+        </w:rPr>
+        <w:t xml:space="preserve"> means.</w:t>
+      </w:r>
+    </w:p>
+    <w:p>
       <w:pPr>
         <w:pStyle w:val="Heading3"/>
       </w:pPr>
       <w:r>
-        <w:t>Run the weekly evidence lab</w:t>
-      </w:r>
-    </w:p>
-    <w:p>
-      <w:r>
-        <w:t>Predict first, test honestly, and explain what the evidence means.</w:t>
-      </w:r>
-    </w:p>
-    <w:p>
-      <w:r>
-        <w:t>State your prediction before the result is known.</w:t>
-      </w:r>
-    </w:p>
-    <w:p>
-      <w:r>
+        <w:t>1. Predict</w:t>
+      </w:r>
+    </w:p>
+    <w:p>
+      <w:pPr>
+        <w:spacing w:line="336" w:lineRule="auto" w:after="180"/>
+        <w:shd w:fill="F4F9FC"/>
+      </w:pPr>
+      <w:r>
+        <w:rPr>
+          <w:b w:val="0"/>
+        </w:rPr>
+        <w:t xml:space="preserve">State your </w:t>
+      </w:r>
+      <w:r>
+        <w:rPr>
+          <w:b/>
+        </w:rPr>
+        <w:t>prediction</w:t>
+      </w:r>
+      <w:r>
+        <w:rPr>
+          <w:b w:val="0"/>
+        </w:rPr>
+        <w:t xml:space="preserve"> before the result is known.</w:t>
+      </w:r>
+    </w:p>
+    <w:p>
+      <w:pPr>
+        <w:pStyle w:val="Heading3"/>
+      </w:pPr>
+      <w:r>
+        <w:t>2. Investigate</w:t>
+      </w:r>
+    </w:p>
+    <w:p>
+      <w:pPr>
+        <w:spacing w:line="336" w:lineRule="auto" w:after="180"/>
+        <w:shd w:fill="F4F9FC"/>
+      </w:pPr>
+      <w:r>
+        <w:rPr>
+          <w:b w:val="0"/>
+        </w:rPr>
         <w:t>Complete the task: Compare a motion light with an animal recognizer.</w:t>
       </w:r>
     </w:p>
     <w:p>
-      <w:r>
+      <w:pPr>
+        <w:pStyle w:val="Heading3"/>
+      </w:pPr>
+      <w:r>
+        <w:t>3. Compare cases</w:t>
+      </w:r>
+    </w:p>
+    <w:p>
+      <w:pPr>
+        <w:spacing w:line="336" w:lineRule="auto" w:after="180"/>
+        <w:shd w:fill="F4F9FC"/>
+      </w:pPr>
+      <w:r>
+        <w:rPr>
+          <w:b w:val="0"/>
+        </w:rPr>
         <w:t>Keep a normal case and an edge case clearly separated.</w:t>
       </w:r>
     </w:p>
     <w:p>
-      <w:r>
-        <w:t>Record what happened—even when it does not match your prediction.</w:t>
-      </w:r>
-    </w:p>
-    <w:p>
-      <w:r>
+      <w:pPr>
+        <w:pStyle w:val="Heading3"/>
+      </w:pPr>
+      <w:r>
+        <w:t>4. Record honestly</w:t>
+      </w:r>
+    </w:p>
+    <w:p>
+      <w:pPr>
+        <w:spacing w:line="336" w:lineRule="auto" w:after="180"/>
+        <w:shd w:fill="F4F9FC"/>
+      </w:pPr>
+      <w:r>
+        <w:rPr>
+          <w:b w:val="0"/>
+        </w:rPr>
+        <w:t xml:space="preserve">Record what happened—even when it does not match your </w:t>
+      </w:r>
+      <w:r>
+        <w:rPr>
+          <w:b/>
+        </w:rPr>
+        <w:t>prediction</w:t>
+      </w:r>
+      <w:r>
+        <w:rPr>
+          <w:b w:val="0"/>
+        </w:rPr>
+        <w:t>.</w:t>
+      </w:r>
+    </w:p>
+    <w:p>
+      <w:pPr>
+        <w:pStyle w:val="Heading3"/>
+      </w:pPr>
+      <w:r>
+        <w:t>5. Explain and plan the next test</w:t>
+      </w:r>
+    </w:p>
+    <w:p>
+      <w:pPr>
+        <w:spacing w:line="336" w:lineRule="auto" w:after="180"/>
+        <w:shd w:fill="F4F9FC"/>
+      </w:pPr>
+      <w:r>
+        <w:rPr>
+          <w:b w:val="0"/>
+        </w:rPr>
         <w:t>Explain the result, one limitation, and the next useful test.</w:t>
       </w:r>
     </w:p>
     <w:p>
-      <w:r>
+      <w:pPr>
+        <w:pStyle w:val="Heading3"/>
+      </w:pPr>
+      <w:r>
+        <w:t>Use a fresh case after support</w:t>
+      </w:r>
+    </w:p>
+    <w:p>
+      <w:pPr>
+        <w:spacing w:line="336" w:lineRule="auto" w:after="180"/>
+        <w:shd w:fill="FFF5E6"/>
+      </w:pPr>
+      <w:r>
+        <w:rPr>
+          <w:b w:val="0"/>
+        </w:rPr>
         <w:t>INDEPENDENCE After support is removed, repeat the proof with a fresh case.</w:t>
       </w:r>
     </w:p>
@@ -1860,8 +4176,25 @@
       </w:r>
     </w:p>
     <w:p>
-      <w:r>
-        <w:t>Use the concrete case as the shared normal case and the independent question as a second case. Each pair creates a boundary or missing-information case and predicts its result before testing. Keep the expected result separate from an observed mistake.</w:t>
+      <w:pPr>
+        <w:spacing w:line="336" w:lineRule="auto" w:after="180"/>
+      </w:pPr>
+      <w:r>
+        <w:rPr>
+          <w:b w:val="0"/>
+        </w:rPr>
+        <w:t>Use the concrete case as the shared normal case and the independent question as a second case. Each pair creates a boundary or missing-information case and predicts its result before testing.</w:t>
+      </w:r>
+    </w:p>
+    <w:p>
+      <w:pPr>
+        <w:spacing w:line="336" w:lineRule="auto" w:after="180"/>
+      </w:pPr>
+      <w:r>
+        <w:rPr>
+          <w:b w:val="0"/>
+        </w:rPr>
+        <w:t>Keep the expected result separate from an observed mistake.</w:t>
       </w:r>
     </w:p>
     <w:tbl>
@@ -2019,13 +4352,45 @@
       </w:r>
     </w:p>
     <w:p>
-      <w:r>
+      <w:pPr>
+        <w:pStyle w:val="Heading3"/>
+      </w:pPr>
+      <w:r>
+        <w:t>Find the unsupported claim</w:t>
+      </w:r>
+    </w:p>
+    <w:p>
+      <w:pPr>
+        <w:spacing w:line="336" w:lineRule="auto" w:after="180"/>
+        <w:shd w:fill="F5F1FB"/>
+      </w:pPr>
+      <w:r>
+        <w:rPr>
+          <w:b w:val="0"/>
+        </w:rPr>
         <w:t>CLAIM TO REPAIR Every rule must have been learned from data.</w:t>
       </w:r>
     </w:p>
     <w:p>
-      <w:r>
-        <w:t>For guessing, return to given facts and request a trace. For vocabulary without application, use one example and one non-example. For arithmetic errors, check the setup before the calculation. Finish with a different uncoached case before recording mastery.</w:t>
+      <w:pPr>
+        <w:spacing w:line="336" w:lineRule="auto" w:after="180"/>
+      </w:pPr>
+      <w:r>
+        <w:rPr>
+          <w:b w:val="0"/>
+        </w:rPr>
+        <w:t>For guessing, return to given facts and request a trace. For vocabulary without application, use one example and one non-example. For arithmetic errors, check the setup before the calculation.</w:t>
+      </w:r>
+    </w:p>
+    <w:p>
+      <w:pPr>
+        <w:spacing w:line="336" w:lineRule="auto" w:after="180"/>
+      </w:pPr>
+      <w:r>
+        <w:rPr>
+          <w:b w:val="0"/>
+        </w:rPr>
+        <w:t>Finish with a different uncoached case before recording mastery.</w:t>
       </w:r>
     </w:p>
     <w:p>
@@ -2037,18 +4402,180 @@
       </w:r>
     </w:p>
     <w:p>
-      <w:r>
-        <w:t>A learned rule cannot be written simply: The selection procedure can fit a single threshold. Complexity is not the definition of fitting.</w:t>
-      </w:r>
-    </w:p>
-    <w:p>
-      <w:r>
-        <w:t>Zero fitting errors means the model is correct everywhere: Use thresholds 5 and 6, then input 5. Identical fitting scores leave different unseen predictions.</w:t>
-      </w:r>
-    </w:p>
-    <w:p>
-      <w:r>
-        <w:t>The label is available when predicting: Cover the new case's label until the prediction is recorded. Separate information available at fitting time from prediction time.</w:t>
+      <w:pPr>
+        <w:spacing w:line="336" w:lineRule="auto" w:after="180"/>
+      </w:pPr>
+      <w:r>
+        <w:rPr>
+          <w:b w:val="0"/>
+        </w:rPr>
+        <w:t xml:space="preserve">A learned rule cannot be written simply: The selection procedure can fit a single </w:t>
+      </w:r>
+      <w:r>
+        <w:rPr>
+          <w:b/>
+        </w:rPr>
+        <w:t>threshold</w:t>
+      </w:r>
+      <w:r>
+        <w:rPr>
+          <w:b w:val="0"/>
+        </w:rPr>
+        <w:t xml:space="preserve">. Complexity is not the definition of </w:t>
+      </w:r>
+      <w:r>
+        <w:rPr>
+          <w:b/>
+        </w:rPr>
+        <w:t>fitting</w:t>
+      </w:r>
+      <w:r>
+        <w:rPr>
+          <w:b w:val="0"/>
+        </w:rPr>
+        <w:t>.</w:t>
+      </w:r>
+    </w:p>
+    <w:p>
+      <w:pPr>
+        <w:spacing w:line="336" w:lineRule="auto" w:after="180"/>
+      </w:pPr>
+      <w:r>
+        <w:rPr>
+          <w:b w:val="0"/>
+        </w:rPr>
+        <w:t xml:space="preserve">Zero </w:t>
+      </w:r>
+      <w:r>
+        <w:rPr>
+          <w:b/>
+        </w:rPr>
+        <w:t>fitting</w:t>
+      </w:r>
+      <w:r>
+        <w:rPr>
+          <w:b w:val="0"/>
+        </w:rPr>
+        <w:t xml:space="preserve"> errors means the model is correct everywhere: Use </w:t>
+      </w:r>
+      <w:r>
+        <w:rPr>
+          <w:b/>
+        </w:rPr>
+        <w:t>threshold</w:t>
+      </w:r>
+      <w:r>
+        <w:rPr>
+          <w:b w:val="0"/>
+        </w:rPr>
+        <w:t xml:space="preserve">s 5 and 6, then </w:t>
+      </w:r>
+      <w:r>
+        <w:rPr>
+          <w:b/>
+        </w:rPr>
+        <w:t>input</w:t>
+      </w:r>
+      <w:r>
+        <w:rPr>
+          <w:b w:val="0"/>
+        </w:rPr>
+        <w:t xml:space="preserve"> 5. Identical </w:t>
+      </w:r>
+      <w:r>
+        <w:rPr>
+          <w:b/>
+        </w:rPr>
+        <w:t>fitting</w:t>
+      </w:r>
+      <w:r>
+        <w:rPr>
+          <w:b w:val="0"/>
+        </w:rPr>
+        <w:t xml:space="preserve"> scores leave different unseen </w:t>
+      </w:r>
+      <w:r>
+        <w:rPr>
+          <w:b/>
+        </w:rPr>
+        <w:t>prediction</w:t>
+      </w:r>
+      <w:r>
+        <w:rPr>
+          <w:b w:val="0"/>
+        </w:rPr>
+        <w:t>s.</w:t>
+      </w:r>
+    </w:p>
+    <w:p>
+      <w:pPr>
+        <w:spacing w:line="336" w:lineRule="auto" w:after="180"/>
+      </w:pPr>
+      <w:r>
+        <w:rPr>
+          <w:b w:val="0"/>
+        </w:rPr>
+        <w:t xml:space="preserve">The </w:t>
+      </w:r>
+      <w:r>
+        <w:rPr>
+          <w:b/>
+        </w:rPr>
+        <w:t>label</w:t>
+      </w:r>
+      <w:r>
+        <w:rPr>
+          <w:b w:val="0"/>
+        </w:rPr>
+        <w:t xml:space="preserve"> is available when predicting: Cover the new case's </w:t>
+      </w:r>
+      <w:r>
+        <w:rPr>
+          <w:b/>
+        </w:rPr>
+        <w:t>label</w:t>
+      </w:r>
+      <w:r>
+        <w:rPr>
+          <w:b w:val="0"/>
+        </w:rPr>
+        <w:t xml:space="preserve"> until the </w:t>
+      </w:r>
+      <w:r>
+        <w:rPr>
+          <w:b/>
+        </w:rPr>
+        <w:t>prediction</w:t>
+      </w:r>
+      <w:r>
+        <w:rPr>
+          <w:b w:val="0"/>
+        </w:rPr>
+        <w:t xml:space="preserve"> is recorded. Separate information available at </w:t>
+      </w:r>
+      <w:r>
+        <w:rPr>
+          <w:b/>
+        </w:rPr>
+        <w:t>fitting</w:t>
+      </w:r>
+      <w:r>
+        <w:rPr>
+          <w:b w:val="0"/>
+        </w:rPr>
+        <w:t xml:space="preserve"> time from </w:t>
+      </w:r>
+      <w:r>
+        <w:rPr>
+          <w:b/>
+        </w:rPr>
+        <w:t>prediction</w:t>
+      </w:r>
+      <w:r>
+        <w:rPr>
+          <w:b w:val="0"/>
+        </w:rPr>
+        <w:t xml:space="preserve"> time.</w:t>
       </w:r>
     </w:p>
     <w:p>
@@ -2206,8 +4733,25 @@
       </w:tr>
     </w:tbl>
     <w:p>
-      <w:r>
-        <w:t>Offer an oral explanation, drawing, enlarged visual or fewer examples when that removes a reading/writing barrier. Keep the same reasoning goal. Stretch secure learners by changing a boundary or assumption and asking them to defend the effect, not simply by assigning more of the same questions.</w:t>
+      <w:pPr>
+        <w:spacing w:line="336" w:lineRule="auto" w:after="180"/>
+      </w:pPr>
+      <w:r>
+        <w:rPr>
+          <w:b w:val="0"/>
+        </w:rPr>
+        <w:t>Offer an oral explanation, drawing, enlarged visual or fewer examples when that removes a reading/writing barrier. Keep the same reasoning goal.</w:t>
+      </w:r>
+    </w:p>
+    <w:p>
+      <w:pPr>
+        <w:spacing w:line="336" w:lineRule="auto" w:after="180"/>
+      </w:pPr>
+      <w:r>
+        <w:rPr>
+          <w:b w:val="0"/>
+        </w:rPr>
+        <w:t>Stretch secure learners by changing a boundary or assumption and asking them to defend the effect, not simply by assigning more of the same questions.</w:t>
       </w:r>
     </w:p>
     <w:p>
@@ -2219,11 +4763,16 @@
       </w:r>
     </w:p>
     <w:p>
+      <w:r>
+        <w:t>Use the Rules or Learned Patterns? questions, teacher keys and criteria after the relevant attempts. Previously discussed cases are practice; protect the separately selected independent task.</w:t>
+      </w:r>
+    </w:p>
+    <w:p>
       <w:pPr>
         <w:pStyle w:val="Heading3"/>
       </w:pPr>
       <w:r>
-        <w:t>Assess and explain the answers</w:t>
+        <w:t>Worked case answer</w:t>
       </w:r>
     </w:p>
     <w:p>
@@ -2231,11 +4780,18 @@
         <w:pStyle w:val="Heading3"/>
       </w:pPr>
       <w:r>
-        <w:t>Worked case answer</w:t>
-      </w:r>
-    </w:p>
-    <w:p>
-      <w:r>
+        <w:t>Teacher key · Worked case answer</w:t>
+      </w:r>
+    </w:p>
+    <w:p>
+      <w:pPr>
+        <w:spacing w:line="336" w:lineRule="auto" w:after="180"/>
+        <w:shd w:fill="F1F6FC"/>
+      </w:pPr>
+      <w:r>
+        <w:rPr>
+          <w:b w:val="0"/>
+        </w:rPr>
         <w:t>A was explicitly programmed; B learned parameters from examples. Blue-card handling is unspecified, so request a rule. Both systems can fail.</w:t>
       </w:r>
     </w:p>
@@ -2248,21 +4804,87 @@
       </w:r>
     </w:p>
     <w:p>
-      <w:r>
-        <w:t>System A uses the written rule green means go. System B learns fruit labels from example photographs. Who supplies A's rule? What changes when B is trained on different examples?</w:t>
-      </w:r>
-    </w:p>
-    <w:p>
       <w:pPr>
         <w:pStyle w:val="Heading3"/>
       </w:pPr>
       <w:r>
+        <w:t>Independent question · withhold the key</w:t>
+      </w:r>
+    </w:p>
+    <w:p>
+      <w:pPr>
+        <w:spacing w:line="336" w:lineRule="auto" w:after="180"/>
+        <w:shd w:fill="F5F1FB"/>
+      </w:pPr>
+      <w:r>
+        <w:rPr>
+          <w:b w:val="0"/>
+        </w:rPr>
+        <w:t xml:space="preserve">System A uses the </w:t>
+      </w:r>
+      <w:r>
+        <w:rPr>
+          <w:b/>
+        </w:rPr>
+        <w:t>written rule</w:t>
+      </w:r>
+      <w:r>
+        <w:rPr>
+          <w:b w:val="0"/>
+        </w:rPr>
+        <w:t xml:space="preserve"> green means go. System B learns fruit </w:t>
+      </w:r>
+      <w:r>
+        <w:rPr>
+          <w:b/>
+        </w:rPr>
+        <w:t>label</w:t>
+      </w:r>
+      <w:r>
+        <w:rPr>
+          <w:b w:val="0"/>
+        </w:rPr>
+        <w:t>s from example photographs. Who supplies A's rule? What changes when B is trained on different examples?</w:t>
+      </w:r>
+    </w:p>
+    <w:p>
+      <w:pPr>
+        <w:pStyle w:val="Heading3"/>
+      </w:pPr>
+      <w:r>
         <w:t>Expected independent answer</w:t>
       </w:r>
     </w:p>
     <w:p>
-      <w:r>
-        <w:t>A's designer writes the rule. Training examples can change B's learned behaviour. A new set of examples does not automatically improve B; test it on separate examples.</w:t>
+      <w:pPr>
+        <w:pStyle w:val="Heading3"/>
+      </w:pPr>
+      <w:r>
+        <w:t>Teacher key · Expected independent answer</w:t>
+      </w:r>
+    </w:p>
+    <w:p>
+      <w:pPr>
+        <w:spacing w:line="336" w:lineRule="auto" w:after="180"/>
+        <w:shd w:fill="F1F6FC"/>
+      </w:pPr>
+      <w:r>
+        <w:rPr>
+          <w:b w:val="0"/>
+        </w:rPr>
+        <w:t xml:space="preserve">A's designer writes the rule. </w:t>
+      </w:r>
+      <w:r>
+        <w:rPr>
+          <w:b/>
+        </w:rPr>
+        <w:t>Training</w:t>
+      </w:r>
+      <w:r>
+        <w:rPr>
+          <w:b w:val="0"/>
+        </w:rPr>
+        <w:t xml:space="preserve"> examples can change B's learned behaviour. A new set of examples does not automatically improve B; test it on separate examples.</w:t>
       </w:r>
     </w:p>
     <w:p>
@@ -2500,8 +5122,37 @@
       </w:tr>
     </w:tbl>
     <w:p>
-      <w:r>
-        <w:t>Use 6/8 as a classroom checkpoint, with 2 required for both Result and Reasoning. This is a proposed teaching rule, not a validated certification threshold. Do not count a coached answer as independent mastery; correct unsafe or unsupported claims regardless of total.</w:t>
+      <w:pPr>
+        <w:spacing w:line="336" w:lineRule="auto" w:after="180"/>
+      </w:pPr>
+      <w:r>
+        <w:rPr>
+          <w:b w:val="0"/>
+        </w:rPr>
+        <w:t xml:space="preserve">Use 6/8 as a classroom checkpoint, with 2 required for both Result and Reasoning. This is a proposed teaching rule, not a validated certification </w:t>
+      </w:r>
+      <w:r>
+        <w:rPr>
+          <w:b/>
+        </w:rPr>
+        <w:t>threshold</w:t>
+      </w:r>
+      <w:r>
+        <w:rPr>
+          <w:b w:val="0"/>
+        </w:rPr>
+        <w:t>.</w:t>
+      </w:r>
+    </w:p>
+    <w:p>
+      <w:pPr>
+        <w:spacing w:line="336" w:lineRule="auto" w:after="180"/>
+      </w:pPr>
+      <w:r>
+        <w:rPr>
+          <w:b w:val="0"/>
+        </w:rPr>
+        <w:t>Do not count a coached answer as independent mastery; correct unsafe or unsupported claims regardless of total.</w:t>
       </w:r>
     </w:p>
     <w:p>
@@ -2513,8 +5164,26 @@
       </w:r>
     </w:p>
     <w:p>
-      <w:r>
-        <w:t>Ask the learner to find the evidence that challenges this claim: “Every rule must have been learned from data.” Keep the first attempt and an uncoached retry separate.</w:t>
+      <w:pPr>
+        <w:spacing w:line="336" w:lineRule="auto" w:after="180"/>
+      </w:pPr>
+      <w:r>
+        <w:rPr>
+          <w:b w:val="0"/>
+        </w:rPr>
+        <w:t xml:space="preserve">Ask the learner to find the </w:t>
+      </w:r>
+      <w:r>
+        <w:rPr>
+          <w:b/>
+        </w:rPr>
+        <w:t>evidence</w:t>
+      </w:r>
+      <w:r>
+        <w:rPr>
+          <w:b w:val="0"/>
+        </w:rPr>
+        <w:t xml:space="preserve"> that challenges this claim: “Every rule must have been learned from data.” Keep the first attempt and an uncoached retry separate.</w:t>
       </w:r>
     </w:p>
     <w:p>
@@ -2526,15 +5195,114 @@
       </w:r>
     </w:p>
     <w:p>
-      <w:r>
-        <w:t>No. A follows supplied instructions but purple handling is unspecified; B applies a learned pattern. Inspect A's complete rule and B's training and prediction process. The same output can arise from different mechanisms and neither result establishes correctness without a purple-card policy.</w:t>
-      </w:r>
-    </w:p>
-    <w:p>
       <w:pPr>
         <w:pStyle w:val="Heading3"/>
       </w:pPr>
       <w:r>
+        <w:t>Teacher key · Original transfer answer</w:t>
+      </w:r>
+    </w:p>
+    <w:p>
+      <w:pPr>
+        <w:spacing w:line="336" w:lineRule="auto" w:after="180"/>
+        <w:shd w:fill="F1F6FC"/>
+      </w:pPr>
+      <w:r>
+        <w:rPr>
+          <w:b w:val="0"/>
+        </w:rPr>
+        <w:t xml:space="preserve">No. A follows supplied instructions but purple handling is unspecified; B applies a </w:t>
+      </w:r>
+      <w:r>
+        <w:rPr>
+          <w:b/>
+        </w:rPr>
+        <w:t>learned pattern</w:t>
+      </w:r>
+      <w:r>
+        <w:rPr>
+          <w:b w:val="0"/>
+        </w:rPr>
+        <w:t xml:space="preserve">. Inspect A's complete rule and B's </w:t>
+      </w:r>
+      <w:r>
+        <w:rPr>
+          <w:b/>
+        </w:rPr>
+        <w:t>training</w:t>
+      </w:r>
+      <w:r>
+        <w:rPr>
+          <w:b w:val="0"/>
+        </w:rPr>
+        <w:t xml:space="preserve"> and </w:t>
+      </w:r>
+      <w:r>
+        <w:rPr>
+          <w:b/>
+        </w:rPr>
+        <w:t>prediction</w:t>
+      </w:r>
+      <w:r>
+        <w:rPr>
+          <w:b w:val="0"/>
+        </w:rPr>
+        <w:t xml:space="preserve"> </w:t>
+      </w:r>
+      <w:r>
+        <w:rPr>
+          <w:b/>
+        </w:rPr>
+        <w:t>process</w:t>
+      </w:r>
+      <w:r>
+        <w:rPr>
+          <w:b w:val="0"/>
+        </w:rPr>
+        <w:t>.</w:t>
+      </w:r>
+    </w:p>
+    <w:p>
+      <w:pPr>
+        <w:spacing w:line="336" w:lineRule="auto" w:after="180"/>
+        <w:shd w:fill="F1F6FC"/>
+      </w:pPr>
+      <w:r>
+        <w:rPr>
+          <w:b w:val="0"/>
+        </w:rPr>
+        <w:t xml:space="preserve">The same </w:t>
+      </w:r>
+      <w:r>
+        <w:rPr>
+          <w:b/>
+        </w:rPr>
+        <w:t>output</w:t>
+      </w:r>
+      <w:r>
+        <w:rPr>
+          <w:b w:val="0"/>
+        </w:rPr>
+        <w:t xml:space="preserve"> can arise from different </w:t>
+      </w:r>
+      <w:r>
+        <w:rPr>
+          <w:b/>
+        </w:rPr>
+        <w:t>mechanism</w:t>
+      </w:r>
+      <w:r>
+        <w:rPr>
+          <w:b w:val="0"/>
+        </w:rPr>
+        <w:t>s and neither result establishes correctness without a purple-card policy.</w:t>
+      </w:r>
+    </w:p>
+    <w:p>
+      <w:pPr>
+        <w:pStyle w:val="Heading3"/>
+      </w:pPr>
+      <w:r>
         <w:t>Explanations for the additional workbook examples</w:t>
       </w:r>
     </w:p>
@@ -2547,111 +5315,753 @@
       </w:r>
     </w:p>
     <w:p>
-      <w:r>
-        <w:t>Use wide when width is at least 5 cm. Predict the label for widths 4, 5 and 6. Then state what changes if the rule uses greater than 5 instead.</w:t>
-      </w:r>
-    </w:p>
-    <w:p>
-      <w:r>
-        <w:t>At least 5 gives narrow, wide, wide. Greater than 5 gives narrow, narrow, wide. Only the equality case changes among these inputs.</w:t>
-      </w:r>
-    </w:p>
-    <w:p>
       <w:pPr>
         <w:pStyle w:val="Heading3"/>
       </w:pPr>
       <w:r>
+        <w:t>Workbook question · W1</w:t>
+      </w:r>
+    </w:p>
+    <w:p>
+      <w:pPr>
+        <w:spacing w:line="336" w:lineRule="auto" w:after="180"/>
+        <w:shd w:fill="F5F1FB"/>
+      </w:pPr>
+      <w:r>
+        <w:rPr>
+          <w:b w:val="0"/>
+        </w:rPr>
+        <w:t xml:space="preserve">Use wide when width is at least 5 cm. Predict the </w:t>
+      </w:r>
+      <w:r>
+        <w:rPr>
+          <w:b/>
+        </w:rPr>
+        <w:t>label</w:t>
+      </w:r>
+      <w:r>
+        <w:rPr>
+          <w:b w:val="0"/>
+        </w:rPr>
+        <w:t xml:space="preserve"> for widths 4, 5 and 6. Then state what changes if the rule uses greater than 5 instead.</w:t>
+      </w:r>
+    </w:p>
+    <w:p>
+      <w:pPr>
+        <w:pStyle w:val="Heading3"/>
+      </w:pPr>
+      <w:r>
+        <w:t>Teacher reasoning · W1</w:t>
+      </w:r>
+    </w:p>
+    <w:p>
+      <w:pPr>
+        <w:spacing w:line="336" w:lineRule="auto" w:after="180"/>
+        <w:shd w:fill="F1F6FC"/>
+      </w:pPr>
+      <w:r>
+        <w:rPr>
+          <w:b w:val="0"/>
+        </w:rPr>
+        <w:t xml:space="preserve">At least 5 gives narrow, wide, wide. Greater than 5 gives narrow, narrow, wide. Only the equality case changes among these </w:t>
+      </w:r>
+      <w:r>
+        <w:rPr>
+          <w:b/>
+        </w:rPr>
+        <w:t>input</w:t>
+      </w:r>
+      <w:r>
+        <w:rPr>
+          <w:b w:val="0"/>
+        </w:rPr>
+        <w:t>s.</w:t>
+      </w:r>
+    </w:p>
+    <w:p>
+      <w:pPr>
+        <w:pStyle w:val="Heading3"/>
+      </w:pPr>
+      <w:r>
         <w:t>W2 Complete the supported comparison</w:t>
       </w:r>
     </w:p>
     <w:p>
-      <w:r>
-        <w:t>Widths 1, 3, 5, 7 have labels narrow, narrow, wide, wide. For candidates 3 and 5, list all predictions using wide when width is at least the candidate. Count disagreements and select the lower-error candidate.</w:t>
-      </w:r>
-    </w:p>
-    <w:p>
-      <w:r>
-        <w:t>Threshold 3: narrow, wide, wide, wide; one disagreement at 3. Threshold 5: narrow, narrow, wide, wide; zero disagreements. Select 5 among these candidates based on these examples only.</w:t>
-      </w:r>
-    </w:p>
-    <w:p>
       <w:pPr>
         <w:pStyle w:val="Heading3"/>
       </w:pPr>
       <w:r>
+        <w:t>Workbook question · W2</w:t>
+      </w:r>
+    </w:p>
+    <w:p>
+      <w:pPr>
+        <w:spacing w:line="336" w:lineRule="auto" w:after="180"/>
+        <w:shd w:fill="F5F1FB"/>
+      </w:pPr>
+      <w:r>
+        <w:rPr>
+          <w:b w:val="0"/>
+        </w:rPr>
+        <w:t xml:space="preserve">Widths 1, 3, 5, 7 have </w:t>
+      </w:r>
+      <w:r>
+        <w:rPr>
+          <w:b/>
+        </w:rPr>
+        <w:t>label</w:t>
+      </w:r>
+      <w:r>
+        <w:rPr>
+          <w:b w:val="0"/>
+        </w:rPr>
+        <w:t xml:space="preserve">s narrow, narrow, wide, wide. For candidates 3 and 5, list all </w:t>
+      </w:r>
+      <w:r>
+        <w:rPr>
+          <w:b/>
+        </w:rPr>
+        <w:t>prediction</w:t>
+      </w:r>
+      <w:r>
+        <w:rPr>
+          <w:b w:val="0"/>
+        </w:rPr>
+        <w:t>s using wide when width is at least the candidate. Count disagreements and select the lower-error candidate.</w:t>
+      </w:r>
+    </w:p>
+    <w:p>
+      <w:pPr>
+        <w:pStyle w:val="Heading3"/>
+      </w:pPr>
+      <w:r>
+        <w:t>Teacher reasoning · W2</w:t>
+      </w:r>
+    </w:p>
+    <w:p>
+      <w:pPr>
+        <w:spacing w:line="336" w:lineRule="auto" w:after="180"/>
+        <w:shd w:fill="F1F6FC"/>
+      </w:pPr>
+      <w:r>
+        <w:rPr>
+          <w:b/>
+        </w:rPr>
+        <w:t>Threshold</w:t>
+      </w:r>
+      <w:r>
+        <w:rPr>
+          <w:b w:val="0"/>
+        </w:rPr>
+        <w:t xml:space="preserve"> 3: narrow, wide, wide, wide; one disagreement at 3. </w:t>
+      </w:r>
+      <w:r>
+        <w:rPr>
+          <w:b/>
+        </w:rPr>
+        <w:t>Threshold</w:t>
+      </w:r>
+      <w:r>
+        <w:rPr>
+          <w:b w:val="0"/>
+        </w:rPr>
+        <w:t xml:space="preserve"> 5: narrow, narrow, wide, wide; zero disagreements. Select 5 among these candidates based on these examples only.</w:t>
+      </w:r>
+    </w:p>
+    <w:p>
+      <w:pPr>
+        <w:pStyle w:val="Heading3"/>
+      </w:pPr>
+      <w:r>
         <w:t>W3 Make a tie visible</w:t>
       </w:r>
     </w:p>
     <w:p>
-      <w:r>
-        <w:t>For the worked widths 2, 4, 6, 8 with labels narrow, narrow, wide, wide, compare thresholds 5 and 6. Give a width where they predict differently. Explain why the four fitting examples cannot decide that case.</w:t>
-      </w:r>
-    </w:p>
-    <w:p>
-      <w:r>
-        <w:t>Both thresholds have zero disagreements. At width 5, threshold 5 predicts wide while threshold 6 predicts narrow. No fitting example is width 5 or otherwise distinguishes these thresholds; their equal fitting score does not establish a unique answer there.</w:t>
-      </w:r>
-    </w:p>
-    <w:p>
       <w:pPr>
         <w:pStyle w:val="Heading3"/>
       </w:pPr>
       <w:r>
+        <w:t>Workbook question · W3</w:t>
+      </w:r>
+    </w:p>
+    <w:p>
+      <w:pPr>
+        <w:spacing w:line="336" w:lineRule="auto" w:after="180"/>
+        <w:shd w:fill="F5F1FB"/>
+      </w:pPr>
+      <w:r>
+        <w:rPr>
+          <w:b w:val="0"/>
+        </w:rPr>
+        <w:t xml:space="preserve">For the worked widths 2, 4, 6, 8 with </w:t>
+      </w:r>
+      <w:r>
+        <w:rPr>
+          <w:b/>
+        </w:rPr>
+        <w:t>label</w:t>
+      </w:r>
+      <w:r>
+        <w:rPr>
+          <w:b w:val="0"/>
+        </w:rPr>
+        <w:t xml:space="preserve">s narrow, narrow, wide, wide, compare </w:t>
+      </w:r>
+      <w:r>
+        <w:rPr>
+          <w:b/>
+        </w:rPr>
+        <w:t>threshold</w:t>
+      </w:r>
+      <w:r>
+        <w:rPr>
+          <w:b w:val="0"/>
+        </w:rPr>
+        <w:t xml:space="preserve">s 5 and 6. Give a width where they predict differently. Explain why the four </w:t>
+      </w:r>
+      <w:r>
+        <w:rPr>
+          <w:b/>
+        </w:rPr>
+        <w:t>fitting</w:t>
+      </w:r>
+      <w:r>
+        <w:rPr>
+          <w:b w:val="0"/>
+        </w:rPr>
+        <w:t xml:space="preserve"> examples cannot decide that case.</w:t>
+      </w:r>
+    </w:p>
+    <w:p>
+      <w:pPr>
+        <w:pStyle w:val="Heading3"/>
+      </w:pPr>
+      <w:r>
+        <w:t>Teacher reasoning · W3</w:t>
+      </w:r>
+    </w:p>
+    <w:p>
+      <w:pPr>
+        <w:spacing w:line="336" w:lineRule="auto" w:after="180"/>
+        <w:shd w:fill="F1F6FC"/>
+      </w:pPr>
+      <w:r>
+        <w:rPr>
+          <w:b w:val="0"/>
+        </w:rPr>
+        <w:t xml:space="preserve">Both </w:t>
+      </w:r>
+      <w:r>
+        <w:rPr>
+          <w:b/>
+        </w:rPr>
+        <w:t>threshold</w:t>
+      </w:r>
+      <w:r>
+        <w:rPr>
+          <w:b w:val="0"/>
+        </w:rPr>
+        <w:t xml:space="preserve">s have zero disagreements. At width 5, </w:t>
+      </w:r>
+      <w:r>
+        <w:rPr>
+          <w:b/>
+        </w:rPr>
+        <w:t>threshold</w:t>
+      </w:r>
+      <w:r>
+        <w:rPr>
+          <w:b w:val="0"/>
+        </w:rPr>
+        <w:t xml:space="preserve"> 5 predicts wide while </w:t>
+      </w:r>
+      <w:r>
+        <w:rPr>
+          <w:b/>
+        </w:rPr>
+        <w:t>threshold</w:t>
+      </w:r>
+      <w:r>
+        <w:rPr>
+          <w:b w:val="0"/>
+        </w:rPr>
+        <w:t xml:space="preserve"> 6 predicts narrow.</w:t>
+      </w:r>
+    </w:p>
+    <w:p>
+      <w:pPr>
+        <w:spacing w:line="336" w:lineRule="auto" w:after="180"/>
+        <w:shd w:fill="F1F6FC"/>
+      </w:pPr>
+      <w:r>
+        <w:rPr>
+          <w:b w:val="0"/>
+        </w:rPr>
+        <w:t xml:space="preserve">No </w:t>
+      </w:r>
+      <w:r>
+        <w:rPr>
+          <w:b/>
+        </w:rPr>
+        <w:t>fitting</w:t>
+      </w:r>
+      <w:r>
+        <w:rPr>
+          <w:b w:val="0"/>
+        </w:rPr>
+        <w:t xml:space="preserve"> example is width 5 or otherwise distinguishes these </w:t>
+      </w:r>
+      <w:r>
+        <w:rPr>
+          <w:b/>
+        </w:rPr>
+        <w:t>threshold</w:t>
+      </w:r>
+      <w:r>
+        <w:rPr>
+          <w:b w:val="0"/>
+        </w:rPr>
+        <w:t xml:space="preserve">s; their equal </w:t>
+      </w:r>
+      <w:r>
+        <w:rPr>
+          <w:b/>
+        </w:rPr>
+        <w:t>fitting</w:t>
+      </w:r>
+      <w:r>
+        <w:rPr>
+          <w:b w:val="0"/>
+        </w:rPr>
+        <w:t xml:space="preserve"> score does not establish a unique answer there.</w:t>
+      </w:r>
+    </w:p>
+    <w:p>
+      <w:pPr>
+        <w:pStyle w:val="Heading3"/>
+      </w:pPr>
+      <w:r>
         <w:t>W4 Fit a new paper classifier</w:t>
       </w:r>
     </w:p>
     <w:p>
-      <w:r>
-        <w:t>A fictional sorting task has lengths 2, 5, 7, 9 cm with labels short, short, long, long. Candidate rules predict long when length is at least 5 or at least 7. List predictions and errors for both, choose one, and predict a new length of 6 before any label is revealed. State one limit of your conclusion.</w:t>
-      </w:r>
-    </w:p>
-    <w:p>
-      <w:r>
-        <w:t>Threshold 5 predicts short, long, long, long: one error at 5. Threshold 7 predicts short, short, long, long: zero errors. Choose 7 and predict short for 6. This fits these supplied labels among these two candidates; the new label, labels at other lengths and general performance are not established.</w:t>
-      </w:r>
-    </w:p>
-    <w:p>
       <w:pPr>
         <w:pStyle w:val="Heading3"/>
       </w:pPr>
       <w:r>
+        <w:t>Workbook question · W4</w:t>
+      </w:r>
+    </w:p>
+    <w:p>
+      <w:pPr>
+        <w:spacing w:line="336" w:lineRule="auto" w:after="180"/>
+        <w:shd w:fill="F5F1FB"/>
+      </w:pPr>
+      <w:r>
+        <w:rPr>
+          <w:b w:val="0"/>
+        </w:rPr>
+        <w:t xml:space="preserve">A fictional sorting task has lengths 2, 5, 7, 9 cm with </w:t>
+      </w:r>
+      <w:r>
+        <w:rPr>
+          <w:b/>
+        </w:rPr>
+        <w:t>label</w:t>
+      </w:r>
+      <w:r>
+        <w:rPr>
+          <w:b w:val="0"/>
+        </w:rPr>
+        <w:t>s short, short, long, long. Candidate rules predict long when length is at least 5 or at least 7.</w:t>
+      </w:r>
+    </w:p>
+    <w:p>
+      <w:pPr>
+        <w:spacing w:line="336" w:lineRule="auto" w:after="180"/>
+        <w:shd w:fill="F5F1FB"/>
+      </w:pPr>
+      <w:r>
+        <w:rPr>
+          <w:b w:val="0"/>
+        </w:rPr>
+        <w:t xml:space="preserve">List </w:t>
+      </w:r>
+      <w:r>
+        <w:rPr>
+          <w:b/>
+        </w:rPr>
+        <w:t>prediction</w:t>
+      </w:r>
+      <w:r>
+        <w:rPr>
+          <w:b w:val="0"/>
+        </w:rPr>
+        <w:t xml:space="preserve">s and errors for both, choose one, and predict a new length of 6 before any </w:t>
+      </w:r>
+      <w:r>
+        <w:rPr>
+          <w:b/>
+        </w:rPr>
+        <w:t>label</w:t>
+      </w:r>
+      <w:r>
+        <w:rPr>
+          <w:b w:val="0"/>
+        </w:rPr>
+        <w:t xml:space="preserve"> is revealed. State one limit of your conclusion.</w:t>
+      </w:r>
+    </w:p>
+    <w:p>
+      <w:pPr>
+        <w:pStyle w:val="Heading3"/>
+      </w:pPr>
+      <w:r>
+        <w:t>Teacher reasoning · W4</w:t>
+      </w:r>
+    </w:p>
+    <w:p>
+      <w:pPr>
+        <w:spacing w:line="336" w:lineRule="auto" w:after="180"/>
+        <w:shd w:fill="F1F6FC"/>
+      </w:pPr>
+      <w:r>
+        <w:rPr>
+          <w:b/>
+        </w:rPr>
+        <w:t>Threshold</w:t>
+      </w:r>
+      <w:r>
+        <w:rPr>
+          <w:b w:val="0"/>
+        </w:rPr>
+        <w:t xml:space="preserve"> 5 predicts short, long, long, long: one error at 5. </w:t>
+      </w:r>
+      <w:r>
+        <w:rPr>
+          <w:b/>
+        </w:rPr>
+        <w:t>Threshold</w:t>
+      </w:r>
+      <w:r>
+        <w:rPr>
+          <w:b w:val="0"/>
+        </w:rPr>
+        <w:t xml:space="preserve"> 7 predicts short, short, long, long: zero errors. Choose 7 and predict short for 6.</w:t>
+      </w:r>
+    </w:p>
+    <w:p>
+      <w:pPr>
+        <w:spacing w:line="336" w:lineRule="auto" w:after="180"/>
+        <w:shd w:fill="F1F6FC"/>
+      </w:pPr>
+      <w:r>
+        <w:rPr>
+          <w:b w:val="0"/>
+        </w:rPr>
+        <w:t xml:space="preserve">This fits these supplied </w:t>
+      </w:r>
+      <w:r>
+        <w:rPr>
+          <w:b/>
+        </w:rPr>
+        <w:t>label</w:t>
+      </w:r>
+      <w:r>
+        <w:rPr>
+          <w:b w:val="0"/>
+        </w:rPr>
+        <w:t xml:space="preserve">s among these two candidates; the new </w:t>
+      </w:r>
+      <w:r>
+        <w:rPr>
+          <w:b/>
+        </w:rPr>
+        <w:t>label</w:t>
+      </w:r>
+      <w:r>
+        <w:rPr>
+          <w:b w:val="0"/>
+        </w:rPr>
+        <w:t xml:space="preserve">, </w:t>
+      </w:r>
+      <w:r>
+        <w:rPr>
+          <w:b/>
+        </w:rPr>
+        <w:t>label</w:t>
+      </w:r>
+      <w:r>
+        <w:rPr>
+          <w:b w:val="0"/>
+        </w:rPr>
+        <w:t>s at other lengths and general performance are not established.</w:t>
+      </w:r>
+    </w:p>
+    <w:p>
+      <w:pPr>
+        <w:pStyle w:val="Heading3"/>
+      </w:pPr>
+      <w:r>
         <w:t>W5 Keep the check honest</w:t>
       </w:r>
     </w:p>
     <w:p>
-      <w:r>
-        <w:t>A learner sees that their final-check card was predicted incorrectly, changes the threshold to match it and reports the same card as an unseen test. Explain the problem and propose a valid next check.</w:t>
-      </w:r>
-    </w:p>
-    <w:p>
-      <w:r>
-        <w:t>The revealed check label influenced the revised threshold, so it became part of development. Record the revision and use a different, unrevealed set after fixing the rule. Do not report the adapted-to case as an independent final test.</w:t>
-      </w:r>
-    </w:p>
-    <w:p>
       <w:pPr>
         <w:pStyle w:val="Heading3"/>
       </w:pPr>
       <w:r>
+        <w:t>Workbook question · W5</w:t>
+      </w:r>
+    </w:p>
+    <w:p>
+      <w:pPr>
+        <w:spacing w:line="336" w:lineRule="auto" w:after="180"/>
+        <w:shd w:fill="F5F1FB"/>
+      </w:pPr>
+      <w:r>
+        <w:rPr>
+          <w:b w:val="0"/>
+        </w:rPr>
+        <w:t xml:space="preserve">A learner sees that their final-check card was predicted incorrectly, changes the </w:t>
+      </w:r>
+      <w:r>
+        <w:rPr>
+          <w:b/>
+        </w:rPr>
+        <w:t>threshold</w:t>
+      </w:r>
+      <w:r>
+        <w:rPr>
+          <w:b w:val="0"/>
+        </w:rPr>
+        <w:t xml:space="preserve"> to match it and reports the same card as an unseen test. Explain the problem and propose a valid next check.</w:t>
+      </w:r>
+    </w:p>
+    <w:p>
+      <w:pPr>
+        <w:pStyle w:val="Heading3"/>
+      </w:pPr>
+      <w:r>
+        <w:t>Teacher reasoning · W5</w:t>
+      </w:r>
+    </w:p>
+    <w:p>
+      <w:pPr>
+        <w:spacing w:line="336" w:lineRule="auto" w:after="180"/>
+        <w:shd w:fill="F1F6FC"/>
+      </w:pPr>
+      <w:r>
+        <w:rPr>
+          <w:b w:val="0"/>
+        </w:rPr>
+        <w:t xml:space="preserve">The revealed check </w:t>
+      </w:r>
+      <w:r>
+        <w:rPr>
+          <w:b/>
+        </w:rPr>
+        <w:t>label</w:t>
+      </w:r>
+      <w:r>
+        <w:rPr>
+          <w:b w:val="0"/>
+        </w:rPr>
+        <w:t xml:space="preserve"> influenced the revised </w:t>
+      </w:r>
+      <w:r>
+        <w:rPr>
+          <w:b/>
+        </w:rPr>
+        <w:t>threshold</w:t>
+      </w:r>
+      <w:r>
+        <w:rPr>
+          <w:b w:val="0"/>
+        </w:rPr>
+        <w:t>, so it became part of development. Record the revision and use a different, unrevealed set after fixing the rule.</w:t>
+      </w:r>
+    </w:p>
+    <w:p>
+      <w:pPr>
+        <w:spacing w:line="336" w:lineRule="auto" w:after="180"/>
+        <w:shd w:fill="F1F6FC"/>
+      </w:pPr>
+      <w:r>
+        <w:rPr>
+          <w:b w:val="0"/>
+        </w:rPr>
+        <w:t>Do not report the adapted-to case as an independent final test.</w:t>
+      </w:r>
+    </w:p>
+    <w:p>
+      <w:pPr>
+        <w:pStyle w:val="Heading3"/>
+      </w:pPr>
+      <w:r>
         <w:t>Assess independent transfer</w:t>
       </w:r>
     </w:p>
     <w:p>
-      <w:r>
-        <w:t>Selected case: A fictional sorting task has lengths 2, 5, 7, 9 cm with labels short, short, long, long. Candidate rules predict long when length is at least 5 or at least 7. List predictions and errors for both, choose one, and predict a new length of 6 before any label is revealed. State one limit of your conclusion.</w:t>
-      </w:r>
-    </w:p>
-    <w:p>
       <w:pPr>
         <w:pStyle w:val="Heading3"/>
       </w:pPr>
       <w:r>
+        <w:t>Independent question · withhold the key</w:t>
+      </w:r>
+    </w:p>
+    <w:p>
+      <w:pPr>
+        <w:spacing w:line="336" w:lineRule="auto" w:after="180"/>
+        <w:shd w:fill="F5F1FB"/>
+      </w:pPr>
+      <w:r>
+        <w:rPr>
+          <w:b w:val="0"/>
+        </w:rPr>
+        <w:t xml:space="preserve">Selected case: A fictional sorting task has lengths 2, 5, 7, 9 cm with </w:t>
+      </w:r>
+      <w:r>
+        <w:rPr>
+          <w:b/>
+        </w:rPr>
+        <w:t>label</w:t>
+      </w:r>
+      <w:r>
+        <w:rPr>
+          <w:b w:val="0"/>
+        </w:rPr>
+        <w:t>s short, short, long, long. Candidate rules predict long when length is at least 5 or at least 7.</w:t>
+      </w:r>
+    </w:p>
+    <w:p>
+      <w:pPr>
+        <w:spacing w:line="336" w:lineRule="auto" w:after="180"/>
+        <w:shd w:fill="F5F1FB"/>
+      </w:pPr>
+      <w:r>
+        <w:rPr>
+          <w:b w:val="0"/>
+        </w:rPr>
+        <w:t xml:space="preserve">List </w:t>
+      </w:r>
+      <w:r>
+        <w:rPr>
+          <w:b/>
+        </w:rPr>
+        <w:t>prediction</w:t>
+      </w:r>
+      <w:r>
+        <w:rPr>
+          <w:b w:val="0"/>
+        </w:rPr>
+        <w:t xml:space="preserve">s and errors for both, choose one, and predict a new length of 6 before any </w:t>
+      </w:r>
+      <w:r>
+        <w:rPr>
+          <w:b/>
+        </w:rPr>
+        <w:t>label</w:t>
+      </w:r>
+      <w:r>
+        <w:rPr>
+          <w:b w:val="0"/>
+        </w:rPr>
+        <w:t xml:space="preserve"> is revealed. State one limit of your conclusion.</w:t>
+      </w:r>
+    </w:p>
+    <w:p>
+      <w:pPr>
+        <w:pStyle w:val="Heading3"/>
+      </w:pPr>
+      <w:r>
         <w:t>Selected case answer</w:t>
       </w:r>
     </w:p>
     <w:p>
-      <w:r>
-        <w:t>Threshold 5 predicts short, long, long, long: one error at 5. Threshold 7 predicts short, short, long, long: zero errors. Choose 7 and predict short for 6. This fits these supplied labels among these two candidates; the new label, labels at other lengths and general performance are not established.</w:t>
+      <w:pPr>
+        <w:pStyle w:val="Heading3"/>
+      </w:pPr>
+      <w:r>
+        <w:t>Teacher key · Selected case answer</w:t>
+      </w:r>
+    </w:p>
+    <w:p>
+      <w:pPr>
+        <w:spacing w:line="336" w:lineRule="auto" w:after="180"/>
+        <w:shd w:fill="F1F6FC"/>
+      </w:pPr>
+      <w:r>
+        <w:rPr>
+          <w:b/>
+        </w:rPr>
+        <w:t>Threshold</w:t>
+      </w:r>
+      <w:r>
+        <w:rPr>
+          <w:b w:val="0"/>
+        </w:rPr>
+        <w:t xml:space="preserve"> 5 predicts short, long, long, long: one error at 5. </w:t>
+      </w:r>
+      <w:r>
+        <w:rPr>
+          <w:b/>
+        </w:rPr>
+        <w:t>Threshold</w:t>
+      </w:r>
+      <w:r>
+        <w:rPr>
+          <w:b w:val="0"/>
+        </w:rPr>
+        <w:t xml:space="preserve"> 7 predicts short, short, long, long: zero errors. Choose 7 and predict short for 6.</w:t>
+      </w:r>
+    </w:p>
+    <w:p>
+      <w:pPr>
+        <w:spacing w:line="336" w:lineRule="auto" w:after="180"/>
+        <w:shd w:fill="F1F6FC"/>
+      </w:pPr>
+      <w:r>
+        <w:rPr>
+          <w:b w:val="0"/>
+        </w:rPr>
+        <w:t xml:space="preserve">This fits these supplied </w:t>
+      </w:r>
+      <w:r>
+        <w:rPr>
+          <w:b/>
+        </w:rPr>
+        <w:t>label</w:t>
+      </w:r>
+      <w:r>
+        <w:rPr>
+          <w:b w:val="0"/>
+        </w:rPr>
+        <w:t xml:space="preserve">s among these two candidates; the new </w:t>
+      </w:r>
+      <w:r>
+        <w:rPr>
+          <w:b/>
+        </w:rPr>
+        <w:t>label</w:t>
+      </w:r>
+      <w:r>
+        <w:rPr>
+          <w:b w:val="0"/>
+        </w:rPr>
+        <w:t xml:space="preserve">, </w:t>
+      </w:r>
+      <w:r>
+        <w:rPr>
+          <w:b/>
+        </w:rPr>
+        <w:t>label</w:t>
+      </w:r>
+      <w:r>
+        <w:rPr>
+          <w:b w:val="0"/>
+        </w:rPr>
+        <w:t>s at other lengths and general performance are not established.</w:t>
       </w:r>
     </w:p>
     <w:tbl>
@@ -2757,21 +6167,77 @@
       </w:tr>
     </w:tbl>
     <w:p>
-      <w:r>
-        <w:t>Record each dimension as not yet, with support, or independent. Accept a valid alternative procedure with a defensible trace. Do not penalise an honestly recorded model failure if the learner correctly explains its evidence and limits.</w:t>
-      </w:r>
-    </w:p>
-    <w:p>
       <w:pPr>
         <w:pStyle w:val="Heading3"/>
       </w:pPr>
       <w:r>
+        <w:t>Teacher key · Selected case answer</w:t>
+      </w:r>
+    </w:p>
+    <w:p>
+      <w:pPr>
+        <w:spacing w:line="336" w:lineRule="auto" w:after="180"/>
+        <w:shd w:fill="F1F6FC"/>
+      </w:pPr>
+      <w:r>
+        <w:rPr>
+          <w:b w:val="0"/>
+        </w:rPr>
+        <w:t>Record each dimension as not yet, with support, or independent. Accept a valid alternative procedure with a defensible trace.</w:t>
+      </w:r>
+    </w:p>
+    <w:p>
+      <w:pPr>
+        <w:spacing w:line="336" w:lineRule="auto" w:after="180"/>
+        <w:shd w:fill="F1F6FC"/>
+      </w:pPr>
+      <w:r>
+        <w:rPr>
+          <w:b w:val="0"/>
+        </w:rPr>
+        <w:t xml:space="preserve">Do not penalise an honestly recorded model failure if the learner correctly explains its </w:t>
+      </w:r>
+      <w:r>
+        <w:rPr>
+          <w:b/>
+        </w:rPr>
+        <w:t>evidence</w:t>
+      </w:r>
+      <w:r>
+        <w:rPr>
+          <w:b w:val="0"/>
+        </w:rPr>
+        <w:t xml:space="preserve"> and limits.</w:t>
+      </w:r>
+    </w:p>
+    <w:p>
+      <w:pPr>
+        <w:pStyle w:val="Heading3"/>
+      </w:pPr>
+      <w:r>
         <w:t>Feedback that the learner uses</w:t>
       </w:r>
     </w:p>
     <w:p>
-      <w:r>
-        <w:t>Name the earliest unsupported step and give one action to repair it. Have the learner make that repair now and explain why. Then assess the relevant skill on a fresh, fully specified case. Confirm it was not previously practised with feedback; solve and check the new case before assigning it. A follow-up design prompt is a starting brief, not automatically an equivalent test.</w:t>
+      <w:pPr>
+        <w:spacing w:line="336" w:lineRule="auto" w:after="180"/>
+      </w:pPr>
+      <w:r>
+        <w:rPr>
+          <w:b w:val="0"/>
+        </w:rPr>
+        <w:t>Name the earliest unsupported step and give one action to repair it. Have the learner make that repair now and explain why. Then assess the relevant skill on a fresh, fully specified case.</w:t>
+      </w:r>
+    </w:p>
+    <w:p>
+      <w:pPr>
+        <w:spacing w:line="336" w:lineRule="auto" w:after="180"/>
+      </w:pPr>
+      <w:r>
+        <w:rPr>
+          <w:b w:val="0"/>
+        </w:rPr>
+        <w:t>Confirm it was not previously practised with feedback; solve and check the new case before assigning it. A follow-up design prompt is a starting brief, not automatically an equivalent test.</w:t>
       </w:r>
     </w:p>
     <w:p>
@@ -2783,11 +6249,74 @@
       </w:r>
     </w:p>
     <w:p>
+      <w:r>
+        <w:t>Connect Rules or Learned Patterns? to Helpful Classroom Sorter, adapt support and plan a later changed-case check.</w:t>
+      </w:r>
+    </w:p>
+    <w:p>
       <w:pPr>
         <w:pStyle w:val="Heading3"/>
       </w:pPr>
       <w:r>
-        <w:t>Connect and extend learning</w:t>
+        <w:t>Helpful Classroom Sorter</w:t>
+      </w:r>
+    </w:p>
+    <w:p>
+      <w:pPr>
+        <w:spacing w:line="336" w:lineRule="auto" w:after="180"/>
+      </w:pPr>
+      <w:r>
+        <w:rPr>
+          <w:b w:val="0"/>
+        </w:rPr>
+        <w:t xml:space="preserve">Draw a fixed-rule version and a learned-pattern version of the Classroom Sorter; state what </w:t>
+      </w:r>
+      <w:r>
+        <w:rPr>
+          <w:b/>
+        </w:rPr>
+        <w:t>evidence</w:t>
+      </w:r>
+      <w:r>
+        <w:rPr>
+          <w:b w:val="0"/>
+        </w:rPr>
+        <w:t xml:space="preserve"> would justify the learned version.</w:t>
+      </w:r>
+    </w:p>
+    <w:p>
+      <w:pPr>
+        <w:spacing w:line="336" w:lineRule="auto" w:after="180"/>
+      </w:pPr>
+      <w:r>
+        <w:rPr>
+          <w:b w:val="0"/>
+        </w:rPr>
+        <w:t xml:space="preserve">Keep the decision, </w:t>
+      </w:r>
+      <w:r>
+        <w:rPr>
+          <w:b/>
+        </w:rPr>
+        <w:t>input</w:t>
+      </w:r>
+      <w:r>
+        <w:rPr>
+          <w:b w:val="0"/>
+        </w:rPr>
+        <w:t xml:space="preserve">, result, explanation and remaining limitation in the project </w:t>
+      </w:r>
+      <w:r>
+        <w:rPr>
+          <w:b/>
+        </w:rPr>
+        <w:t>evidence</w:t>
+      </w:r>
+      <w:r>
+        <w:rPr>
+          <w:b w:val="0"/>
+        </w:rPr>
+        <w:t xml:space="preserve"> record. Retrieve this record next week rather than restarting the project.</w:t>
       </w:r>
     </w:p>
     <w:p>
@@ -2795,17 +6324,54 @@
         <w:pStyle w:val="Heading3"/>
       </w:pPr>
       <w:r>
-        <w:t>Helpful Classroom Sorter</w:t>
-      </w:r>
-    </w:p>
-    <w:p>
-      <w:r>
-        <w:t>Draw a fixed-rule version and a learned-pattern version of the Classroom Sorter; state what evidence would justify the learned version.</w:t>
-      </w:r>
-    </w:p>
-    <w:p>
-      <w:r>
-        <w:t>Keep the decision, input, result, explanation and remaining limitation in the project evidence record. Retrieve this record next week rather than restarting the project.</w:t>
+        <w:t>Support and stretch</w:t>
+      </w:r>
+    </w:p>
+    <w:p>
+      <w:pPr>
+        <w:spacing w:line="336" w:lineRule="auto" w:after="180"/>
+      </w:pPr>
+      <w:r>
+        <w:rPr>
+          <w:b w:val="0"/>
+        </w:rPr>
+        <w:t xml:space="preserve">Use physical cards, spoken explanations and a three-stage drawing. Read aloud without giving the answer. Stretch: compare two </w:t>
+      </w:r>
+      <w:r>
+        <w:rPr>
+          <w:b/>
+        </w:rPr>
+        <w:t>mechanism</w:t>
+      </w:r>
+      <w:r>
+        <w:rPr>
+          <w:b w:val="0"/>
+        </w:rPr>
+        <w:t xml:space="preserve">s with the same visible </w:t>
+      </w:r>
+      <w:r>
+        <w:rPr>
+          <w:b/>
+        </w:rPr>
+        <w:t>output</w:t>
+      </w:r>
+      <w:r>
+        <w:rPr>
+          <w:b w:val="0"/>
+        </w:rPr>
+        <w:t xml:space="preserve"> and explain what </w:t>
+      </w:r>
+      <w:r>
+        <w:rPr>
+          <w:b/>
+        </w:rPr>
+        <w:t>evidence</w:t>
+      </w:r>
+      <w:r>
+        <w:rPr>
+          <w:b w:val="0"/>
+        </w:rPr>
+        <w:t xml:space="preserve"> distinguishes them.</w:t>
       </w:r>
     </w:p>
     <w:p>
@@ -2813,12 +6379,30 @@
         <w:pStyle w:val="Heading3"/>
       </w:pPr>
       <w:r>
-        <w:t>Support and stretch</w:t>
-      </w:r>
-    </w:p>
-    <w:p>
-      <w:r>
-        <w:t>Use physical cards, spoken explanations and a three-stage drawing. Read aloud without giving the answer. Stretch: compare two mechanisms with the same visible output and explain what evidence distinguishes them.</w:t>
+        <w:t>Exit reflection</w:t>
+      </w:r>
+    </w:p>
+    <w:p>
+      <w:pPr>
+        <w:spacing w:line="336" w:lineRule="auto" w:after="180"/>
+      </w:pPr>
+      <w:r>
+        <w:rPr>
+          <w:b w:val="0"/>
+        </w:rPr>
+        <w:t xml:space="preserve">Ask for one decision the learner can now justify and one situation requiring more </w:t>
+      </w:r>
+      <w:r>
+        <w:rPr>
+          <w:b/>
+        </w:rPr>
+        <w:t>evidence</w:t>
+      </w:r>
+      <w:r>
+        <w:rPr>
+          <w:b w:val="0"/>
+        </w:rPr>
+        <w:t xml:space="preserve"> or human review. Confidence ratings are separate from correct independent performance.</w:t>
       </w:r>
     </w:p>
     <w:p>
@@ -2826,12 +6410,30 @@
         <w:pStyle w:val="Heading3"/>
       </w:pPr>
       <w:r>
-        <w:t>Exit reflection</w:t>
-      </w:r>
-    </w:p>
-    <w:p>
-      <w:r>
-        <w:t>Ask for one decision the learner can now justify and one situation requiring more evidence or human review. Confidence ratings are separate from correct independent performance.</w:t>
+        <w:t>Bridge to the next week</w:t>
+      </w:r>
+    </w:p>
+    <w:p>
+      <w:pPr>
+        <w:spacing w:line="336" w:lineRule="auto" w:after="180"/>
+      </w:pPr>
+      <w:r>
+        <w:rPr>
+          <w:b w:val="0"/>
+        </w:rPr>
+        <w:t xml:space="preserve">Next: Week 5: Pictures Become Numbers. Retrieve today’s </w:t>
+      </w:r>
+      <w:r>
+        <w:rPr>
+          <w:b/>
+        </w:rPr>
+        <w:t>evidence</w:t>
+      </w:r>
+      <w:r>
+        <w:rPr>
+          <w:b w:val="0"/>
+        </w:rPr>
+        <w:t xml:space="preserve"> and identify what carries forward and what is new.</w:t>
       </w:r>
     </w:p>
     <w:p>
@@ -2839,12 +6441,182 @@
         <w:pStyle w:val="Heading3"/>
       </w:pPr>
       <w:r>
-        <w:t>Bridge to the next week</w:t>
-      </w:r>
-    </w:p>
-    <w:p>
-      <w:r>
-        <w:t>Next: Week 5: Pictures Become Numbers. Retrieve today’s evidence and identify what carries forward and what is new.</w:t>
+        <w:t>Support and fresh reassessment</w:t>
+      </w:r>
+    </w:p>
+    <w:p>
+      <w:pPr>
+        <w:spacing w:line="336" w:lineRule="auto" w:after="180"/>
+      </w:pPr>
+      <w:r>
+        <w:rPr>
+          <w:b w:val="0"/>
+        </w:rPr>
+        <w:t xml:space="preserve">Use a number line with a closed dot at the </w:t>
+      </w:r>
+      <w:r>
+        <w:rPr>
+          <w:b/>
+        </w:rPr>
+        <w:t>threshold</w:t>
+      </w:r>
+      <w:r>
+        <w:rPr>
+          <w:b w:val="0"/>
+        </w:rPr>
+        <w:t xml:space="preserve"> and arrows to the long or wide region. Permit oral explanation with a completed </w:t>
+      </w:r>
+      <w:r>
+        <w:rPr>
+          <w:b/>
+        </w:rPr>
+        <w:t>prediction</w:t>
+      </w:r>
+      <w:r>
+        <w:rPr>
+          <w:b w:val="0"/>
+        </w:rPr>
+        <w:t xml:space="preserve"> table.</w:t>
+      </w:r>
+    </w:p>
+    <w:p>
+      <w:pPr>
+        <w:spacing w:line="336" w:lineRule="auto" w:after="180"/>
+      </w:pPr>
+      <w:r>
+        <w:rPr>
+          <w:b w:val="0"/>
+        </w:rPr>
+        <w:t xml:space="preserve">Extension: ask learners to find every whole-number </w:t>
+      </w:r>
+      <w:r>
+        <w:rPr>
+          <w:b/>
+        </w:rPr>
+        <w:t>threshold</w:t>
+      </w:r>
+      <w:r>
+        <w:rPr>
+          <w:b w:val="0"/>
+        </w:rPr>
+        <w:t xml:space="preserve"> tied for zero errors in the worked example and explain what a tie-breaking rule does.</w:t>
+      </w:r>
+    </w:p>
+    <w:p>
+      <w:pPr>
+        <w:spacing w:line="336" w:lineRule="auto" w:after="180"/>
+      </w:pPr>
+      <w:r>
+        <w:rPr>
+          <w:b w:val="0"/>
+        </w:rPr>
+        <w:t xml:space="preserve">W4 is secure when both </w:t>
+      </w:r>
+      <w:r>
+        <w:rPr>
+          <w:b/>
+        </w:rPr>
+        <w:t>prediction</w:t>
+      </w:r>
+      <w:r>
+        <w:rPr>
+          <w:b w:val="0"/>
+        </w:rPr>
+        <w:t xml:space="preserve"> lists and counts are correct, </w:t>
+      </w:r>
+      <w:r>
+        <w:rPr>
+          <w:b/>
+        </w:rPr>
+        <w:t>threshold</w:t>
+      </w:r>
+      <w:r>
+        <w:rPr>
+          <w:b w:val="0"/>
+        </w:rPr>
+        <w:t xml:space="preserve"> 7 is selected, length 6 is predicted short and the learner limits the claim to available </w:t>
+      </w:r>
+      <w:r>
+        <w:rPr>
+          <w:b/>
+        </w:rPr>
+        <w:t>evidence</w:t>
+      </w:r>
+      <w:r>
+        <w:rPr>
+          <w:b w:val="0"/>
+        </w:rPr>
+        <w:t>.</w:t>
+      </w:r>
+    </w:p>
+    <w:p>
+      <w:pPr>
+        <w:spacing w:line="336" w:lineRule="auto" w:after="180"/>
+      </w:pPr>
+      <w:r>
+        <w:rPr>
+          <w:b w:val="0"/>
+        </w:rPr>
+        <w:t xml:space="preserve">An arithmetic correction alone is insufficient if the </w:t>
+      </w:r>
+      <w:r>
+        <w:rPr>
+          <w:b/>
+        </w:rPr>
+        <w:t>fitting</w:t>
+      </w:r>
+      <w:r>
+        <w:rPr>
+          <w:b w:val="0"/>
+        </w:rPr>
+        <w:t xml:space="preserve"> versus </w:t>
+      </w:r>
+      <w:r>
+        <w:rPr>
+          <w:b/>
+        </w:rPr>
+        <w:t>prediction</w:t>
+      </w:r>
+      <w:r>
+        <w:rPr>
+          <w:b w:val="0"/>
+        </w:rPr>
+        <w:t xml:space="preserve"> distinction is missing. Retest with different lengths and </w:t>
+      </w:r>
+      <w:r>
+        <w:rPr>
+          <w:b/>
+        </w:rPr>
+        <w:t>threshold</w:t>
+      </w:r>
+      <w:r>
+        <w:rPr>
+          <w:b w:val="0"/>
+        </w:rPr>
+        <w:t>s after reteaching.</w:t>
+      </w:r>
+    </w:p>
+    <w:p>
+      <w:pPr>
+        <w:spacing w:line="336" w:lineRule="auto" w:after="180"/>
+      </w:pPr>
+      <w:r>
+        <w:rPr>
+          <w:b w:val="0"/>
+        </w:rPr>
+        <w:t xml:space="preserve">Week 5 asks how an image becomes numerical </w:t>
+      </w:r>
+      <w:r>
+        <w:rPr>
+          <w:b/>
+        </w:rPr>
+        <w:t>input</w:t>
+      </w:r>
+      <w:r>
+        <w:rPr>
+          <w:b w:val="0"/>
+        </w:rPr>
+        <w:t xml:space="preserve"> and what spatial information must be preserved before a model can use it.</w:t>
       </w:r>
     </w:p>
     <w:p>
@@ -2852,40 +6624,40 @@
         <w:pStyle w:val="Heading3"/>
       </w:pPr>
       <w:r>
-        <w:t>Support and fresh reassessment</w:t>
-      </w:r>
-    </w:p>
-    <w:p>
-      <w:r>
-        <w:t>Use a number line with a closed dot at the threshold and arrows to the long or wide region. Permit oral explanation with a completed prediction table. Extension: ask learners to find every whole-number threshold tied for zero errors in the worked example and explain what a tie-breaking rule does.</w:t>
-      </w:r>
-    </w:p>
-    <w:p>
-      <w:r>
-        <w:t>W4 is secure when both prediction lists and counts are correct, threshold 7 is selected, length 6 is predicted short and the learner limits the claim to available evidence. An arithmetic correction alone is insufficient if the fitting versus prediction distinction is missing. Retest with different lengths and thresholds after reteaching.</w:t>
-      </w:r>
-    </w:p>
-    <w:p>
-      <w:r>
-        <w:t>Week 5 asks how an image becomes numerical input and what spatial information must be preserved before a model can use it.</w:t>
-      </w:r>
-    </w:p>
-    <w:p>
-      <w:pPr>
-        <w:pStyle w:val="Heading3"/>
-      </w:pPr>
-      <w:r>
         <w:t>Plan the delayed return</w:t>
       </w:r>
     </w:p>
     <w:p>
-      <w:r>
+      <w:pPr>
+        <w:spacing w:line="336" w:lineRule="auto" w:after="180"/>
+      </w:pPr>
+      <w:r>
+        <w:rPr>
+          <w:b w:val="0"/>
+        </w:rPr>
         <w:t>Suggested return points in this level: ai-1/5, ai-1/7, ai-1/10. Use actual classroom dates, adjusting for holidays and gaps. One, three and six teaching weeks are scheduling choices, not a claimed optimal spacing.</w:t>
       </w:r>
     </w:p>
     <w:p>
-      <w:r>
-        <w:t>At a delayed check, ask for the idea from memory and a changed application. Compare with the earlier independent response and record support used. For a new level, revisit the previous capstone before checking the new prerequisites.</w:t>
+      <w:pPr>
+        <w:spacing w:line="336" w:lineRule="auto" w:after="180"/>
+      </w:pPr>
+      <w:r>
+        <w:rPr>
+          <w:b w:val="0"/>
+        </w:rPr>
+        <w:t>At a delayed check, ask for the idea from memory and a changed application. Compare with the earlier independent response and record support used.</w:t>
+      </w:r>
+    </w:p>
+    <w:p>
+      <w:pPr>
+        <w:spacing w:line="336" w:lineRule="auto" w:after="180"/>
+      </w:pPr>
+      <w:r>
+        <w:rPr>
+          <w:b w:val="0"/>
+        </w:rPr>
+        <w:t>For a new level, revisit the previous capstone before checking the new prerequisites.</w:t>
       </w:r>
     </w:p>
     <w:tbl>
@@ -3045,8 +6817,26 @@
       </w:tr>
     </w:tbl>
     <w:p>
-      <w:r>
-        <w:t>Use the evidence to choose reteaching or the next step. A completed page, confidence rating or attractive project does not by itself demonstrate understanding.</w:t>
+      <w:pPr>
+        <w:spacing w:line="336" w:lineRule="auto" w:after="180"/>
+      </w:pPr>
+      <w:r>
+        <w:rPr>
+          <w:b w:val="0"/>
+        </w:rPr>
+        <w:t xml:space="preserve">Use the </w:t>
+      </w:r>
+      <w:r>
+        <w:rPr>
+          <w:b/>
+        </w:rPr>
+        <w:t>evidence</w:t>
+      </w:r>
+      <w:r>
+        <w:rPr>
+          <w:b w:val="0"/>
+        </w:rPr>
+        <w:t xml:space="preserve"> to choose reteaching or the next step. A completed page, confidence rating or attractive project does not by itself demonstrate understanding.</w:t>
       </w:r>
     </w:p>
     <w:p>
@@ -3058,7 +6848,13 @@
       </w:r>
     </w:p>
     <w:p>
-      <w:r>
+      <w:pPr>
+        <w:spacing w:line="336" w:lineRule="auto" w:after="180"/>
+      </w:pPr>
+      <w:r>
+        <w:rPr>
+          <w:b w:val="0"/>
+        </w:rPr>
         <w:t>Document whether the sorter’s rules were teacher-written or chosen from examples, retaining candidate errors.</w:t>
       </w:r>
     </w:p>
@@ -3072,12 +6868,62 @@
     </w:p>
     <w:p>
       <w:r>
+        <w:t>Use this preparation summary alongside the detailed Rules or Learned Patterns? lesson; it is a checklist rather than a replacement for the full sequence.</w:t>
+      </w:r>
+    </w:p>
+    <w:p>
+      <w:pPr>
+        <w:pStyle w:val="Heading3"/>
+      </w:pPr>
+      <w:r>
+        <w:t>Teaching target</w:t>
+      </w:r>
+    </w:p>
+    <w:p>
+      <w:pPr>
+        <w:spacing w:line="336" w:lineRule="auto" w:after="180"/>
+        <w:shd w:fill="EDF7F3"/>
+      </w:pPr>
+      <w:r>
+        <w:rPr>
+          <w:b w:val="0"/>
+        </w:rPr>
         <w:t>Teaching target: Execute a stated rule including its boundary</w:t>
       </w:r>
     </w:p>
     <w:p>
-      <w:r>
-        <w:t>Prepare the labelled worked-case picture, the matching workbook, fictional input cards and a place for individual responses. No paid AI account is required for the paper reasoning activities.</w:t>
+      <w:pPr>
+        <w:spacing w:line="336" w:lineRule="auto" w:after="180"/>
+      </w:pPr>
+      <w:r>
+        <w:rPr>
+          <w:b w:val="0"/>
+        </w:rPr>
+        <w:t xml:space="preserve">Prepare the </w:t>
+      </w:r>
+      <w:r>
+        <w:rPr>
+          <w:b/>
+        </w:rPr>
+        <w:t>label</w:t>
+      </w:r>
+      <w:r>
+        <w:rPr>
+          <w:b w:val="0"/>
+        </w:rPr>
+        <w:t xml:space="preserve">led worked-case picture, the matching workbook, fictional </w:t>
+      </w:r>
+      <w:r>
+        <w:rPr>
+          <w:b/>
+        </w:rPr>
+        <w:t>input</w:t>
+      </w:r>
+      <w:r>
+        <w:rPr>
+          <w:b w:val="0"/>
+        </w:rPr>
+        <w:t xml:space="preserve"> cards and a place for individual responses. No paid AI account is required for the paper reasoning activities.</w:t>
       </w:r>
     </w:p>
     <w:tbl>
@@ -3224,37 +7070,266 @@
       </w:tr>
     </w:tbl>
     <w:p>
-      <w:r>
-        <w:t>Before class, solve the supported practice: Widths 1, 3, 5, 7 have labels narrow, narrow, wide, wide. For candidates 3 and 5, list all predictions using wide when width is at least the candidate. Count disagreements and select the lower-error candidate.</w:t>
-      </w:r>
-    </w:p>
-    <w:p>
-      <w:r>
-        <w:t>Reasoned practice answer: Threshold 3: narrow, wide, wide, wide; one disagreement at 3. Threshold 5: narrow, narrow, wide, wide; zero disagreements. Select 5 among these candidates based on these examples only.</w:t>
-      </w:r>
-    </w:p>
-    <w:p>
-      <w:r>
-        <w:t>Check every learner before discussion: Use the worked case for Rules and learned patterns. Proposed explanation: “A learned rule cannot be written simply”. Decide whether this explanation is supported. Point to the step or supplied fact that decides; explain your repair if needed.</w:t>
-      </w:r>
-    </w:p>
-    <w:p>
-      <w:r>
-        <w:t>Misconception repair: The selection procedure can fit a single threshold. Complexity is not the definition of fitting.</w:t>
-      </w:r>
-    </w:p>
-    <w:p>
-      <w:r>
-        <w:t>Support: read the exact case aloud, enlarge the labelled picture, supply input cards and model only the first deciding step. Accept a spoken explanation or drawing; retain the reasoning goal.</w:t>
-      </w:r>
-    </w:p>
-    <w:p>
-      <w:r>
-        <w:t>Extension: Give a new pebble diameter 5 instead of 4. Require a prediction and a reason before comparing. Expected result: The selected rule predicts large. Reason: At least includes equality, so 5 meets the boundary.</w:t>
-      </w:r>
-    </w:p>
-    <w:p>
-      <w:r>
+      <w:pPr>
+        <w:spacing w:line="336" w:lineRule="auto" w:after="180"/>
+      </w:pPr>
+      <w:r>
+        <w:rPr>
+          <w:b w:val="0"/>
+        </w:rPr>
+        <w:t xml:space="preserve">Before class, solve the supported practice: Widths 1, 3, 5, 7 have </w:t>
+      </w:r>
+      <w:r>
+        <w:rPr>
+          <w:b/>
+        </w:rPr>
+        <w:t>label</w:t>
+      </w:r>
+      <w:r>
+        <w:rPr>
+          <w:b w:val="0"/>
+        </w:rPr>
+        <w:t xml:space="preserve">s narrow, narrow, wide, wide. For candidates 3 and 5, list all </w:t>
+      </w:r>
+      <w:r>
+        <w:rPr>
+          <w:b/>
+        </w:rPr>
+        <w:t>prediction</w:t>
+      </w:r>
+      <w:r>
+        <w:rPr>
+          <w:b w:val="0"/>
+        </w:rPr>
+        <w:t>s using wide when width is at least the candidate.</w:t>
+      </w:r>
+    </w:p>
+    <w:p>
+      <w:pPr>
+        <w:spacing w:line="336" w:lineRule="auto" w:after="180"/>
+      </w:pPr>
+      <w:r>
+        <w:rPr>
+          <w:b w:val="0"/>
+        </w:rPr>
+        <w:t>Count disagreements and select the lower-error candidate.</w:t>
+      </w:r>
+    </w:p>
+    <w:p>
+      <w:pPr>
+        <w:pStyle w:val="Heading3"/>
+      </w:pPr>
+      <w:r>
+        <w:t>Supported practice answer</w:t>
+      </w:r>
+    </w:p>
+    <w:p>
+      <w:pPr>
+        <w:spacing w:line="336" w:lineRule="auto" w:after="180"/>
+        <w:shd w:fill="F1F6FC"/>
+      </w:pPr>
+      <w:r>
+        <w:rPr>
+          <w:b w:val="0"/>
+        </w:rPr>
+        <w:t xml:space="preserve">Reasoned practice answer: </w:t>
+      </w:r>
+      <w:r>
+        <w:rPr>
+          <w:b/>
+        </w:rPr>
+        <w:t>Threshold</w:t>
+      </w:r>
+      <w:r>
+        <w:rPr>
+          <w:b w:val="0"/>
+        </w:rPr>
+        <w:t xml:space="preserve"> 3: narrow, wide, wide, wide; one disagreement at 3. </w:t>
+      </w:r>
+      <w:r>
+        <w:rPr>
+          <w:b/>
+        </w:rPr>
+        <w:t>Threshold</w:t>
+      </w:r>
+      <w:r>
+        <w:rPr>
+          <w:b w:val="0"/>
+        </w:rPr>
+        <w:t xml:space="preserve"> 5: narrow, narrow, wide, wide; zero disagreements. Select 5 among these candidates based on these examples only.</w:t>
+      </w:r>
+    </w:p>
+    <w:p>
+      <w:pPr>
+        <w:spacing w:line="336" w:lineRule="auto" w:after="180"/>
+      </w:pPr>
+      <w:r>
+        <w:rPr>
+          <w:b w:val="0"/>
+        </w:rPr>
+        <w:t xml:space="preserve">Check every learner before discussion: Use the worked case for Rules and </w:t>
+      </w:r>
+      <w:r>
+        <w:rPr>
+          <w:b/>
+        </w:rPr>
+        <w:t>learned pattern</w:t>
+      </w:r>
+      <w:r>
+        <w:rPr>
+          <w:b w:val="0"/>
+        </w:rPr>
+        <w:t>s. Proposed explanation: “A learned rule cannot be written simply”. Decide whether this explanation is supported.</w:t>
+      </w:r>
+    </w:p>
+    <w:p>
+      <w:pPr>
+        <w:spacing w:line="336" w:lineRule="auto" w:after="180"/>
+      </w:pPr>
+      <w:r>
+        <w:rPr>
+          <w:b w:val="0"/>
+        </w:rPr>
+        <w:t>Point to the step or supplied fact that decides; explain your repair if needed.</w:t>
+      </w:r>
+    </w:p>
+    <w:p>
+      <w:pPr>
+        <w:pStyle w:val="Heading3"/>
+      </w:pPr>
+      <w:r>
+        <w:t>Repair the misconception</w:t>
+      </w:r>
+    </w:p>
+    <w:p>
+      <w:pPr>
+        <w:spacing w:line="336" w:lineRule="auto" w:after="180"/>
+        <w:shd w:fill="FFF5E6"/>
+      </w:pPr>
+      <w:r>
+        <w:rPr>
+          <w:b w:val="0"/>
+        </w:rPr>
+        <w:t xml:space="preserve">Misconception repair: The selection procedure can fit a single </w:t>
+      </w:r>
+      <w:r>
+        <w:rPr>
+          <w:b/>
+        </w:rPr>
+        <w:t>threshold</w:t>
+      </w:r>
+      <w:r>
+        <w:rPr>
+          <w:b w:val="0"/>
+        </w:rPr>
+        <w:t xml:space="preserve">. Complexity is not the definition of </w:t>
+      </w:r>
+      <w:r>
+        <w:rPr>
+          <w:b/>
+        </w:rPr>
+        <w:t>fitting</w:t>
+      </w:r>
+      <w:r>
+        <w:rPr>
+          <w:b w:val="0"/>
+        </w:rPr>
+        <w:t>.</w:t>
+      </w:r>
+    </w:p>
+    <w:p>
+      <w:pPr>
+        <w:pStyle w:val="Heading3"/>
+      </w:pPr>
+      <w:r>
+        <w:t>Support without giving away the answer</w:t>
+      </w:r>
+    </w:p>
+    <w:p>
+      <w:pPr>
+        <w:spacing w:line="336" w:lineRule="auto" w:after="180"/>
+        <w:shd w:fill="F1F6F8"/>
+      </w:pPr>
+      <w:r>
+        <w:rPr>
+          <w:b w:val="0"/>
+        </w:rPr>
+        <w:t xml:space="preserve">Support: read the exact case aloud, enlarge the </w:t>
+      </w:r>
+      <w:r>
+        <w:rPr>
+          <w:b/>
+        </w:rPr>
+        <w:t>label</w:t>
+      </w:r>
+      <w:r>
+        <w:rPr>
+          <w:b w:val="0"/>
+        </w:rPr>
+        <w:t xml:space="preserve">led picture, supply </w:t>
+      </w:r>
+      <w:r>
+        <w:rPr>
+          <w:b/>
+        </w:rPr>
+        <w:t>input</w:t>
+      </w:r>
+      <w:r>
+        <w:rPr>
+          <w:b w:val="0"/>
+        </w:rPr>
+        <w:t xml:space="preserve"> cards and model only the first deciding step. Accept a spoken explanation or drawing; retain the reasoning goal.</w:t>
+      </w:r>
+    </w:p>
+    <w:p>
+      <w:pPr>
+        <w:pStyle w:val="Heading3"/>
+      </w:pPr>
+      <w:r>
+        <w:t>Extend the reasoning</w:t>
+      </w:r>
+    </w:p>
+    <w:p>
+      <w:pPr>
+        <w:spacing w:line="336" w:lineRule="auto" w:after="180"/>
+        <w:shd w:fill="F5F1FB"/>
+      </w:pPr>
+      <w:r>
+        <w:rPr>
+          <w:b w:val="0"/>
+        </w:rPr>
+        <w:t xml:space="preserve">Extension: Give a new pebble diameter 5 instead of 4. Require a </w:t>
+      </w:r>
+      <w:r>
+        <w:rPr>
+          <w:b/>
+        </w:rPr>
+        <w:t>prediction</w:t>
+      </w:r>
+      <w:r>
+        <w:rPr>
+          <w:b w:val="0"/>
+        </w:rPr>
+        <w:t xml:space="preserve"> and a reason before comparing. Expected result: The selected rule predicts large. Reason: At least includes equality, so 5 meets the boundary.</w:t>
+      </w:r>
+    </w:p>
+    <w:p>
+      <w:pPr>
+        <w:pStyle w:val="Heading3"/>
+      </w:pPr>
+      <w:r>
+        <w:t>Protect the independent attempt</w:t>
+      </w:r>
+    </w:p>
+    <w:p>
+      <w:pPr>
+        <w:spacing w:line="336" w:lineRule="auto" w:after="180"/>
+        <w:shd w:fill="FFF5E6"/>
+      </w:pPr>
+      <w:r>
+        <w:rPr>
+          <w:b w:val="0"/>
+        </w:rPr>
         <w:t>Independent assessment: withhold the reserved answer until the learner has attempted the new case. Record support separately from correctness.</w:t>
       </w:r>
     </w:p>
@@ -3443,13 +7518,58 @@
       </w:tr>
     </w:tbl>
     <w:p>
-      <w:r>
-        <w:t>Project checkpoint: Frame the need. Name the user, the problem, allowed inputs and a safe simple starting method.</w:t>
-      </w:r>
-    </w:p>
-    <w:p>
-      <w:r>
-        <w:t>Use the weekly teacher answer for topic-specific reasoning. A saved progress tick is an activity record; judge mastery from the learner’s explanation and evidence.</w:t>
+      <w:pPr>
+        <w:pStyle w:val="Heading3"/>
+      </w:pPr>
+      <w:r>
+        <w:t>Project checkpoint</w:t>
+      </w:r>
+    </w:p>
+    <w:p>
+      <w:pPr>
+        <w:spacing w:line="336" w:lineRule="auto" w:after="180"/>
+        <w:shd w:fill="EDF7F3"/>
+      </w:pPr>
+      <w:r>
+        <w:rPr>
+          <w:b w:val="0"/>
+        </w:rPr>
+        <w:t xml:space="preserve">Project checkpoint: Frame the need. Name the user, the problem, allowed </w:t>
+      </w:r>
+      <w:r>
+        <w:rPr>
+          <w:b/>
+        </w:rPr>
+        <w:t>input</w:t>
+      </w:r>
+      <w:r>
+        <w:rPr>
+          <w:b w:val="0"/>
+        </w:rPr>
+        <w:t>s and a safe simple starting method.</w:t>
+      </w:r>
+    </w:p>
+    <w:p>
+      <w:pPr>
+        <w:spacing w:line="336" w:lineRule="auto" w:after="180"/>
+      </w:pPr>
+      <w:r>
+        <w:rPr>
+          <w:b w:val="0"/>
+        </w:rPr>
+        <w:t xml:space="preserve">Use the weekly teacher answer for topic-specific reasoning. A saved progress tick is an activity record; judge mastery from the learner’s explanation and </w:t>
+      </w:r>
+      <w:r>
+        <w:rPr>
+          <w:b/>
+        </w:rPr>
+        <w:t>evidence</w:t>
+      </w:r>
+      <w:r>
+        <w:rPr>
+          <w:b w:val="0"/>
+        </w:rPr>
+        <w:t>.</w:t>
       </w:r>
     </w:p>
     <w:p>
@@ -3462,27 +7582,1111 @@
     </w:p>
     <w:p>
       <w:r>
-        <w:t>Use the two formative questions as supported practice, not as independent mastery scores. Discuss the deciding evidence rather than accepting a guessed selection.</w:t>
-      </w:r>
-    </w:p>
-    <w:p>
-      <w:r>
+        <w:t>Use feedback, earlier review and portfolios purposefully. Apply the coding routine only when this lesson has an executable lab.</w:t>
+      </w:r>
+    </w:p>
+    <w:p>
+      <w:pPr>
+        <w:spacing w:line="336" w:lineRule="auto" w:after="180"/>
+      </w:pPr>
+      <w:r>
+        <w:rPr>
+          <w:b w:val="0"/>
+        </w:rPr>
+        <w:t xml:space="preserve">Use the two formative questions as supported practice, not as independent mastery scores. Discuss the deciding </w:t>
+      </w:r>
+      <w:r>
+        <w:rPr>
+          <w:b/>
+        </w:rPr>
+        <w:t>evidence</w:t>
+      </w:r>
+      <w:r>
+        <w:rPr>
+          <w:b w:val="0"/>
+        </w:rPr>
+        <w:t xml:space="preserve"> rather than accepting a guessed selection.</w:t>
+      </w:r>
+    </w:p>
+    <w:p>
+      <w:pPr>
+        <w:spacing w:line="336" w:lineRule="auto" w:after="180"/>
+      </w:pPr>
+      <w:r>
+        <w:rPr>
+          <w:b w:val="0"/>
+        </w:rPr>
         <w:t>The feedback comes from the reviewed public worked case. Do not reveal the separately reserved independent teacher answer until the learner has attempted that case.</w:t>
       </w:r>
     </w:p>
     <w:p>
-      <w:r>
-        <w:t>Ask students to predict before running code. Preserve errors and actual outputs; collect a changed test and an explanation. The branch-boundary and indexing lessons deliberately include failure cases.</w:t>
-      </w:r>
-    </w:p>
-    <w:p>
-      <w:r>
+      <w:pPr>
+        <w:pStyle w:val="Heading3"/>
+      </w:pPr>
+      <w:r>
+        <w:t>For later coding lessons</w:t>
+      </w:r>
+    </w:p>
+    <w:p>
+      <w:r>
+        <w:t>This week has no code block. Use this routine when a later lesson includes an executable lab.</w:t>
+      </w:r>
+    </w:p>
+    <w:p>
+      <w:pPr>
+        <w:spacing w:line="336" w:lineRule="auto" w:after="180"/>
+        <w:shd w:fill="F1F6F8"/>
+      </w:pPr>
+      <w:r>
+        <w:rPr>
+          <w:b w:val="0"/>
+        </w:rPr>
+        <w:t xml:space="preserve">Ask students to predict before running code. Preserve errors and actual </w:t>
+      </w:r>
+      <w:r>
+        <w:rPr>
+          <w:b/>
+        </w:rPr>
+        <w:t>output</w:t>
+      </w:r>
+      <w:r>
+        <w:rPr>
+          <w:b w:val="0"/>
+        </w:rPr>
+        <w:t>s; collect a changed test and an explanation. The branch-boundary and indexing lessons deliberately include failure cases.</w:t>
+      </w:r>
+    </w:p>
+    <w:p>
+      <w:pPr>
+        <w:spacing w:line="336" w:lineRule="auto" w:after="180"/>
+      </w:pPr>
+      <w:r>
+        <w:rPr>
+          <w:b w:val="0"/>
+        </w:rPr>
         <w:t>Use the earlier worked-explanation links to address a specific missing building block, then return to the current question. Adapt this suggestion after observing the learner; it is not an automatic diagnosis.</w:t>
       </w:r>
     </w:p>
     <w:p>
-      <w:r>
-        <w:t>Collect the completed-work portfolio as evidence. Record support separately from correctness, and assess explanation, trace/test and limitations. Progress ticks and quiz selections alone do not establish mastery.</w:t>
+      <w:pPr>
+        <w:spacing w:line="336" w:lineRule="auto" w:after="180"/>
+      </w:pPr>
+      <w:r>
+        <w:rPr>
+          <w:b w:val="0"/>
+        </w:rPr>
+        <w:t xml:space="preserve">Collect the completed-work portfolio as </w:t>
+      </w:r>
+      <w:r>
+        <w:rPr>
+          <w:b/>
+        </w:rPr>
+        <w:t>evidence</w:t>
+      </w:r>
+      <w:r>
+        <w:rPr>
+          <w:b w:val="0"/>
+        </w:rPr>
+        <w:t>. Record support separately from correctness, and assess explanation, trace/test and limitations. Progress ticks and quiz selections alone do not establish mastery.</w:t>
+      </w:r>
+    </w:p>
+    <w:p>
+      <w:pPr>
+        <w:pStyle w:val="Heading1"/>
+      </w:pPr>
+      <w:r>
+        <w:t>09. Visual concept journey</w:t>
+      </w:r>
+    </w:p>
+    <w:p>
+      <w:r>
+        <w:t>Show one Rules or Learned Patterns? graphic at a time, request a prediction and discuss its trace before the independent assessment.</w:t>
+      </w:r>
+    </w:p>
+    <w:p>
+      <w:pPr>
+        <w:spacing w:line="336" w:lineRule="auto" w:after="180"/>
+      </w:pPr>
+      <w:r>
+        <w:rPr>
+          <w:b w:val="0"/>
+        </w:rPr>
+        <w:t xml:space="preserve">Use one picture at a time. Hide a worked result before asking for a </w:t>
+      </w:r>
+      <w:r>
+        <w:rPr>
+          <w:b/>
+        </w:rPr>
+        <w:t>prediction</w:t>
+      </w:r>
+      <w:r>
+        <w:rPr>
+          <w:b w:val="0"/>
+        </w:rPr>
+        <w:t>, then reveal it for feedback. These are supported teaching cases; retain the separate independent assessment for a fresh first attempt.</w:t>
+      </w:r>
+    </w:p>
+    <w:p>
+      <w:pPr>
+        <w:pStyle w:val="Heading3"/>
+      </w:pPr>
+      <w:r>
+        <w:t>01. Rules or Learned Patterns?: the case</w:t>
+      </w:r>
+    </w:p>
+    <w:p>
+      <w:r>
+        <w:drawing>
+          <wp:inline xmlns:a="http://schemas.openxmlformats.org/drawingml/2006/main" xmlns:pic="http://schemas.openxmlformats.org/drawingml/2006/picture">
+            <wp:extent cx="5486400" cy="2834640"/>
+            <wp:docPr id="3" name="Picture 3" descr="A fictional paper sorter learns a size boundary for toy pebbles. Supplied facts: Training diameters are 1,3,5,7 cm with labels small,small,large,large. Compare large-at-least-3 with large-at-least-5; choose fewer errors."/>
+            <wp:cNvGraphicFramePr>
+              <a:graphicFrameLocks noChangeAspect="1"/>
+            </wp:cNvGraphicFramePr>
+            <a:graphic>
+              <a:graphicData uri="http://schemas.openxmlformats.org/drawingml/2006/picture">
+                <pic:pic>
+                  <pic:nvPicPr>
+                    <pic:cNvPr id="0" name="academy-story-ai-1-4-01.png"/>
+                    <pic:cNvPicPr/>
+                  </pic:nvPicPr>
+                  <pic:blipFill>
+                    <a:blip r:embed="rId11"/>
+                    <a:stretch>
+                      <a:fillRect/>
+                    </a:stretch>
+                  </pic:blipFill>
+                  <pic:spPr>
+                    <a:xfrm>
+                      <a:off x="0" y="0"/>
+                      <a:ext cx="5486400" cy="2834640"/>
+                    </a:xfrm>
+                    <a:prstGeom prst="rect"/>
+                  </pic:spPr>
+                </pic:pic>
+              </a:graphicData>
+            </a:graphic>
+          </wp:inline>
+        </w:drawing>
+      </w:r>
+    </w:p>
+    <w:p>
+      <w:pPr>
+        <w:spacing w:line="336" w:lineRule="auto" w:after="180"/>
+      </w:pPr>
+      <w:r>
+        <w:rPr>
+          <w:b w:val="0"/>
+        </w:rPr>
+        <w:t xml:space="preserve">A fictional paper sorter learns a size boundary for toy pebbles. Supplied facts: </w:t>
+      </w:r>
+      <w:r>
+        <w:rPr>
+          <w:b/>
+        </w:rPr>
+        <w:t>Training</w:t>
+      </w:r>
+      <w:r>
+        <w:rPr>
+          <w:b w:val="0"/>
+        </w:rPr>
+        <w:t xml:space="preserve"> diameters are 1,3,5,7 cm with </w:t>
+      </w:r>
+      <w:r>
+        <w:rPr>
+          <w:b/>
+        </w:rPr>
+        <w:t>label</w:t>
+      </w:r>
+      <w:r>
+        <w:rPr>
+          <w:b w:val="0"/>
+        </w:rPr>
+        <w:t>s small,small,large,large. Compare large-at-least-3 with large-at-least-5; choose fewer errors.</w:t>
+      </w:r>
+    </w:p>
+    <w:p>
+      <w:pPr>
+        <w:spacing w:line="336" w:lineRule="auto" w:after="180"/>
+        <w:shd w:fill="F5F1FB"/>
+      </w:pPr>
+      <w:r>
+        <w:rPr>
+          <w:b w:val="0"/>
+        </w:rPr>
+        <w:t>Point to the given fact that matters most. Explain why it matters.</w:t>
+      </w:r>
+    </w:p>
+    <w:p>
+      <w:pPr>
+        <w:pStyle w:val="Heading3"/>
+      </w:pPr>
+      <w:r>
+        <w:t>Discuss while showing the picture</w:t>
+      </w:r>
+    </w:p>
+    <w:p>
+      <w:pPr>
+        <w:spacing w:line="336" w:lineRule="auto" w:after="180"/>
+        <w:shd w:fill="F1F6F8"/>
+      </w:pPr>
+      <w:r>
+        <w:rPr>
+          <w:b w:val="0"/>
+        </w:rPr>
+        <w:t xml:space="preserve">Teacher prompt: Point to the given fact that matters most. Explain why it matters. Ask learners to describe one </w:t>
+      </w:r>
+      <w:r>
+        <w:rPr>
+          <w:b/>
+        </w:rPr>
+        <w:t>label</w:t>
+      </w:r>
+      <w:r>
+        <w:rPr>
+          <w:b w:val="0"/>
+        </w:rPr>
+        <w:t xml:space="preserve"> or arrow in ordinary words. Use the adjacent transcript if the image is difficult to see.</w:t>
+      </w:r>
+    </w:p>
+    <w:p>
+      <w:pPr>
+        <w:pStyle w:val="Heading3"/>
+      </w:pPr>
+      <w:r>
+        <w:t>02. Follow the deciding steps</w:t>
+      </w:r>
+    </w:p>
+    <w:p>
+      <w:r>
+        <w:drawing>
+          <wp:inline xmlns:a="http://schemas.openxmlformats.org/drawingml/2006/main" xmlns:pic="http://schemas.openxmlformats.org/drawingml/2006/picture">
+            <wp:extent cx="5486400" cy="4005072"/>
+            <wp:docPr id="4" name="Picture 4" descr="Training examples: Diameters 1,3,5,7 have reference labels S,S,L,L. → Candidate 3: Predictions S,L,L,L: one disagreement at 3. → Candidate 5: Predictions S,S,L,L: zero disagreements. → New pebble: Selected boundary 5 predicts small for a new diameter 4."/>
+            <wp:cNvGraphicFramePr>
+              <a:graphicFrameLocks noChangeAspect="1"/>
+            </wp:cNvGraphicFramePr>
+            <a:graphic>
+              <a:graphicData uri="http://schemas.openxmlformats.org/drawingml/2006/picture">
+                <pic:pic>
+                  <pic:nvPicPr>
+                    <pic:cNvPr id="0" name="academy-story-ai-1-4-02.png"/>
+                    <pic:cNvPicPr/>
+                  </pic:nvPicPr>
+                  <pic:blipFill>
+                    <a:blip r:embed="rId12"/>
+                    <a:stretch>
+                      <a:fillRect/>
+                    </a:stretch>
+                  </pic:blipFill>
+                  <pic:spPr>
+                    <a:xfrm>
+                      <a:off x="0" y="0"/>
+                      <a:ext cx="5486400" cy="4005072"/>
+                    </a:xfrm>
+                    <a:prstGeom prst="rect"/>
+                  </pic:spPr>
+                </pic:pic>
+              </a:graphicData>
+            </a:graphic>
+          </wp:inline>
+        </w:drawing>
+      </w:r>
+    </w:p>
+    <w:p>
+      <w:pPr>
+        <w:spacing w:line="336" w:lineRule="auto" w:after="180"/>
+      </w:pPr>
+      <w:r>
+        <w:rPr>
+          <w:b/>
+        </w:rPr>
+        <w:t>Training</w:t>
+      </w:r>
+      <w:r>
+        <w:rPr>
+          <w:b w:val="0"/>
+        </w:rPr>
+        <w:t xml:space="preserve"> examples: Diameters 1,3,5,7 have reference </w:t>
+      </w:r>
+      <w:r>
+        <w:rPr>
+          <w:b/>
+        </w:rPr>
+        <w:t>label</w:t>
+      </w:r>
+      <w:r>
+        <w:rPr>
+          <w:b w:val="0"/>
+        </w:rPr>
+        <w:t xml:space="preserve">s S,S,L,L. → Candidate 3: </w:t>
+      </w:r>
+      <w:r>
+        <w:rPr>
+          <w:b/>
+        </w:rPr>
+        <w:t>Prediction</w:t>
+      </w:r>
+      <w:r>
+        <w:rPr>
+          <w:b w:val="0"/>
+        </w:rPr>
+        <w:t xml:space="preserve">s S,L,L,L: one disagreement at 3. → Candidate 5: </w:t>
+      </w:r>
+      <w:r>
+        <w:rPr>
+          <w:b/>
+        </w:rPr>
+        <w:t>Prediction</w:t>
+      </w:r>
+      <w:r>
+        <w:rPr>
+          <w:b w:val="0"/>
+        </w:rPr>
+        <w:t>s S,S,L,L: zero disagreements. → New pebble: Selected boundary 5 predicts small for a new diameter 4.</w:t>
+      </w:r>
+    </w:p>
+    <w:p>
+      <w:pPr>
+        <w:spacing w:line="336" w:lineRule="auto" w:after="180"/>
+        <w:shd w:fill="F5F1FB"/>
+      </w:pPr>
+      <w:r>
+        <w:rPr>
+          <w:b w:val="0"/>
+        </w:rPr>
+        <w:t xml:space="preserve">Point to each numbered stage and explain which recorded </w:t>
+      </w:r>
+      <w:r>
+        <w:rPr>
+          <w:b/>
+        </w:rPr>
+        <w:t>input</w:t>
+      </w:r>
+      <w:r>
+        <w:rPr>
+          <w:b w:val="0"/>
+        </w:rPr>
+        <w:t xml:space="preserve"> it uses.</w:t>
+      </w:r>
+    </w:p>
+    <w:p>
+      <w:pPr>
+        <w:pStyle w:val="Heading3"/>
+      </w:pPr>
+      <w:r>
+        <w:t>Discuss while showing the picture</w:t>
+      </w:r>
+    </w:p>
+    <w:p>
+      <w:pPr>
+        <w:spacing w:line="336" w:lineRule="auto" w:after="180"/>
+        <w:shd w:fill="F1F6F8"/>
+      </w:pPr>
+      <w:r>
+        <w:rPr>
+          <w:b w:val="0"/>
+        </w:rPr>
+        <w:t xml:space="preserve">Teacher prompt: Point to each numbered stage and explain which recorded </w:t>
+      </w:r>
+      <w:r>
+        <w:rPr>
+          <w:b/>
+        </w:rPr>
+        <w:t>input</w:t>
+      </w:r>
+      <w:r>
+        <w:rPr>
+          <w:b w:val="0"/>
+        </w:rPr>
+        <w:t xml:space="preserve"> it uses. Ask learners to describe one </w:t>
+      </w:r>
+      <w:r>
+        <w:rPr>
+          <w:b/>
+        </w:rPr>
+        <w:t>label</w:t>
+      </w:r>
+      <w:r>
+        <w:rPr>
+          <w:b w:val="0"/>
+        </w:rPr>
+        <w:t xml:space="preserve"> or arrow in ordinary words. Use the adjacent transcript if the image is difficult to see.</w:t>
+      </w:r>
+    </w:p>
+    <w:p>
+      <w:pPr>
+        <w:pStyle w:val="Heading3"/>
+      </w:pPr>
+      <w:r>
+        <w:t>03. Training errors by candidate boundary</w:t>
+      </w:r>
+    </w:p>
+    <w:p>
+      <w:r>
+        <w:drawing>
+          <wp:inline xmlns:a="http://schemas.openxmlformats.org/drawingml/2006/main" xmlns:pic="http://schemas.openxmlformats.org/drawingml/2006/picture">
+            <wp:extent cx="5486400" cy="2834640"/>
+            <wp:docPr id="5" name="Picture 5" descr="Training errors by candidate boundary. Units: disagreements. Boundary 3: 1. Boundary 5: 0."/>
+            <wp:cNvGraphicFramePr>
+              <a:graphicFrameLocks noChangeAspect="1"/>
+            </wp:cNvGraphicFramePr>
+            <a:graphic>
+              <a:graphicData uri="http://schemas.openxmlformats.org/drawingml/2006/picture">
+                <pic:pic>
+                  <pic:nvPicPr>
+                    <pic:cNvPr id="0" name="academy-story-ai-1-4-03.png"/>
+                    <pic:cNvPicPr/>
+                  </pic:nvPicPr>
+                  <pic:blipFill>
+                    <a:blip r:embed="rId13"/>
+                    <a:stretch>
+                      <a:fillRect/>
+                    </a:stretch>
+                  </pic:blipFill>
+                  <pic:spPr>
+                    <a:xfrm>
+                      <a:off x="0" y="0"/>
+                      <a:ext cx="5486400" cy="2834640"/>
+                    </a:xfrm>
+                    <a:prstGeom prst="rect"/>
+                  </pic:spPr>
+                </pic:pic>
+              </a:graphicData>
+            </a:graphic>
+          </wp:inline>
+        </w:drawing>
+      </w:r>
+    </w:p>
+    <w:p>
+      <w:pPr>
+        <w:spacing w:line="336" w:lineRule="auto" w:after="180"/>
+      </w:pPr>
+      <w:r>
+        <w:rPr>
+          <w:b/>
+        </w:rPr>
+        <w:t>Training</w:t>
+      </w:r>
+      <w:r>
+        <w:rPr>
+          <w:b w:val="0"/>
+        </w:rPr>
+        <w:t xml:space="preserve"> errors by candidate boundary. Units: disagreements. Boundary 3: 1. Boundary 5: 0.</w:t>
+      </w:r>
+    </w:p>
+    <w:p>
+      <w:pPr>
+        <w:spacing w:line="336" w:lineRule="auto" w:after="180"/>
+        <w:shd w:fill="F5F1FB"/>
+      </w:pPr>
+      <w:r>
+        <w:rPr>
+          <w:b w:val="0"/>
+        </w:rPr>
+        <w:t xml:space="preserve">Read the </w:t>
+      </w:r>
+      <w:r>
+        <w:rPr>
+          <w:b/>
+        </w:rPr>
+        <w:t>label</w:t>
+      </w:r>
+      <w:r>
+        <w:rPr>
+          <w:b w:val="0"/>
+        </w:rPr>
+        <w:t>s and values. Explain the relationship the model shows.</w:t>
+      </w:r>
+    </w:p>
+    <w:p>
+      <w:pPr>
+        <w:pStyle w:val="Heading3"/>
+      </w:pPr>
+      <w:r>
+        <w:t>Discuss while showing the picture</w:t>
+      </w:r>
+    </w:p>
+    <w:p>
+      <w:pPr>
+        <w:spacing w:line="336" w:lineRule="auto" w:after="180"/>
+        <w:shd w:fill="F1F6F8"/>
+      </w:pPr>
+      <w:r>
+        <w:rPr>
+          <w:b w:val="0"/>
+        </w:rPr>
+        <w:t xml:space="preserve">Teacher prompt: Read the </w:t>
+      </w:r>
+      <w:r>
+        <w:rPr>
+          <w:b/>
+        </w:rPr>
+        <w:t>label</w:t>
+      </w:r>
+      <w:r>
+        <w:rPr>
+          <w:b w:val="0"/>
+        </w:rPr>
+        <w:t xml:space="preserve">s and values. Explain the relationship the model shows. Ask learners to describe one </w:t>
+      </w:r>
+      <w:r>
+        <w:rPr>
+          <w:b/>
+        </w:rPr>
+        <w:t>label</w:t>
+      </w:r>
+      <w:r>
+        <w:rPr>
+          <w:b w:val="0"/>
+        </w:rPr>
+        <w:t xml:space="preserve"> or arrow in ordinary words. Use the adjacent transcript if the image is difficult to see.</w:t>
+      </w:r>
+    </w:p>
+    <w:p>
+      <w:pPr>
+        <w:spacing w:line="336" w:lineRule="auto" w:after="180"/>
+        <w:shd w:fill="F1F6F8"/>
+      </w:pPr>
+      <w:r>
+        <w:rPr>
+          <w:b w:val="0"/>
+        </w:rPr>
+        <w:t>Check row/column meanings, units and denominators before discussing a difference. Supplied toy values are not real class or model results.</w:t>
+      </w:r>
+    </w:p>
+    <w:p>
+      <w:pPr>
+        <w:pStyle w:val="Heading3"/>
+      </w:pPr>
+      <w:r>
+        <w:t>04. Change one thing. Trace what follows.</w:t>
+      </w:r>
+    </w:p>
+    <w:p>
+      <w:r>
+        <w:drawing>
+          <wp:inline xmlns:a="http://schemas.openxmlformats.org/drawingml/2006/main" xmlns:pic="http://schemas.openxmlformats.org/drawingml/2006/picture">
+            <wp:extent cx="5486400" cy="3026664"/>
+            <wp:docPr id="6" name="Picture 6" descr="Original case: Selected boundary 5 predicts small for a new diameter 4. Changed condition: Give a new pebble diameter 5 instead of 4. Expected result: The selected rule predicts large. Reason: At least includes equality, so 5 meets the boundary."/>
+            <wp:cNvGraphicFramePr>
+              <a:graphicFrameLocks noChangeAspect="1"/>
+            </wp:cNvGraphicFramePr>
+            <a:graphic>
+              <a:graphicData uri="http://schemas.openxmlformats.org/drawingml/2006/picture">
+                <pic:pic>
+                  <pic:nvPicPr>
+                    <pic:cNvPr id="0" name="academy-story-ai-1-4-04.png"/>
+                    <pic:cNvPicPr/>
+                  </pic:nvPicPr>
+                  <pic:blipFill>
+                    <a:blip r:embed="rId14"/>
+                    <a:stretch>
+                      <a:fillRect/>
+                    </a:stretch>
+                  </pic:blipFill>
+                  <pic:spPr>
+                    <a:xfrm>
+                      <a:off x="0" y="0"/>
+                      <a:ext cx="5486400" cy="3026664"/>
+                    </a:xfrm>
+                    <a:prstGeom prst="rect"/>
+                  </pic:spPr>
+                </pic:pic>
+              </a:graphicData>
+            </a:graphic>
+          </wp:inline>
+        </w:drawing>
+      </w:r>
+    </w:p>
+    <w:p>
+      <w:pPr>
+        <w:spacing w:line="336" w:lineRule="auto" w:after="180"/>
+      </w:pPr>
+      <w:r>
+        <w:rPr>
+          <w:b w:val="0"/>
+        </w:rPr>
+        <w:t>Original case: Selected boundary 5 predicts small for a new diameter 4. Changed condition: Give a new pebble diameter 5 instead of 4. Expected result: The selected rule predicts large.</w:t>
+      </w:r>
+    </w:p>
+    <w:p>
+      <w:pPr>
+        <w:spacing w:line="336" w:lineRule="auto" w:after="180"/>
+      </w:pPr>
+      <w:r>
+        <w:rPr>
+          <w:b w:val="0"/>
+        </w:rPr>
+        <w:t>Reason: At least includes equality, so 5 meets the boundary.</w:t>
+      </w:r>
+    </w:p>
+    <w:p>
+      <w:pPr>
+        <w:spacing w:line="336" w:lineRule="auto" w:after="180"/>
+        <w:shd w:fill="F5F1FB"/>
+      </w:pPr>
+      <w:r>
+        <w:rPr>
+          <w:b w:val="0"/>
+        </w:rPr>
+        <w:t>Predict before checking the worked changed-case result. Name what changed and what the supplied facts allow you to conclude.</w:t>
+      </w:r>
+    </w:p>
+    <w:p>
+      <w:pPr>
+        <w:pStyle w:val="Heading3"/>
+      </w:pPr>
+      <w:r>
+        <w:t>Discuss while showing the picture</w:t>
+      </w:r>
+    </w:p>
+    <w:p>
+      <w:pPr>
+        <w:spacing w:line="336" w:lineRule="auto" w:after="180"/>
+        <w:shd w:fill="F1F6F8"/>
+      </w:pPr>
+      <w:r>
+        <w:rPr>
+          <w:b w:val="0"/>
+        </w:rPr>
+        <w:t xml:space="preserve">Teacher prompt: Predict before checking the worked changed-case result. Name what changed and what the supplied facts allow you to conclude. Ask learners to describe one </w:t>
+      </w:r>
+      <w:r>
+        <w:rPr>
+          <w:b/>
+        </w:rPr>
+        <w:t>label</w:t>
+      </w:r>
+      <w:r>
+        <w:rPr>
+          <w:b w:val="0"/>
+        </w:rPr>
+        <w:t xml:space="preserve"> or arrow in ordinary words.</w:t>
+      </w:r>
+    </w:p>
+    <w:p>
+      <w:pPr>
+        <w:spacing w:line="336" w:lineRule="auto" w:after="180"/>
+        <w:shd w:fill="F1F6F8"/>
+      </w:pPr>
+      <w:r>
+        <w:rPr>
+          <w:b w:val="0"/>
+        </w:rPr>
+        <w:t>Use the adjacent transcript if the image is difficult to see. Changed-case reasoning: At least includes equality, so 5 meets the boundary.</w:t>
+      </w:r>
+    </w:p>
+    <w:p>
+      <w:pPr>
+        <w:pStyle w:val="Heading3"/>
+      </w:pPr>
+      <w:r>
+        <w:t>05. Connect the explanation to its limit</w:t>
+      </w:r>
+    </w:p>
+    <w:p>
+      <w:r>
+        <w:drawing>
+          <wp:inline xmlns:a="http://schemas.openxmlformats.org/drawingml/2006/main" xmlns:pic="http://schemas.openxmlformats.org/drawingml/2006/picture">
+            <wp:extent cx="5486400" cy="2834640"/>
+            <wp:docPr id="7" name="Picture 7" descr="The learning procedure compares candidate rules against supplied examples and selects boundary 5. Applying that boundary to diameter 4 is a later prediction step. An explicit threshold can be selected from data; being easy to write does not make its origin unknowable. Limit: Zero training disagreements do not prove every future pebble receives the correct label."/>
+            <wp:cNvGraphicFramePr>
+              <a:graphicFrameLocks noChangeAspect="1"/>
+            </wp:cNvGraphicFramePr>
+            <a:graphic>
+              <a:graphicData uri="http://schemas.openxmlformats.org/drawingml/2006/picture">
+                <pic:pic>
+                  <pic:nvPicPr>
+                    <pic:cNvPr id="0" name="academy-story-ai-1-4-05.png"/>
+                    <pic:cNvPicPr/>
+                  </pic:nvPicPr>
+                  <pic:blipFill>
+                    <a:blip r:embed="rId15"/>
+                    <a:stretch>
+                      <a:fillRect/>
+                    </a:stretch>
+                  </pic:blipFill>
+                  <pic:spPr>
+                    <a:xfrm>
+                      <a:off x="0" y="0"/>
+                      <a:ext cx="5486400" cy="2834640"/>
+                    </a:xfrm>
+                    <a:prstGeom prst="rect"/>
+                  </pic:spPr>
+                </pic:pic>
+              </a:graphicData>
+            </a:graphic>
+          </wp:inline>
+        </w:drawing>
+      </w:r>
+    </w:p>
+    <w:p>
+      <w:pPr>
+        <w:spacing w:line="336" w:lineRule="auto" w:after="180"/>
+      </w:pPr>
+      <w:r>
+        <w:rPr>
+          <w:b w:val="0"/>
+        </w:rPr>
+        <w:t xml:space="preserve">The learning procedure compares candidate rules against supplied examples and selects boundary 5. Applying that boundary to diameter 4 is a later </w:t>
+      </w:r>
+      <w:r>
+        <w:rPr>
+          <w:b/>
+        </w:rPr>
+        <w:t>prediction</w:t>
+      </w:r>
+      <w:r>
+        <w:rPr>
+          <w:b w:val="0"/>
+        </w:rPr>
+        <w:t xml:space="preserve"> step.</w:t>
+      </w:r>
+    </w:p>
+    <w:p>
+      <w:pPr>
+        <w:spacing w:line="336" w:lineRule="auto" w:after="180"/>
+      </w:pPr>
+      <w:r>
+        <w:rPr>
+          <w:b w:val="0"/>
+        </w:rPr>
+        <w:t xml:space="preserve">An explicit </w:t>
+      </w:r>
+      <w:r>
+        <w:rPr>
+          <w:b/>
+        </w:rPr>
+        <w:t>threshold</w:t>
+      </w:r>
+      <w:r>
+        <w:rPr>
+          <w:b w:val="0"/>
+        </w:rPr>
+        <w:t xml:space="preserve"> can be selected from data; being easy to write does not make its origin unknowable. Limit: Zero </w:t>
+      </w:r>
+      <w:r>
+        <w:rPr>
+          <w:b/>
+        </w:rPr>
+        <w:t>training</w:t>
+      </w:r>
+      <w:r>
+        <w:rPr>
+          <w:b w:val="0"/>
+        </w:rPr>
+        <w:t xml:space="preserve"> disagreements do not prove every future pebble receives the correct </w:t>
+      </w:r>
+      <w:r>
+        <w:rPr>
+          <w:b/>
+        </w:rPr>
+        <w:t>label</w:t>
+      </w:r>
+      <w:r>
+        <w:rPr>
+          <w:b w:val="0"/>
+        </w:rPr>
+        <w:t>.</w:t>
+      </w:r>
+    </w:p>
+    <w:p>
+      <w:pPr>
+        <w:spacing w:line="336" w:lineRule="auto" w:after="180"/>
+        <w:shd w:fill="F5F1FB"/>
+      </w:pPr>
+      <w:r>
+        <w:rPr>
+          <w:b w:val="0"/>
+        </w:rPr>
+        <w:t>Explain the case, then point to a limit on the claim.</w:t>
+      </w:r>
+    </w:p>
+    <w:p>
+      <w:pPr>
+        <w:pStyle w:val="Heading3"/>
+      </w:pPr>
+      <w:r>
+        <w:t>Discuss while showing the picture</w:t>
+      </w:r>
+    </w:p>
+    <w:p>
+      <w:pPr>
+        <w:spacing w:line="336" w:lineRule="auto" w:after="180"/>
+        <w:shd w:fill="F1F6F8"/>
+      </w:pPr>
+      <w:r>
+        <w:rPr>
+          <w:b w:val="0"/>
+        </w:rPr>
+        <w:t xml:space="preserve">Teacher prompt: Explain the case, then point to a limit on the claim. Ask learners to describe one </w:t>
+      </w:r>
+      <w:r>
+        <w:rPr>
+          <w:b/>
+        </w:rPr>
+        <w:t>label</w:t>
+      </w:r>
+      <w:r>
+        <w:rPr>
+          <w:b w:val="0"/>
+        </w:rPr>
+        <w:t xml:space="preserve"> or arrow in ordinary words. Use the adjacent transcript if the image is difficult to see.</w:t>
+      </w:r>
+    </w:p>
+    <w:p>
+      <w:pPr>
+        <w:spacing w:line="336" w:lineRule="auto" w:after="180"/>
+        <w:shd w:fill="F1F6F8"/>
+      </w:pPr>
+      <w:r>
+        <w:rPr>
+          <w:b w:val="0"/>
+        </w:rPr>
+        <w:t xml:space="preserve">Keep the stated scope: Zero </w:t>
+      </w:r>
+      <w:r>
+        <w:rPr>
+          <w:b/>
+        </w:rPr>
+        <w:t>training</w:t>
+      </w:r>
+      <w:r>
+        <w:rPr>
+          <w:b w:val="0"/>
+        </w:rPr>
+        <w:t xml:space="preserve"> disagreements do not prove every future pebble receives the correct </w:t>
+      </w:r>
+      <w:r>
+        <w:rPr>
+          <w:b/>
+        </w:rPr>
+        <w:t>label</w:t>
+      </w:r>
+      <w:r>
+        <w:rPr>
+          <w:b w:val="0"/>
+        </w:rPr>
+        <w:t>.</w:t>
+      </w:r>
+    </w:p>
+    <w:p>
+      <w:pPr>
+        <w:pStyle w:val="Heading3"/>
+      </w:pPr>
+      <w:r>
+        <w:t>06. Make the idea visible in your project</w:t>
+      </w:r>
+    </w:p>
+    <w:p>
+      <w:r>
+        <w:drawing>
+          <wp:inline xmlns:a="http://schemas.openxmlformats.org/drawingml/2006/main" xmlns:pic="http://schemas.openxmlformats.org/drawingml/2006/picture">
+            <wp:extent cx="5486400" cy="3380232"/>
+            <wp:docPr id="8" name="Picture 8" descr="Document whether the sorter’s rules were teacher-written or chosen from examples, retaining candidate errors. Draw your input, deciding step, result and limit. Supported question: Show which stage used labels and which stage used only the new measurement."/>
+            <wp:cNvGraphicFramePr>
+              <a:graphicFrameLocks noChangeAspect="1"/>
+            </wp:cNvGraphicFramePr>
+            <a:graphic>
+              <a:graphicData uri="http://schemas.openxmlformats.org/drawingml/2006/picture">
+                <pic:pic>
+                  <pic:nvPicPr>
+                    <pic:cNvPr id="0" name="academy-story-ai-1-4-06.png"/>
+                    <pic:cNvPicPr/>
+                  </pic:nvPicPr>
+                  <pic:blipFill>
+                    <a:blip r:embed="rId16"/>
+                    <a:stretch>
+                      <a:fillRect/>
+                    </a:stretch>
+                  </pic:blipFill>
+                  <pic:spPr>
+                    <a:xfrm>
+                      <a:off x="0" y="0"/>
+                      <a:ext cx="5486400" cy="3380232"/>
+                    </a:xfrm>
+                    <a:prstGeom prst="rect"/>
+                  </pic:spPr>
+                </pic:pic>
+              </a:graphicData>
+            </a:graphic>
+          </wp:inline>
+        </w:drawing>
+      </w:r>
+    </w:p>
+    <w:p>
+      <w:pPr>
+        <w:spacing w:line="336" w:lineRule="auto" w:after="180"/>
+      </w:pPr>
+      <w:r>
+        <w:rPr>
+          <w:b w:val="0"/>
+        </w:rPr>
+        <w:t xml:space="preserve">Document whether the sorter’s rules were teacher-written or chosen from examples, retaining candidate errors. Draw your </w:t>
+      </w:r>
+      <w:r>
+        <w:rPr>
+          <w:b/>
+        </w:rPr>
+        <w:t>input</w:t>
+      </w:r>
+      <w:r>
+        <w:rPr>
+          <w:b w:val="0"/>
+        </w:rPr>
+        <w:t>, deciding step, result and limit.</w:t>
+      </w:r>
+    </w:p>
+    <w:p>
+      <w:pPr>
+        <w:spacing w:line="336" w:lineRule="auto" w:after="180"/>
+      </w:pPr>
+      <w:r>
+        <w:rPr>
+          <w:b w:val="0"/>
+        </w:rPr>
+        <w:t xml:space="preserve">Supported question: Show which stage used </w:t>
+      </w:r>
+      <w:r>
+        <w:rPr>
+          <w:b/>
+        </w:rPr>
+        <w:t>label</w:t>
+      </w:r>
+      <w:r>
+        <w:rPr>
+          <w:b w:val="0"/>
+        </w:rPr>
+        <w:t>s and which stage used only the new measurement.</w:t>
+      </w:r>
+    </w:p>
+    <w:p>
+      <w:pPr>
+        <w:spacing w:line="336" w:lineRule="auto" w:after="180"/>
+        <w:shd w:fill="F5F1FB"/>
+      </w:pPr>
+      <w:r>
+        <w:rPr>
+          <w:b w:val="0"/>
+        </w:rPr>
+        <w:t xml:space="preserve">Draw your project trace and justify the deciding step using </w:t>
+      </w:r>
+      <w:r>
+        <w:rPr>
+          <w:b/>
+        </w:rPr>
+        <w:t>evidence</w:t>
+      </w:r>
+      <w:r>
+        <w:rPr>
+          <w:b w:val="0"/>
+        </w:rPr>
+        <w:t>.</w:t>
+      </w:r>
+    </w:p>
+    <w:p>
+      <w:pPr>
+        <w:pStyle w:val="Heading3"/>
+      </w:pPr>
+      <w:r>
+        <w:t>Discuss while showing the picture</w:t>
+      </w:r>
+    </w:p>
+    <w:p>
+      <w:pPr>
+        <w:spacing w:line="336" w:lineRule="auto" w:after="180"/>
+        <w:shd w:fill="F1F6F8"/>
+      </w:pPr>
+      <w:r>
+        <w:rPr>
+          <w:b w:val="0"/>
+        </w:rPr>
+        <w:t xml:space="preserve">Teacher prompt: Draw your project trace and justify the deciding step using </w:t>
+      </w:r>
+      <w:r>
+        <w:rPr>
+          <w:b/>
+        </w:rPr>
+        <w:t>evidence</w:t>
+      </w:r>
+      <w:r>
+        <w:rPr>
+          <w:b w:val="0"/>
+        </w:rPr>
+        <w:t xml:space="preserve">. Ask learners to describe one </w:t>
+      </w:r>
+      <w:r>
+        <w:rPr>
+          <w:b/>
+        </w:rPr>
+        <w:t>label</w:t>
+      </w:r>
+      <w:r>
+        <w:rPr>
+          <w:b w:val="0"/>
+        </w:rPr>
+        <w:t xml:space="preserve"> or arrow in ordinary words. Use the adjacent transcript if the image is difficult to see.</w:t>
+      </w:r>
+    </w:p>
+    <w:p>
+      <w:pPr>
+        <w:spacing w:line="336" w:lineRule="auto" w:after="180"/>
+        <w:shd w:fill="F1F6F8"/>
+      </w:pPr>
+      <w:r>
+        <w:rPr>
+          <w:b w:val="0"/>
+        </w:rPr>
+        <w:t xml:space="preserve">Supported practice key: Selection used all four </w:t>
+      </w:r>
+      <w:r>
+        <w:rPr>
+          <w:b/>
+        </w:rPr>
+        <w:t>training</w:t>
+      </w:r>
+      <w:r>
+        <w:rPr>
+          <w:b w:val="0"/>
+        </w:rPr>
+        <w:t xml:space="preserve"> </w:t>
+      </w:r>
+      <w:r>
+        <w:rPr>
+          <w:b/>
+        </w:rPr>
+        <w:t>label</w:t>
+      </w:r>
+      <w:r>
+        <w:rPr>
+          <w:b w:val="0"/>
+        </w:rPr>
+        <w:t xml:space="preserve">s. The new </w:t>
+      </w:r>
+      <w:r>
+        <w:rPr>
+          <w:b/>
+        </w:rPr>
+        <w:t>prediction</w:t>
+      </w:r>
+      <w:r>
+        <w:rPr>
+          <w:b w:val="0"/>
+        </w:rPr>
+        <w:t xml:space="preserve"> compares diameter with 5 without seeing its reference </w:t>
+      </w:r>
+      <w:r>
+        <w:rPr>
+          <w:b/>
+        </w:rPr>
+        <w:t>label</w:t>
+      </w:r>
+      <w:r>
+        <w:rPr>
+          <w:b w:val="0"/>
+        </w:rPr>
+        <w:t>.</w:t>
       </w:r>
     </w:p>
     <w:sectPr>

--- a/downloads/teacher/ai-1-week-04.docx
+++ b/downloads/teacher/ai-1-week-04.docx
@@ -125,7 +125,7 @@
           </w:tcPr>
           <w:p>
             <w:r>
-              <w:t>Sections 1–6; record the brief recall in the workbook.</w:t>
+              <w:t>Use Your mission, Notice the evidence, See how it works, Compare the cases, Words that unlock the idea and Follow a worked example; record the brief recall in the workbook.</w:t>
             </w:r>
           </w:p>
         </w:tc>
@@ -157,7 +157,7 @@
           </w:tcPr>
           <w:p>
             <w:r>
-              <w:t>Sections 7–10; use the matching workbook W2 and misconception check.</w:t>
+              <w:t>Use Find and repair a mistake, Practise together, Run the investigation and Build your understanding; use the matching workbook W2 and misconception check.</w:t>
             </w:r>
           </w:p>
         </w:tc>
@@ -189,7 +189,7 @@
           </w:tcPr>
           <w:p>
             <w:r>
-              <w:t>Sections 9 and 11–14. Give extra time to finish the full task set; use Section 15 when the week includes a coding lab.</w:t>
+              <w:t>Use Run the investigation, Connect your project, Show what you know, Study a complete case and Try a new case independently. Allow extra time for the full task set. Use a coding lab only when this week actually provides one; Your lesson route is the planning section.</w:t>
             </w:r>
           </w:p>
         </w:tc>
@@ -6999,7 +6999,7 @@
           </w:tcPr>
           <w:p>
             <w:r>
-              <w:t>Sections 1–6; record the brief recall in the workbook.</w:t>
+              <w:t>Use Your mission, Notice the evidence, See how it works, Compare the cases, Words that unlock the idea and Follow a worked example; record the brief recall in the workbook.</w:t>
             </w:r>
           </w:p>
         </w:tc>
@@ -7031,7 +7031,7 @@
           </w:tcPr>
           <w:p>
             <w:r>
-              <w:t>Sections 7–10; use the matching workbook W2 and misconception check.</w:t>
+              <w:t>Use Find and repair a mistake, Practise together, Run the investigation and Build your understanding; use the matching workbook W2 and misconception check.</w:t>
             </w:r>
           </w:p>
         </w:tc>
@@ -7063,7 +7063,7 @@
           </w:tcPr>
           <w:p>
             <w:r>
-              <w:t>Sections 9 and 11–14. Give extra time to finish the full task set; use Section 15 when the week includes a coding lab.</w:t>
+              <w:t>Use Run the investigation, Connect your project, Show what you know, Study a complete case and Try a new case independently. Allow extra time for the full task set. Use a coding lab only when this week actually provides one; Your lesson route is the planning section.</w:t>
             </w:r>
           </w:p>
         </w:tc>
